--- a/CFIHOS_CQ.docx
+++ b/CFIHOS_CQ.docx
@@ -1,12 +1,9 @@
 
 <file path=word/document.xml><?xml version="1.0" encoding="utf-8"?>
-<w:document xmlns:o="urn:schemas-microsoft-com:office:office" xmlns:r="http://schemas.openxmlformats.org/officeDocument/2006/relationships" xmlns:v="urn:schemas-microsoft-com:vml" xmlns:w="http://schemas.openxmlformats.org/wordprocessingml/2006/main" xmlns:w10="urn:schemas-microsoft-com:office:word" xmlns:wp="http://schemas.openxmlformats.org/drawingml/2006/wordprocessingDrawing" xmlns:wps="http://schemas.microsoft.com/office/word/2010/wordprocessingShape" xmlns:wpg="http://schemas.microsoft.com/office/word/2010/wordprocessingGroup" xmlns:mc="http://schemas.openxmlformats.org/markup-compatibility/2006" xmlns:wp14="http://schemas.microsoft.com/office/word/2010/wordprocessingDrawing" xmlns:w14="http://schemas.microsoft.com/office/word/2010/wordml" xmlns:w15="http://schemas.microsoft.com/office/word/2012/wordml" mc:Ignorable="w14 wp14 w15">
+<w:document xmlns:wpc="http://schemas.microsoft.com/office/word/2010/wordprocessingCanvas" xmlns:cx="http://schemas.microsoft.com/office/drawing/2014/chartex" xmlns:cx1="http://schemas.microsoft.com/office/drawing/2015/9/8/chartex" xmlns:cx2="http://schemas.microsoft.com/office/drawing/2015/10/21/chartex" xmlns:cx3="http://schemas.microsoft.com/office/drawing/2016/5/9/chartex" xmlns:cx4="http://schemas.microsoft.com/office/drawing/2016/5/10/chartex" xmlns:cx5="http://schemas.microsoft.com/office/drawing/2016/5/11/chartex" xmlns:cx6="http://schemas.microsoft.com/office/drawing/2016/5/12/chartex" xmlns:cx7="http://schemas.microsoft.com/office/drawing/2016/5/13/chartex" xmlns:cx8="http://schemas.microsoft.com/office/drawing/2016/5/14/chartex" xmlns:mc="http://schemas.openxmlformats.org/markup-compatibility/2006" xmlns:aink="http://schemas.microsoft.com/office/drawing/2016/ink" xmlns:am3d="http://schemas.microsoft.com/office/drawing/2017/model3d" xmlns:o="urn:schemas-microsoft-com:office:office" xmlns:oel="http://schemas.microsoft.com/office/2019/extlst" xmlns:r="http://schemas.openxmlformats.org/officeDocument/2006/relationships" xmlns:m="http://schemas.openxmlformats.org/officeDocument/2006/math" xmlns:v="urn:schemas-microsoft-com:vml" xmlns:wp14="http://schemas.microsoft.com/office/word/2010/wordprocessingDrawing" xmlns:wp="http://schemas.openxmlformats.org/drawingml/2006/wordprocessingDrawing" xmlns:w10="urn:schemas-microsoft-com:office:word" xmlns:w="http://schemas.openxmlformats.org/wordprocessingml/2006/main" xmlns:w14="http://schemas.microsoft.com/office/word/2010/wordml" xmlns:w15="http://schemas.microsoft.com/office/word/2012/wordml" xmlns:w16cex="http://schemas.microsoft.com/office/word/2018/wordml/cex" xmlns:w16cid="http://schemas.microsoft.com/office/word/2016/wordml/cid" xmlns:w16="http://schemas.microsoft.com/office/word/2018/wordml" xmlns:w16du="http://schemas.microsoft.com/office/word/2023/wordml/word16du" xmlns:w16sdtdh="http://schemas.microsoft.com/office/word/2020/wordml/sdtdatahash" xmlns:w16sdtfl="http://schemas.microsoft.com/office/word/2024/wordml/sdtformatlock" xmlns:w16se="http://schemas.microsoft.com/office/word/2015/wordml/symex" xmlns:wpg="http://schemas.microsoft.com/office/word/2010/wordprocessingGroup" xmlns:wpi="http://schemas.microsoft.com/office/word/2010/wordprocessingInk" xmlns:wne="http://schemas.microsoft.com/office/word/2006/wordml" xmlns:wps="http://schemas.microsoft.com/office/word/2010/wordprocessingShape" mc:Ignorable="w14 w15 w16se w16cid w16 w16cex w16sdtdh w16sdtfl w16du wp14">
   <w:body>
     <w:p>
       <w:pPr>
-        <w:pStyle w:val="Normal"/>
-        <w:bidi w:val="0"/>
-        <w:jc w:val="start"/>
         <w:rPr>
           <w:b/>
           <w:bCs/>
@@ -22,30 +19,17 @@
     </w:p>
     <w:p>
       <w:pPr>
-        <w:pStyle w:val="Normal"/>
-        <w:bidi w:val="0"/>
-        <w:jc w:val="start"/>
         <w:rPr>
           <w:b/>
           <w:bCs/>
         </w:rPr>
       </w:pPr>
-      <w:r>
-        <w:rPr>
-          <w:b/>
-          <w:bCs/>
-        </w:rPr>
-      </w:r>
     </w:p>
     <w:p>
       <w:pPr>
-        <w:pStyle w:val="Normal"/>
-        <w:bidi w:val="0"/>
-        <w:jc w:val="start"/>
-        <w:rPr>
-          <w:b/>
-          <w:bCs/>
-          <w:i/>
+        <w:rPr>
+          <w:b/>
+          <w:bCs/>
           <w:i/>
           <w:iCs/>
         </w:rPr>
@@ -57,27 +41,24 @@
           <w:i/>
           <w:iCs/>
         </w:rPr>
-        <w:t>Response: 496</w:t>
-      </w:r>
-      <w:r>
+        <w:t>Response: 4960</w:t>
+      </w:r>
+    </w:p>
+    <w:p>
+      <w:pPr>
         <w:rPr>
           <w:b/>
           <w:bCs/>
           <w:i/>
           <w:iCs/>
         </w:rPr>
-        <w:t>0</w:t>
-      </w:r>
+      </w:pPr>
     </w:p>
     <w:p>
       <w:pPr>
-        <w:pStyle w:val="Normal"/>
-        <w:bidi w:val="0"/>
-        <w:jc w:val="start"/>
-        <w:rPr>
-          <w:b/>
-          <w:bCs/>
-          <w:i/>
+        <w:rPr>
+          <w:b/>
+          <w:bCs/>
           <w:i/>
           <w:iCs/>
         </w:rPr>
@@ -89,58 +70,23 @@
           <w:i/>
           <w:iCs/>
         </w:rPr>
-      </w:r>
-    </w:p>
-    <w:p>
-      <w:pPr>
-        <w:pStyle w:val="Normal"/>
-        <w:bidi w:val="0"/>
-        <w:jc w:val="start"/>
-        <w:rPr>
-          <w:b/>
-          <w:bCs/>
-          <w:i/>
-          <w:i/>
-          <w:iCs/>
-        </w:rPr>
-      </w:pPr>
-      <w:r>
-        <w:rPr>
-          <w:b/>
-          <w:bCs/>
-          <w:i/>
-          <w:iCs/>
-        </w:rPr>
         <w:t>SPARQL query:</w:t>
       </w:r>
     </w:p>
-    <w:p>
-      <w:pPr>
-        <w:pStyle w:val="Normal"/>
-        <w:bidi w:val="0"/>
-        <w:jc w:val="start"/>
-        <w:rPr/>
-      </w:pPr>
-      <w:r>
-        <w:rPr/>
-      </w:r>
-    </w:p>
-    <w:p>
-      <w:pPr>
-        <w:pStyle w:val="Normal"/>
-        <w:bidi w:val="0"/>
-        <w:jc w:val="start"/>
-        <w:rPr/>
-      </w:pPr>
-      <w:r>
-        <w:rPr/>
+    <w:p/>
+    <w:p>
+      <w:r>
+        <w:rPr>
+          <w:noProof/>
+        </w:rPr>
         <mc:AlternateContent>
           <mc:Choice Requires="wps">
             <w:drawing>
-              <wp:inline distT="0" distB="0" distL="0" distR="0">
+              <wp:inline distT="0" distB="0" distL="0" distR="0" wp14:anchorId="1FC7F719" wp14:editId="555F3BCB">
                 <wp:extent cx="5411470" cy="1160780"/>
                 <wp:effectExtent l="0" t="0" r="0" b="0"/>
                 <wp:docPr id="1" name="Marco de texto 1"/>
+                <wp:cNvGraphicFramePr/>
                 <a:graphic xmlns:a="http://schemas.openxmlformats.org/drawingml/2006/main">
                   <a:graphicData uri="http://schemas.microsoft.com/office/word/2010/wordprocessingShape">
                     <wps:wsp>
@@ -159,9 +105,15 @@
                         </a:ln>
                       </wps:spPr>
                       <wps:style>
-                        <a:lnRef idx="0"/>
-                        <a:fillRef idx="0"/>
-                        <a:effectRef idx="0"/>
+                        <a:lnRef idx="0">
+                          <a:scrgbClr r="0" g="0" b="0"/>
+                        </a:lnRef>
+                        <a:fillRef idx="0">
+                          <a:scrgbClr r="0" g="0" b="0"/>
+                        </a:fillRef>
+                        <a:effectRef idx="0">
+                          <a:scrgbClr r="0" g="0" b="0"/>
+                        </a:effectRef>
                         <a:fontRef idx="minor"/>
                       </wps:style>
                       <wps:txbx>
@@ -169,93 +121,82 @@
                           <w:p>
                             <w:pPr>
                               <w:pStyle w:val="Contenidodelmarco"/>
-                              <w:overflowPunct w:val="true"/>
-                              <w:bidi w:val="0"/>
+                              <w:rPr>
+                                <w:color w:val="000000"/>
+                              </w:rPr>
+                            </w:pPr>
+                            <w:r>
+                              <w:rPr>
+                                <w:color w:val="000000"/>
+                              </w:rPr>
+                              <w:t>PREFIX rdf: &lt;http://www.w3.org/1999/02/22-rdf-syntax-ns#&gt;</w:t>
+                            </w:r>
+                          </w:p>
+                          <w:p>
+                            <w:pPr>
+                              <w:pStyle w:val="Contenidodelmarco"/>
+                              <w:rPr>
+                                <w:color w:val="000000"/>
+                              </w:rPr>
+                            </w:pPr>
+                            <w:r>
+                              <w:rPr>
+                                <w:color w:val="000000"/>
+                              </w:rPr>
+                              <w:t>PREFIX owl: &lt;http://www.w3.org/2002/07/owl#&gt;</w:t>
+                            </w:r>
+                          </w:p>
+                          <w:p>
+                            <w:pPr>
+                              <w:pStyle w:val="Contenidodelmarco"/>
+                              <w:rPr>
+                                <w:color w:val="000000"/>
+                              </w:rPr>
+                            </w:pPr>
+                            <w:r>
+                              <w:rPr>
+                                <w:color w:val="000000"/>
+                              </w:rPr>
+                              <w:t>SELECT (count(distinct ?class) as ?classCount) WHERE {</w:t>
+                            </w:r>
+                          </w:p>
+                          <w:p>
+                            <w:pPr>
+                              <w:pStyle w:val="Contenidodelmarco"/>
+                              <w:rPr>
+                                <w:color w:val="000000"/>
+                              </w:rPr>
+                            </w:pPr>
+                            <w:r>
+                              <w:rPr>
+                                <w:color w:val="000000"/>
+                              </w:rPr>
+                              <w:t>?class rdf:type owl:Class .</w:t>
+                            </w:r>
+                          </w:p>
+                          <w:p>
+                            <w:pPr>
+                              <w:pStyle w:val="Contenidodelmarco"/>
                               <w:rPr>
                                 <w:color w:val="000000"/>
                               </w:rPr>
                             </w:pPr>
                             <w:bookmarkStart w:id="0" w:name="__DdeLink__430_886509056"/>
-                            <w:r>
-                              <w:rPr>
-                                <w:color w:val="000000"/>
-                              </w:rPr>
-                              <w:t>PREFIX rdf: &lt;http://www.w3.org/1999/02/22-rdf-syntax-ns#&gt;</w:t>
-                            </w:r>
-                          </w:p>
-                          <w:p>
-                            <w:pPr>
-                              <w:pStyle w:val="Contenidodelmarco"/>
-                              <w:overflowPunct w:val="true"/>
-                              <w:bidi w:val="0"/>
-                              <w:rPr>
-                                <w:color w:val="000000"/>
-                              </w:rPr>
-                            </w:pPr>
-                            <w:r>
-                              <w:rPr>
-                                <w:color w:val="000000"/>
-                              </w:rPr>
-                              <w:t>PREFIX owl: &lt;http://www.w3.org/2002/07/owl#&gt;</w:t>
-                            </w:r>
-                          </w:p>
-                          <w:p>
-                            <w:pPr>
-                              <w:pStyle w:val="Contenidodelmarco"/>
-                              <w:overflowPunct w:val="true"/>
-                              <w:bidi w:val="0"/>
-                              <w:rPr>
-                                <w:color w:val="000000"/>
-                              </w:rPr>
-                            </w:pPr>
-                            <w:r>
-                              <w:rPr>
-                                <w:color w:val="000000"/>
-                              </w:rPr>
-                              <w:t>SELECT (count(distinct ?class) as ?classCount) WHERE {</w:t>
-                            </w:r>
-                          </w:p>
-                          <w:p>
-                            <w:pPr>
-                              <w:pStyle w:val="Contenidodelmarco"/>
-                              <w:overflowPunct w:val="true"/>
-                              <w:bidi w:val="0"/>
-                              <w:rPr>
-                                <w:color w:val="000000"/>
-                              </w:rPr>
-                            </w:pPr>
-                            <w:r>
-                              <w:rPr>
-                                <w:color w:val="000000"/>
-                              </w:rPr>
-                              <w:t>?class rdf:type owl:Class .</w:t>
-                            </w:r>
-                          </w:p>
-                          <w:p>
-                            <w:pPr>
-                              <w:pStyle w:val="Contenidodelmarco"/>
-                              <w:overflowPunct w:val="true"/>
-                              <w:bidi w:val="0"/>
-                              <w:rPr>
-                                <w:color w:val="000000"/>
-                              </w:rPr>
-                            </w:pPr>
-                            <w:bookmarkStart w:id="1" w:name="__DdeLink__430_886509056"/>
-                            <w:bookmarkStart w:id="2" w:name="__DdeLink__185_2895480242"/>
-                            <w:bookmarkStart w:id="3" w:name="__DdeLink__628_384893485"/>
+                            <w:bookmarkStart w:id="1" w:name="__DdeLink__185_2895480242"/>
+                            <w:bookmarkStart w:id="2" w:name="__DdeLink__628_384893485"/>
                             <w:r>
                               <w:rPr>
                                 <w:color w:val="000000"/>
                               </w:rPr>
                               <w:t>}</w:t>
                             </w:r>
+                            <w:bookmarkEnd w:id="0"/>
                             <w:bookmarkEnd w:id="1"/>
                             <w:bookmarkEnd w:id="2"/>
-                            <w:bookmarkEnd w:id="3"/>
                           </w:p>
                         </w:txbxContent>
                       </wps:txbx>
-                      <wps:bodyPr lIns="0" rIns="0" tIns="0" bIns="0" anchor="t">
+                      <wps:bodyPr lIns="0" tIns="0" rIns="0" bIns="0" anchor="t">
                         <a:noAutofit/>
                       </wps:bodyPr>
                     </wps:wsp>
@@ -369,9 +310,6 @@
     </w:p>
     <w:p>
       <w:pPr>
-        <w:pStyle w:val="Normal"/>
-        <w:bidi w:val="0"/>
-        <w:jc w:val="start"/>
         <w:rPr>
           <w:b/>
           <w:bCs/>
@@ -387,30 +325,17 @@
     </w:p>
     <w:p>
       <w:pPr>
-        <w:pStyle w:val="Normal"/>
-        <w:bidi w:val="0"/>
-        <w:jc w:val="start"/>
         <w:rPr>
           <w:b/>
           <w:bCs/>
         </w:rPr>
       </w:pPr>
-      <w:r>
-        <w:rPr>
-          <w:b/>
-          <w:bCs/>
-        </w:rPr>
-      </w:r>
     </w:p>
     <w:p>
       <w:pPr>
-        <w:pStyle w:val="Normal"/>
-        <w:bidi w:val="0"/>
-        <w:jc w:val="start"/>
-        <w:rPr>
-          <w:b/>
-          <w:bCs/>
-          <w:i/>
+        <w:rPr>
+          <w:b/>
+          <w:bCs/>
           <w:i/>
           <w:iCs/>
         </w:rPr>
@@ -425,26 +350,12 @@
         <w:t>Response: 1400</w:t>
       </w:r>
     </w:p>
+    <w:p/>
     <w:p>
       <w:pPr>
-        <w:pStyle w:val="Normal"/>
-        <w:bidi w:val="0"/>
-        <w:jc w:val="start"/>
-        <w:rPr/>
-      </w:pPr>
-      <w:r>
-        <w:rPr/>
-      </w:r>
-    </w:p>
-    <w:p>
-      <w:pPr>
-        <w:pStyle w:val="Normal"/>
-        <w:bidi w:val="0"/>
-        <w:jc w:val="start"/>
-        <w:rPr>
-          <w:b/>
-          <w:bCs/>
-          <w:i/>
+        <w:rPr>
+          <w:b/>
+          <w:bCs/>
           <w:i/>
           <w:iCs/>
         </w:rPr>
@@ -459,33 +370,20 @@
         <w:t>SPARQL query:</w:t>
       </w:r>
     </w:p>
-    <w:p>
-      <w:pPr>
-        <w:pStyle w:val="Normal"/>
-        <w:bidi w:val="0"/>
-        <w:jc w:val="start"/>
-        <w:rPr/>
-      </w:pPr>
-      <w:r>
-        <w:rPr/>
-      </w:r>
-    </w:p>
-    <w:p>
-      <w:pPr>
-        <w:pStyle w:val="Normal"/>
-        <w:bidi w:val="0"/>
-        <w:jc w:val="start"/>
-        <w:rPr/>
-      </w:pPr>
-      <w:r>
-        <w:rPr/>
+    <w:p/>
+    <w:p>
+      <w:r>
+        <w:rPr>
+          <w:noProof/>
+        </w:rPr>
         <mc:AlternateContent>
           <mc:Choice Requires="wps">
             <w:drawing>
-              <wp:inline distT="0" distB="0" distL="0" distR="0">
+              <wp:inline distT="0" distB="0" distL="0" distR="0" wp14:anchorId="4185C00D" wp14:editId="43257C61">
                 <wp:extent cx="5411470" cy="3681095"/>
                 <wp:effectExtent l="0" t="0" r="0" b="0"/>
                 <wp:docPr id="2" name="Marco de texto 2"/>
+                <wp:cNvGraphicFramePr/>
                 <a:graphic xmlns:a="http://schemas.openxmlformats.org/drawingml/2006/main">
                   <a:graphicData uri="http://schemas.microsoft.com/office/word/2010/wordprocessingShape">
                     <wps:wsp>
@@ -504,9 +402,15 @@
                         </a:ln>
                       </wps:spPr>
                       <wps:style>
-                        <a:lnRef idx="0"/>
-                        <a:fillRef idx="0"/>
-                        <a:effectRef idx="0"/>
+                        <a:lnRef idx="0">
+                          <a:scrgbClr r="0" g="0" b="0"/>
+                        </a:lnRef>
+                        <a:fillRef idx="0">
+                          <a:scrgbClr r="0" g="0" b="0"/>
+                        </a:fillRef>
+                        <a:effectRef idx="0">
+                          <a:scrgbClr r="0" g="0" b="0"/>
+                        </a:effectRef>
                         <a:fontRef idx="minor"/>
                       </wps:style>
                       <wps:txbx>
@@ -514,13 +418,10 @@
                           <w:p>
                             <w:pPr>
                               <w:pStyle w:val="Contenidodelmarco"/>
-                              <w:overflowPunct w:val="true"/>
-                              <w:bidi w:val="0"/>
-                              <w:rPr>
-                                <w:color w:val="000000"/>
-                              </w:rPr>
-                            </w:pPr>
-                            <w:bookmarkStart w:id="8" w:name="__DdeLink__434_886509056"/>
+                              <w:rPr>
+                                <w:color w:val="000000"/>
+                              </w:rPr>
+                            </w:pPr>
                             <w:r>
                               <w:rPr>
                                 <w:color w:val="000000"/>
@@ -531,8 +432,6 @@
                           <w:p>
                             <w:pPr>
                               <w:pStyle w:val="Contenidodelmarco"/>
-                              <w:overflowPunct w:val="true"/>
-                              <w:bidi w:val="0"/>
                               <w:rPr>
                                 <w:color w:val="000000"/>
                               </w:rPr>
@@ -547,8 +446,6 @@
                           <w:p>
                             <w:pPr>
                               <w:pStyle w:val="Contenidodelmarco"/>
-                              <w:overflowPunct w:val="true"/>
-                              <w:bidi w:val="0"/>
                               <w:rPr>
                                 <w:color w:val="000000"/>
                               </w:rPr>
@@ -563,8 +460,6 @@
                           <w:p>
                             <w:pPr>
                               <w:pStyle w:val="Contenidodelmarco"/>
-                              <w:overflowPunct w:val="true"/>
-                              <w:bidi w:val="0"/>
                               <w:rPr>
                                 <w:color w:val="000000"/>
                               </w:rPr>
@@ -579,8 +474,6 @@
                           <w:p>
                             <w:pPr>
                               <w:pStyle w:val="Contenidodelmarco"/>
-                              <w:overflowPunct w:val="true"/>
-                              <w:bidi w:val="0"/>
                               <w:rPr>
                                 <w:color w:val="000000"/>
                               </w:rPr>
@@ -595,8 +488,6 @@
                           <w:p>
                             <w:pPr>
                               <w:pStyle w:val="Contenidodelmarco"/>
-                              <w:overflowPunct w:val="true"/>
-                              <w:bidi w:val="0"/>
                               <w:rPr>
                                 <w:color w:val="000000"/>
                               </w:rPr>
@@ -611,8 +502,6 @@
                           <w:p>
                             <w:pPr>
                               <w:pStyle w:val="Contenidodelmarco"/>
-                              <w:overflowPunct w:val="true"/>
-                              <w:bidi w:val="0"/>
                               <w:rPr>
                                 <w:color w:val="000000"/>
                               </w:rPr>
@@ -627,8 +516,6 @@
                           <w:p>
                             <w:pPr>
                               <w:pStyle w:val="Contenidodelmarco"/>
-                              <w:overflowPunct w:val="true"/>
-                              <w:bidi w:val="0"/>
                               <w:rPr>
                                 <w:color w:val="000000"/>
                               </w:rPr>
@@ -643,8 +530,6 @@
                           <w:p>
                             <w:pPr>
                               <w:pStyle w:val="Contenidodelmarco"/>
-                              <w:overflowPunct w:val="true"/>
-                              <w:bidi w:val="0"/>
                               <w:rPr>
                                 <w:color w:val="000000"/>
                               </w:rPr>
@@ -659,8 +544,6 @@
                           <w:p>
                             <w:pPr>
                               <w:pStyle w:val="Contenidodelmarco"/>
-                              <w:overflowPunct w:val="true"/>
-                              <w:bidi w:val="0"/>
                               <w:rPr>
                                 <w:color w:val="000000"/>
                               </w:rPr>
@@ -675,8 +558,6 @@
                           <w:p>
                             <w:pPr>
                               <w:pStyle w:val="Contenidodelmarco"/>
-                              <w:overflowPunct w:val="true"/>
-                              <w:bidi w:val="0"/>
                               <w:rPr>
                                 <w:color w:val="000000"/>
                               </w:rPr>
@@ -691,8 +572,6 @@
                           <w:p>
                             <w:pPr>
                               <w:pStyle w:val="Contenidodelmarco"/>
-                              <w:overflowPunct w:val="true"/>
-                              <w:bidi w:val="0"/>
                               <w:rPr>
                                 <w:color w:val="000000"/>
                               </w:rPr>
@@ -707,8 +586,6 @@
                           <w:p>
                             <w:pPr>
                               <w:pStyle w:val="Contenidodelmarco"/>
-                              <w:overflowPunct w:val="true"/>
-                              <w:bidi w:val="0"/>
                               <w:rPr>
                                 <w:color w:val="000000"/>
                               </w:rPr>
@@ -723,8 +600,6 @@
                           <w:p>
                             <w:pPr>
                               <w:pStyle w:val="Contenidodelmarco"/>
-                              <w:overflowPunct w:val="true"/>
-                              <w:bidi w:val="0"/>
                               <w:rPr>
                                 <w:color w:val="000000"/>
                               </w:rPr>
@@ -739,8 +614,6 @@
                           <w:p>
                             <w:pPr>
                               <w:pStyle w:val="Contenidodelmarco"/>
-                              <w:overflowPunct w:val="true"/>
-                              <w:bidi w:val="0"/>
                               <w:rPr>
                                 <w:color w:val="000000"/>
                               </w:rPr>
@@ -755,8 +628,6 @@
                           <w:p>
                             <w:pPr>
                               <w:pStyle w:val="Contenidodelmarco"/>
-                              <w:overflowPunct w:val="true"/>
-                              <w:bidi w:val="0"/>
                               <w:rPr>
                                 <w:color w:val="000000"/>
                               </w:rPr>
@@ -771,8 +642,6 @@
                           <w:p>
                             <w:pPr>
                               <w:pStyle w:val="Contenidodelmarco"/>
-                              <w:overflowPunct w:val="true"/>
-                              <w:bidi w:val="0"/>
                               <w:rPr>
                                 <w:color w:val="000000"/>
                               </w:rPr>
@@ -787,8 +656,6 @@
                           <w:p>
                             <w:pPr>
                               <w:pStyle w:val="Contenidodelmarco"/>
-                              <w:overflowPunct w:val="true"/>
-                              <w:bidi w:val="0"/>
                               <w:rPr>
                                 <w:color w:val="000000"/>
                               </w:rPr>
@@ -803,8 +670,6 @@
                           <w:p>
                             <w:pPr>
                               <w:pStyle w:val="Contenidodelmarco"/>
-                              <w:overflowPunct w:val="true"/>
-                              <w:bidi w:val="0"/>
                               <w:rPr>
                                 <w:color w:val="000000"/>
                               </w:rPr>
@@ -819,8 +684,6 @@
                           <w:p>
                             <w:pPr>
                               <w:pStyle w:val="Contenidodelmarco"/>
-                              <w:overflowPunct w:val="true"/>
-                              <w:bidi w:val="0"/>
                               <w:rPr>
                                 <w:color w:val="000000"/>
                               </w:rPr>
@@ -835,28 +698,26 @@
                           <w:p>
                             <w:pPr>
                               <w:pStyle w:val="Contenidodelmarco"/>
-                              <w:overflowPunct w:val="true"/>
-                              <w:bidi w:val="0"/>
-                              <w:rPr>
-                                <w:color w:val="000000"/>
-                              </w:rPr>
-                            </w:pPr>
-                            <w:bookmarkStart w:id="9" w:name="__DdeLink__434_886509056"/>
-                            <w:bookmarkStart w:id="10" w:name="__DdeLink__187_2895480242"/>
-                            <w:bookmarkStart w:id="11" w:name="__DdeLink__631_384893485"/>
+                              <w:rPr>
+                                <w:color w:val="000000"/>
+                              </w:rPr>
+                            </w:pPr>
+                            <w:bookmarkStart w:id="3" w:name="__DdeLink__434_886509056"/>
+                            <w:bookmarkStart w:id="4" w:name="__DdeLink__187_2895480242"/>
+                            <w:bookmarkStart w:id="5" w:name="__DdeLink__631_384893485"/>
                             <w:r>
                               <w:rPr>
                                 <w:color w:val="000000"/>
                               </w:rPr>
                               <w:t>}</w:t>
                             </w:r>
-                            <w:bookmarkEnd w:id="9"/>
-                            <w:bookmarkEnd w:id="10"/>
-                            <w:bookmarkEnd w:id="11"/>
+                            <w:bookmarkEnd w:id="3"/>
+                            <w:bookmarkEnd w:id="4"/>
+                            <w:bookmarkEnd w:id="5"/>
                           </w:p>
                         </w:txbxContent>
                       </wps:txbx>
-                      <wps:bodyPr lIns="0" rIns="0" tIns="0" bIns="0" anchor="t">
+                      <wps:bodyPr lIns="0" tIns="0" rIns="0" bIns="0" anchor="t">
                         <a:noAutofit/>
                       </wps:bodyPr>
                     </wps:wsp>
@@ -1224,59 +1085,31 @@
         </mc:AlternateContent>
       </w:r>
     </w:p>
+    <w:p/>
     <w:p>
       <w:pPr>
-        <w:pStyle w:val="Normal"/>
-        <w:bidi w:val="0"/>
-        <w:jc w:val="start"/>
-        <w:rPr/>
+        <w:rPr>
+          <w:b/>
+          <w:bCs/>
+        </w:rPr>
       </w:pPr>
       <w:r>
-        <w:rPr/>
+        <w:rPr>
+          <w:b/>
+          <w:bCs/>
+        </w:rPr>
+        <w:t>CQ3: What are the engineering Disciples (instances of class “discipline”) covered by CFIHOS? List them with their codes.</w:t>
       </w:r>
     </w:p>
     <w:p>
       <w:pPr>
-        <w:pStyle w:val="Normal"/>
-        <w:bidi w:val="0"/>
-        <w:jc w:val="start"/>
         <w:rPr>
           <w:b/>
           <w:bCs/>
         </w:rPr>
       </w:pPr>
-      <w:r>
-        <w:rPr>
-          <w:b/>
-          <w:bCs/>
-        </w:rPr>
-        <w:t>CQ3: What are the engineering Disciples (instances of class “discipline”) covered by CFIHOS? List them with their codes.</w:t>
-      </w:r>
-    </w:p>
-    <w:p>
-      <w:pPr>
-        <w:pStyle w:val="Normal"/>
-        <w:bidi w:val="0"/>
-        <w:jc w:val="start"/>
-        <w:rPr>
-          <w:b/>
-          <w:bCs/>
-        </w:rPr>
-      </w:pPr>
-      <w:r>
-        <w:rPr>
-          <w:b/>
-          <w:bCs/>
-        </w:rPr>
-      </w:r>
-    </w:p>
-    <w:p>
-      <w:pPr>
-        <w:pStyle w:val="Normal"/>
-        <w:bidi w:val="0"/>
-        <w:jc w:val="start"/>
-        <w:rPr/>
-      </w:pPr>
+    </w:p>
+    <w:p>
       <w:r>
         <w:rPr>
           <w:b/>
@@ -1287,24 +1120,20 @@
         <w:t>Response</w:t>
       </w:r>
       <w:r>
-        <w:rPr/>
         <w:t>:</w:t>
       </w:r>
     </w:p>
     <w:p>
-      <w:pPr>
-        <w:pStyle w:val="Normal"/>
-        <w:bidi w:val="0"/>
-        <w:jc w:val="start"/>
-        <w:rPr/>
-      </w:pPr>
-      <w:r>
-        <w:rPr/>
+      <w:r>
+        <w:rPr>
+          <w:noProof/>
+        </w:rPr>
+        <w:lastRenderedPageBreak/>
         <w:drawing>
-          <wp:inline distT="0" distB="0" distL="0" distR="0">
+          <wp:inline distT="0" distB="0" distL="0" distR="0" wp14:anchorId="10215DEC" wp14:editId="6B1CE18D">
             <wp:extent cx="5647690" cy="2673985"/>
             <wp:effectExtent l="0" t="0" r="0" b="0"/>
-            <wp:docPr id="3" name="Imagen1" descr="" title=""/>
+            <wp:docPr id="3" name="Imagen1"/>
             <wp:cNvGraphicFramePr>
               <a:graphicFrameLocks xmlns:a="http://schemas.openxmlformats.org/drawingml/2006/main" noChangeAspect="1"/>
             </wp:cNvGraphicFramePr>
@@ -1312,13 +1141,13 @@
               <a:graphicData uri="http://schemas.openxmlformats.org/drawingml/2006/picture">
                 <pic:pic xmlns:pic="http://schemas.openxmlformats.org/drawingml/2006/picture">
                   <pic:nvPicPr>
-                    <pic:cNvPr id="3" name="Imagen1" descr="" title=""/>
+                    <pic:cNvPr id="3" name="Imagen1"/>
                     <pic:cNvPicPr>
                       <a:picLocks noChangeAspect="1" noChangeArrowheads="1"/>
                     </pic:cNvPicPr>
                   </pic:nvPicPr>
                   <pic:blipFill>
-                    <a:blip r:embed="rId2"/>
+                    <a:blip r:embed="rId4"/>
                     <a:stretch>
                       <a:fillRect/>
                     </a:stretch>
@@ -1339,26 +1168,12 @@
         </w:drawing>
       </w:r>
     </w:p>
+    <w:p/>
     <w:p>
       <w:pPr>
-        <w:pStyle w:val="Normal"/>
-        <w:bidi w:val="0"/>
-        <w:jc w:val="start"/>
-        <w:rPr/>
-      </w:pPr>
-      <w:r>
-        <w:rPr/>
-      </w:r>
-    </w:p>
-    <w:p>
-      <w:pPr>
-        <w:pStyle w:val="Normal"/>
-        <w:bidi w:val="0"/>
-        <w:jc w:val="start"/>
-        <w:rPr>
-          <w:b/>
-          <w:bCs/>
-          <w:i/>
+        <w:rPr>
+          <w:b/>
+          <w:bCs/>
           <w:i/>
           <w:iCs/>
         </w:rPr>
@@ -1373,33 +1188,20 @@
         <w:t>SPARQL query:</w:t>
       </w:r>
     </w:p>
-    <w:p>
-      <w:pPr>
-        <w:pStyle w:val="Normal"/>
-        <w:bidi w:val="0"/>
-        <w:jc w:val="start"/>
-        <w:rPr/>
-      </w:pPr>
-      <w:r>
-        <w:rPr/>
-      </w:r>
-    </w:p>
-    <w:p>
-      <w:pPr>
-        <w:pStyle w:val="Normal"/>
-        <w:bidi w:val="0"/>
-        <w:jc w:val="start"/>
-        <w:rPr/>
-      </w:pPr>
-      <w:r>
-        <w:rPr/>
+    <w:p/>
+    <w:p>
+      <w:r>
+        <w:rPr>
+          <w:noProof/>
+        </w:rPr>
         <mc:AlternateContent>
           <mc:Choice Requires="wps">
             <w:drawing>
-              <wp:inline distT="0" distB="0" distL="0" distR="0">
+              <wp:inline distT="0" distB="0" distL="0" distR="0" wp14:anchorId="4E05CE9D" wp14:editId="4FD4488E">
                 <wp:extent cx="5411470" cy="1753235"/>
                 <wp:effectExtent l="0" t="0" r="0" b="0"/>
                 <wp:docPr id="4" name="Marco de texto 3"/>
+                <wp:cNvGraphicFramePr/>
                 <a:graphic xmlns:a="http://schemas.openxmlformats.org/drawingml/2006/main">
                   <a:graphicData uri="http://schemas.microsoft.com/office/word/2010/wordprocessingShape">
                     <wps:wsp>
@@ -1418,9 +1220,15 @@
                         </a:ln>
                       </wps:spPr>
                       <wps:style>
-                        <a:lnRef idx="0"/>
-                        <a:fillRef idx="0"/>
-                        <a:effectRef idx="0"/>
+                        <a:lnRef idx="0">
+                          <a:scrgbClr r="0" g="0" b="0"/>
+                        </a:lnRef>
+                        <a:fillRef idx="0">
+                          <a:scrgbClr r="0" g="0" b="0"/>
+                        </a:fillRef>
+                        <a:effectRef idx="0">
+                          <a:scrgbClr r="0" g="0" b="0"/>
+                        </a:effectRef>
                         <a:fontRef idx="minor"/>
                       </wps:style>
                       <wps:txbx>
@@ -1428,13 +1236,10 @@
                           <w:p>
                             <w:pPr>
                               <w:pStyle w:val="Contenidodelmarco"/>
-                              <w:overflowPunct w:val="true"/>
-                              <w:bidi w:val="0"/>
-                              <w:rPr>
-                                <w:color w:val="000000"/>
-                              </w:rPr>
-                            </w:pPr>
-                            <w:bookmarkStart w:id="16" w:name="__DdeLink__438_886509056"/>
+                              <w:rPr>
+                                <w:color w:val="000000"/>
+                              </w:rPr>
+                            </w:pPr>
                             <w:r>
                               <w:rPr>
                                 <w:color w:val="000000"/>
@@ -1445,8 +1250,6 @@
                           <w:p>
                             <w:pPr>
                               <w:pStyle w:val="Contenidodelmarco"/>
-                              <w:overflowPunct w:val="true"/>
-                              <w:bidi w:val="0"/>
                               <w:rPr>
                                 <w:color w:val="000000"/>
                               </w:rPr>
@@ -1461,8 +1264,6 @@
                           <w:p>
                             <w:pPr>
                               <w:pStyle w:val="Contenidodelmarco"/>
-                              <w:overflowPunct w:val="true"/>
-                              <w:bidi w:val="0"/>
                               <w:rPr>
                                 <w:color w:val="000000"/>
                               </w:rPr>
@@ -1477,15 +1278,15 @@
                           <w:p>
                             <w:pPr>
                               <w:pStyle w:val="Contenidodelmarco"/>
-                              <w:overflowPunct w:val="true"/>
-                              <w:bidi w:val="0"/>
-                              <w:rPr>
-                                <w:color w:val="000000"/>
-                              </w:rPr>
-                            </w:pPr>
-                            <w:r>
-                              <w:rPr>
-                                <w:color w:val="000000"/>
+                              <w:rPr>
+                                <w:color w:val="000000"/>
+                                <w:lang w:val="es-ES"/>
+                              </w:rPr>
+                            </w:pPr>
+                            <w:r>
+                              <w:rPr>
+                                <w:color w:val="000000"/>
+                                <w:lang w:val="es-ES"/>
                               </w:rPr>
                               <w:t>PREFIX cfihos: &lt;http://infohub.siemens-energy.com/CFIHOS#&gt;</w:t>
                             </w:r>
@@ -1493,8 +1294,6 @@
                           <w:p>
                             <w:pPr>
                               <w:pStyle w:val="Contenidodelmarco"/>
-                              <w:overflowPunct w:val="true"/>
-                              <w:bidi w:val="0"/>
                               <w:rPr>
                                 <w:color w:val="000000"/>
                               </w:rPr>
@@ -1509,8 +1308,6 @@
                           <w:p>
                             <w:pPr>
                               <w:pStyle w:val="Contenidodelmarco"/>
-                              <w:overflowPunct w:val="true"/>
-                              <w:bidi w:val="0"/>
                               <w:rPr>
                                 <w:color w:val="000000"/>
                               </w:rPr>
@@ -1525,8 +1322,6 @@
                           <w:p>
                             <w:pPr>
                               <w:pStyle w:val="Contenidodelmarco"/>
-                              <w:overflowPunct w:val="true"/>
-                              <w:bidi w:val="0"/>
                               <w:rPr>
                                 <w:color w:val="000000"/>
                               </w:rPr>
@@ -1541,8 +1336,6 @@
                           <w:p>
                             <w:pPr>
                               <w:pStyle w:val="Contenidodelmarco"/>
-                              <w:overflowPunct w:val="true"/>
-                              <w:bidi w:val="0"/>
                               <w:rPr>
                                 <w:color w:val="000000"/>
                               </w:rPr>
@@ -1557,8 +1350,6 @@
                           <w:p>
                             <w:pPr>
                               <w:pStyle w:val="Contenidodelmarco"/>
-                              <w:overflowPunct w:val="true"/>
-                              <w:bidi w:val="0"/>
                               <w:rPr>
                                 <w:color w:val="000000"/>
                               </w:rPr>
@@ -1573,28 +1364,26 @@
                           <w:p>
                             <w:pPr>
                               <w:pStyle w:val="Contenidodelmarco"/>
-                              <w:overflowPunct w:val="true"/>
-                              <w:bidi w:val="0"/>
-                              <w:rPr>
-                                <w:color w:val="000000"/>
-                              </w:rPr>
-                            </w:pPr>
-                            <w:bookmarkStart w:id="17" w:name="__DdeLink__438_886509056"/>
-                            <w:bookmarkStart w:id="18" w:name="__DdeLink__189_2895480242"/>
-                            <w:bookmarkStart w:id="19" w:name="__DdeLink__634_384893485"/>
+                              <w:rPr>
+                                <w:color w:val="000000"/>
+                              </w:rPr>
+                            </w:pPr>
+                            <w:bookmarkStart w:id="6" w:name="__DdeLink__438_886509056"/>
+                            <w:bookmarkStart w:id="7" w:name="__DdeLink__189_2895480242"/>
+                            <w:bookmarkStart w:id="8" w:name="__DdeLink__634_384893485"/>
                             <w:r>
                               <w:rPr>
                                 <w:color w:val="000000"/>
                               </w:rPr>
                               <w:t>}</w:t>
                             </w:r>
-                            <w:bookmarkEnd w:id="17"/>
-                            <w:bookmarkEnd w:id="18"/>
-                            <w:bookmarkEnd w:id="19"/>
+                            <w:bookmarkEnd w:id="6"/>
+                            <w:bookmarkEnd w:id="7"/>
+                            <w:bookmarkEnd w:id="8"/>
                           </w:p>
                         </w:txbxContent>
                       </wps:txbx>
-                      <wps:bodyPr lIns="0" rIns="0" tIns="0" bIns="0" anchor="t">
+                      <wps:bodyPr lIns="0" tIns="0" rIns="0" bIns="0" anchor="t">
                         <a:noAutofit/>
                       </wps:bodyPr>
                     </wps:wsp>
@@ -1605,21 +1394,16 @@
           </mc:Choice>
           <mc:Fallback>
             <w:pict>
-              <v:rect id="shape_0" ID="Marco de texto 3" path="m0,0l-2147483645,0l-2147483645,-2147483646l0,-2147483646xe" stroked="f" o:allowincell="f" style="position:absolute;margin-left:0pt;margin-top:-138.1pt;width:426.05pt;height:138pt;mso-wrap-style:square;v-text-anchor:top;mso-position-vertical:top">
-                <v:fill o:detectmouseclick="t" on="false"/>
-                <v:stroke color="#3465a4" joinstyle="round" endcap="flat"/>
-                <v:textbox>
+              <v:rect w14:anchorId="4E05CE9D" id="Marco de texto 3" o:spid="_x0000_s1028" style="width:426.1pt;height:138.05pt;visibility:visible;mso-wrap-style:square;mso-left-percent:-10001;mso-top-percent:-10001;mso-position-horizontal:absolute;mso-position-horizontal-relative:char;mso-position-vertical:absolute;mso-position-vertical-relative:line;mso-left-percent:-10001;mso-top-percent:-10001;v-text-anchor:top" o:gfxdata="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" filled="f" stroked="f" strokeweight="0">
+                <v:textbox inset="0,0,0,0">
                   <w:txbxContent>
                     <w:p>
                       <w:pPr>
                         <w:pStyle w:val="Contenidodelmarco"/>
-                        <w:overflowPunct w:val="true"/>
-                        <w:bidi w:val="0"/>
-                        <w:rPr>
-                          <w:color w:val="000000"/>
-                        </w:rPr>
-                      </w:pPr>
-                      <w:bookmarkStart w:id="20" w:name="__DdeLink__438_886509056"/>
+                        <w:rPr>
+                          <w:color w:val="000000"/>
+                        </w:rPr>
+                      </w:pPr>
                       <w:r>
                         <w:rPr>
                           <w:color w:val="000000"/>
@@ -1630,8 +1414,6 @@
                     <w:p>
                       <w:pPr>
                         <w:pStyle w:val="Contenidodelmarco"/>
-                        <w:overflowPunct w:val="true"/>
-                        <w:bidi w:val="0"/>
                         <w:rPr>
                           <w:color w:val="000000"/>
                         </w:rPr>
@@ -1646,8 +1428,6 @@
                     <w:p>
                       <w:pPr>
                         <w:pStyle w:val="Contenidodelmarco"/>
-                        <w:overflowPunct w:val="true"/>
-                        <w:bidi w:val="0"/>
                         <w:rPr>
                           <w:color w:val="000000"/>
                         </w:rPr>
@@ -1662,15 +1442,15 @@
                     <w:p>
                       <w:pPr>
                         <w:pStyle w:val="Contenidodelmarco"/>
-                        <w:overflowPunct w:val="true"/>
-                        <w:bidi w:val="0"/>
-                        <w:rPr>
-                          <w:color w:val="000000"/>
-                        </w:rPr>
-                      </w:pPr>
-                      <w:r>
-                        <w:rPr>
-                          <w:color w:val="000000"/>
+                        <w:rPr>
+                          <w:color w:val="000000"/>
+                          <w:lang w:val="es-ES"/>
+                        </w:rPr>
+                      </w:pPr>
+                      <w:r>
+                        <w:rPr>
+                          <w:color w:val="000000"/>
+                          <w:lang w:val="es-ES"/>
                         </w:rPr>
                         <w:t>PREFIX cfihos: &lt;http://infohub.siemens-energy.com/CFIHOS#&gt;</w:t>
                       </w:r>
@@ -1678,8 +1458,6 @@
                     <w:p>
                       <w:pPr>
                         <w:pStyle w:val="Contenidodelmarco"/>
-                        <w:overflowPunct w:val="true"/>
-                        <w:bidi w:val="0"/>
                         <w:rPr>
                           <w:color w:val="000000"/>
                         </w:rPr>
@@ -1694,8 +1472,6 @@
                     <w:p>
                       <w:pPr>
                         <w:pStyle w:val="Contenidodelmarco"/>
-                        <w:overflowPunct w:val="true"/>
-                        <w:bidi w:val="0"/>
                         <w:rPr>
                           <w:color w:val="000000"/>
                         </w:rPr>
@@ -1710,8 +1486,6 @@
                     <w:p>
                       <w:pPr>
                         <w:pStyle w:val="Contenidodelmarco"/>
-                        <w:overflowPunct w:val="true"/>
-                        <w:bidi w:val="0"/>
                         <w:rPr>
                           <w:color w:val="000000"/>
                         </w:rPr>
@@ -1726,8 +1500,6 @@
                     <w:p>
                       <w:pPr>
                         <w:pStyle w:val="Contenidodelmarco"/>
-                        <w:overflowPunct w:val="true"/>
-                        <w:bidi w:val="0"/>
                         <w:rPr>
                           <w:color w:val="000000"/>
                         </w:rPr>
@@ -1742,8 +1514,6 @@
                     <w:p>
                       <w:pPr>
                         <w:pStyle w:val="Contenidodelmarco"/>
-                        <w:overflowPunct w:val="true"/>
-                        <w:bidi w:val="0"/>
                         <w:rPr>
                           <w:color w:val="000000"/>
                         </w:rPr>
@@ -1758,85 +1528,58 @@
                     <w:p>
                       <w:pPr>
                         <w:pStyle w:val="Contenidodelmarco"/>
-                        <w:overflowPunct w:val="true"/>
-                        <w:bidi w:val="0"/>
-                        <w:rPr>
-                          <w:color w:val="000000"/>
-                        </w:rPr>
-                      </w:pPr>
-                      <w:bookmarkStart w:id="21" w:name="__DdeLink__438_886509056"/>
-                      <w:bookmarkStart w:id="22" w:name="__DdeLink__189_2895480242"/>
-                      <w:bookmarkStart w:id="23" w:name="__DdeLink__634_384893485"/>
+                        <w:rPr>
+                          <w:color w:val="000000"/>
+                        </w:rPr>
+                      </w:pPr>
+                      <w:bookmarkStart w:id="9" w:name="__DdeLink__438_886509056"/>
+                      <w:bookmarkStart w:id="10" w:name="__DdeLink__189_2895480242"/>
+                      <w:bookmarkStart w:id="11" w:name="__DdeLink__634_384893485"/>
                       <w:r>
                         <w:rPr>
                           <w:color w:val="000000"/>
                         </w:rPr>
                         <w:t>}</w:t>
                       </w:r>
-                      <w:bookmarkEnd w:id="21"/>
-                      <w:bookmarkEnd w:id="22"/>
-                      <w:bookmarkEnd w:id="23"/>
+                      <w:bookmarkEnd w:id="9"/>
+                      <w:bookmarkEnd w:id="10"/>
+                      <w:bookmarkEnd w:id="11"/>
                     </w:p>
                   </w:txbxContent>
                 </v:textbox>
-                <w10:wrap type="square"/>
+                <w10:anchorlock/>
               </v:rect>
             </w:pict>
           </mc:Fallback>
         </mc:AlternateContent>
       </w:r>
     </w:p>
+    <w:p/>
     <w:p>
       <w:pPr>
-        <w:pStyle w:val="Normal"/>
-        <w:bidi w:val="0"/>
-        <w:jc w:val="start"/>
-        <w:rPr/>
+        <w:rPr>
+          <w:b/>
+          <w:bCs/>
+        </w:rPr>
       </w:pPr>
       <w:r>
-        <w:rPr/>
+        <w:rPr>
+          <w:b/>
+          <w:bCs/>
+        </w:rPr>
+        <w:t>CQ4: What are the properties of class “discipline document type”?</w:t>
       </w:r>
     </w:p>
     <w:p>
       <w:pPr>
-        <w:pStyle w:val="Normal"/>
-        <w:bidi w:val="0"/>
-        <w:jc w:val="start"/>
         <w:rPr>
           <w:b/>
           <w:bCs/>
         </w:rPr>
       </w:pPr>
-      <w:r>
-        <w:rPr>
-          <w:b/>
-          <w:bCs/>
-        </w:rPr>
-        <w:t>CQ4: What are the properties of class “discipline document type”?</w:t>
-      </w:r>
     </w:p>
     <w:p>
       <w:pPr>
-        <w:pStyle w:val="Normal"/>
-        <w:bidi w:val="0"/>
-        <w:jc w:val="start"/>
-        <w:rPr>
-          <w:b/>
-          <w:bCs/>
-        </w:rPr>
-      </w:pPr>
-      <w:r>
-        <w:rPr>
-          <w:b/>
-          <w:bCs/>
-        </w:rPr>
-      </w:r>
-    </w:p>
-    <w:p>
-      <w:pPr>
-        <w:pStyle w:val="Normal"/>
-        <w:bidi w:val="0"/>
-        <w:jc w:val="start"/>
         <w:rPr>
           <w:b/>
           <w:bCs/>
@@ -1860,19 +1603,15 @@
       </w:r>
     </w:p>
     <w:p>
-      <w:pPr>
-        <w:pStyle w:val="Normal"/>
-        <w:bidi w:val="0"/>
-        <w:jc w:val="start"/>
-        <w:rPr/>
-      </w:pPr>
-      <w:r>
-        <w:rPr/>
+      <w:r>
+        <w:rPr>
+          <w:noProof/>
+        </w:rPr>
         <w:drawing>
-          <wp:inline distT="0" distB="0" distL="0" distR="0">
+          <wp:inline distT="0" distB="0" distL="0" distR="0" wp14:anchorId="1DF06287" wp14:editId="2A00A0F2">
             <wp:extent cx="1442720" cy="1115060"/>
             <wp:effectExtent l="0" t="0" r="0" b="0"/>
-            <wp:docPr id="5" name="Imagen2" descr="" title=""/>
+            <wp:docPr id="5" name="Imagen2"/>
             <wp:cNvGraphicFramePr>
               <a:graphicFrameLocks xmlns:a="http://schemas.openxmlformats.org/drawingml/2006/main" noChangeAspect="1"/>
             </wp:cNvGraphicFramePr>
@@ -1880,13 +1619,13 @@
               <a:graphicData uri="http://schemas.openxmlformats.org/drawingml/2006/picture">
                 <pic:pic xmlns:pic="http://schemas.openxmlformats.org/drawingml/2006/picture">
                   <pic:nvPicPr>
-                    <pic:cNvPr id="5" name="Imagen2" descr="" title=""/>
+                    <pic:cNvPr id="5" name="Imagen2"/>
                     <pic:cNvPicPr>
                       <a:picLocks noChangeAspect="1" noChangeArrowheads="1"/>
                     </pic:cNvPicPr>
                   </pic:nvPicPr>
                   <pic:blipFill>
-                    <a:blip r:embed="rId3"/>
+                    <a:blip r:embed="rId5"/>
                     <a:stretch>
                       <a:fillRect/>
                     </a:stretch>
@@ -1907,26 +1646,12 @@
         </w:drawing>
       </w:r>
     </w:p>
+    <w:p/>
     <w:p>
       <w:pPr>
-        <w:pStyle w:val="Normal"/>
-        <w:bidi w:val="0"/>
-        <w:jc w:val="start"/>
-        <w:rPr/>
-      </w:pPr>
-      <w:r>
-        <w:rPr/>
-      </w:r>
-    </w:p>
-    <w:p>
-      <w:pPr>
-        <w:pStyle w:val="Normal"/>
-        <w:bidi w:val="0"/>
-        <w:jc w:val="start"/>
-        <w:rPr>
-          <w:b/>
-          <w:bCs/>
-          <w:i/>
+        <w:rPr>
+          <w:b/>
+          <w:bCs/>
           <w:i/>
           <w:iCs/>
         </w:rPr>
@@ -1941,33 +1666,20 @@
         <w:t>SPARQL query:</w:t>
       </w:r>
     </w:p>
-    <w:p>
-      <w:pPr>
-        <w:pStyle w:val="Normal"/>
-        <w:bidi w:val="0"/>
-        <w:jc w:val="start"/>
-        <w:rPr/>
-      </w:pPr>
-      <w:r>
-        <w:rPr/>
-      </w:r>
-    </w:p>
-    <w:p>
-      <w:pPr>
-        <w:pStyle w:val="Normal"/>
-        <w:bidi w:val="0"/>
-        <w:jc w:val="start"/>
-        <w:rPr/>
-      </w:pPr>
-      <w:r>
-        <w:rPr/>
+    <w:p/>
+    <w:p>
+      <w:r>
+        <w:rPr>
+          <w:noProof/>
+        </w:rPr>
         <mc:AlternateContent>
           <mc:Choice Requires="wps">
             <w:drawing>
-              <wp:inline distT="0" distB="0" distL="0" distR="0">
+              <wp:inline distT="0" distB="0" distL="0" distR="0" wp14:anchorId="752B3DD3" wp14:editId="16EFC6A9">
                 <wp:extent cx="5411470" cy="1160780"/>
                 <wp:effectExtent l="0" t="0" r="0" b="0"/>
                 <wp:docPr id="6" name="Marco de texto 4"/>
+                <wp:cNvGraphicFramePr/>
                 <a:graphic xmlns:a="http://schemas.openxmlformats.org/drawingml/2006/main">
                   <a:graphicData uri="http://schemas.microsoft.com/office/word/2010/wordprocessingShape">
                     <wps:wsp>
@@ -1986,9 +1698,15 @@
                         </a:ln>
                       </wps:spPr>
                       <wps:style>
-                        <a:lnRef idx="0"/>
-                        <a:fillRef idx="0"/>
-                        <a:effectRef idx="0"/>
+                        <a:lnRef idx="0">
+                          <a:scrgbClr r="0" g="0" b="0"/>
+                        </a:lnRef>
+                        <a:fillRef idx="0">
+                          <a:scrgbClr r="0" g="0" b="0"/>
+                        </a:fillRef>
+                        <a:effectRef idx="0">
+                          <a:scrgbClr r="0" g="0" b="0"/>
+                        </a:effectRef>
                         <a:fontRef idx="minor"/>
                       </wps:style>
                       <wps:txbx>
@@ -1996,13 +1714,10 @@
                           <w:p>
                             <w:pPr>
                               <w:pStyle w:val="Contenidodelmarco"/>
-                              <w:overflowPunct w:val="true"/>
-                              <w:bidi w:val="0"/>
-                              <w:rPr>
-                                <w:color w:val="000000"/>
-                              </w:rPr>
-                            </w:pPr>
-                            <w:bookmarkStart w:id="24" w:name="__DdeLink__442_886509056"/>
+                              <w:rPr>
+                                <w:color w:val="000000"/>
+                              </w:rPr>
+                            </w:pPr>
                             <w:r>
                               <w:rPr>
                                 <w:color w:val="000000"/>
@@ -2013,15 +1728,15 @@
                           <w:p>
                             <w:pPr>
                               <w:pStyle w:val="Contenidodelmarco"/>
-                              <w:overflowPunct w:val="true"/>
-                              <w:bidi w:val="0"/>
-                              <w:rPr>
-                                <w:color w:val="000000"/>
-                              </w:rPr>
-                            </w:pPr>
-                            <w:r>
-                              <w:rPr>
-                                <w:color w:val="000000"/>
+                              <w:rPr>
+                                <w:color w:val="000000"/>
+                                <w:lang w:val="es-ES"/>
+                              </w:rPr>
+                            </w:pPr>
+                            <w:r>
+                              <w:rPr>
+                                <w:color w:val="000000"/>
+                                <w:lang w:val="es-ES"/>
                               </w:rPr>
                               <w:t>PREFIX cfihos: &lt;http://infohub.siemens-energy.com/CFIHOS#&gt;</w:t>
                             </w:r>
@@ -2029,8 +1744,6 @@
                           <w:p>
                             <w:pPr>
                               <w:pStyle w:val="Contenidodelmarco"/>
-                              <w:overflowPunct w:val="true"/>
-                              <w:bidi w:val="0"/>
                               <w:rPr>
                                 <w:color w:val="000000"/>
                               </w:rPr>
@@ -2045,8 +1758,6 @@
                           <w:p>
                             <w:pPr>
                               <w:pStyle w:val="Contenidodelmarco"/>
-                              <w:overflowPunct w:val="true"/>
-                              <w:bidi w:val="0"/>
                               <w:rPr>
                                 <w:color w:val="000000"/>
                               </w:rPr>
@@ -2061,8 +1772,6 @@
                           <w:p>
                             <w:pPr>
                               <w:pStyle w:val="Contenidodelmarco"/>
-                              <w:overflowPunct w:val="true"/>
-                              <w:bidi w:val="0"/>
                               <w:rPr>
                                 <w:color w:val="000000"/>
                               </w:rPr>
@@ -2077,28 +1786,26 @@
                           <w:p>
                             <w:pPr>
                               <w:pStyle w:val="Contenidodelmarco"/>
-                              <w:overflowPunct w:val="true"/>
-                              <w:bidi w:val="0"/>
-                              <w:rPr>
-                                <w:color w:val="000000"/>
-                              </w:rPr>
-                            </w:pPr>
-                            <w:bookmarkStart w:id="25" w:name="__DdeLink__442_886509056"/>
-                            <w:bookmarkStart w:id="26" w:name="__DdeLink__191_2895480242"/>
-                            <w:bookmarkStart w:id="27" w:name="__DdeLink__637_384893485"/>
+                              <w:rPr>
+                                <w:color w:val="000000"/>
+                              </w:rPr>
+                            </w:pPr>
+                            <w:bookmarkStart w:id="12" w:name="__DdeLink__442_886509056"/>
+                            <w:bookmarkStart w:id="13" w:name="__DdeLink__191_2895480242"/>
+                            <w:bookmarkStart w:id="14" w:name="__DdeLink__637_384893485"/>
                             <w:r>
                               <w:rPr>
                                 <w:color w:val="000000"/>
                               </w:rPr>
                               <w:t>}</w:t>
                             </w:r>
-                            <w:bookmarkEnd w:id="25"/>
-                            <w:bookmarkEnd w:id="26"/>
-                            <w:bookmarkEnd w:id="27"/>
+                            <w:bookmarkEnd w:id="12"/>
+                            <w:bookmarkEnd w:id="13"/>
+                            <w:bookmarkEnd w:id="14"/>
                           </w:p>
                         </w:txbxContent>
                       </wps:txbx>
-                      <wps:bodyPr lIns="0" rIns="0" tIns="0" bIns="0" anchor="t">
+                      <wps:bodyPr lIns="0" tIns="0" rIns="0" bIns="0" anchor="t">
                         <a:noAutofit/>
                       </wps:bodyPr>
                     </wps:wsp>
@@ -2109,21 +1816,16 @@
           </mc:Choice>
           <mc:Fallback>
             <w:pict>
-              <v:rect id="shape_0" ID="Marco de texto 4" path="m0,0l-2147483645,0l-2147483645,-2147483646l0,-2147483646xe" stroked="f" o:allowincell="f" style="position:absolute;margin-left:0pt;margin-top:-91.45pt;width:426.05pt;height:91.35pt;mso-wrap-style:square;v-text-anchor:top;mso-position-vertical:top">
-                <v:fill o:detectmouseclick="t" on="false"/>
-                <v:stroke color="#3465a4" joinstyle="round" endcap="flat"/>
-                <v:textbox>
+              <v:rect w14:anchorId="752B3DD3" id="Marco de texto 4" o:spid="_x0000_s1029" style="width:426.1pt;height:91.4pt;visibility:visible;mso-wrap-style:square;mso-left-percent:-10001;mso-top-percent:-10001;mso-position-horizontal:absolute;mso-position-horizontal-relative:char;mso-position-vertical:absolute;mso-position-vertical-relative:line;mso-left-percent:-10001;mso-top-percent:-10001;v-text-anchor:top" o:gfxdata="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" filled="f" stroked="f" strokeweight="0">
+                <v:textbox inset="0,0,0,0">
                   <w:txbxContent>
                     <w:p>
                       <w:pPr>
                         <w:pStyle w:val="Contenidodelmarco"/>
-                        <w:overflowPunct w:val="true"/>
-                        <w:bidi w:val="0"/>
-                        <w:rPr>
-                          <w:color w:val="000000"/>
-                        </w:rPr>
-                      </w:pPr>
-                      <w:bookmarkStart w:id="28" w:name="__DdeLink__442_886509056"/>
+                        <w:rPr>
+                          <w:color w:val="000000"/>
+                        </w:rPr>
+                      </w:pPr>
                       <w:r>
                         <w:rPr>
                           <w:color w:val="000000"/>
@@ -2134,15 +1836,15 @@
                     <w:p>
                       <w:pPr>
                         <w:pStyle w:val="Contenidodelmarco"/>
-                        <w:overflowPunct w:val="true"/>
-                        <w:bidi w:val="0"/>
-                        <w:rPr>
-                          <w:color w:val="000000"/>
-                        </w:rPr>
-                      </w:pPr>
-                      <w:r>
-                        <w:rPr>
-                          <w:color w:val="000000"/>
+                        <w:rPr>
+                          <w:color w:val="000000"/>
+                          <w:lang w:val="es-ES"/>
+                        </w:rPr>
+                      </w:pPr>
+                      <w:r>
+                        <w:rPr>
+                          <w:color w:val="000000"/>
+                          <w:lang w:val="es-ES"/>
                         </w:rPr>
                         <w:t>PREFIX cfihos: &lt;http://infohub.siemens-energy.com/CFIHOS#&gt;</w:t>
                       </w:r>
@@ -2150,8 +1852,6 @@
                     <w:p>
                       <w:pPr>
                         <w:pStyle w:val="Contenidodelmarco"/>
-                        <w:overflowPunct w:val="true"/>
-                        <w:bidi w:val="0"/>
                         <w:rPr>
                           <w:color w:val="000000"/>
                         </w:rPr>
@@ -2166,8 +1866,6 @@
                     <w:p>
                       <w:pPr>
                         <w:pStyle w:val="Contenidodelmarco"/>
-                        <w:overflowPunct w:val="true"/>
-                        <w:bidi w:val="0"/>
                         <w:rPr>
                           <w:color w:val="000000"/>
                         </w:rPr>
@@ -2182,8 +1880,6 @@
                     <w:p>
                       <w:pPr>
                         <w:pStyle w:val="Contenidodelmarco"/>
-                        <w:overflowPunct w:val="true"/>
-                        <w:bidi w:val="0"/>
                         <w:rPr>
                           <w:color w:val="000000"/>
                         </w:rPr>
@@ -2198,68 +1894,58 @@
                     <w:p>
                       <w:pPr>
                         <w:pStyle w:val="Contenidodelmarco"/>
-                        <w:overflowPunct w:val="true"/>
-                        <w:bidi w:val="0"/>
-                        <w:rPr>
-                          <w:color w:val="000000"/>
-                        </w:rPr>
-                      </w:pPr>
-                      <w:bookmarkStart w:id="29" w:name="__DdeLink__442_886509056"/>
-                      <w:bookmarkStart w:id="30" w:name="__DdeLink__191_2895480242"/>
-                      <w:bookmarkStart w:id="31" w:name="__DdeLink__637_384893485"/>
+                        <w:rPr>
+                          <w:color w:val="000000"/>
+                        </w:rPr>
+                      </w:pPr>
+                      <w:bookmarkStart w:id="15" w:name="__DdeLink__442_886509056"/>
+                      <w:bookmarkStart w:id="16" w:name="__DdeLink__191_2895480242"/>
+                      <w:bookmarkStart w:id="17" w:name="__DdeLink__637_384893485"/>
                       <w:r>
                         <w:rPr>
                           <w:color w:val="000000"/>
                         </w:rPr>
                         <w:t>}</w:t>
                       </w:r>
-                      <w:bookmarkEnd w:id="29"/>
-                      <w:bookmarkEnd w:id="30"/>
-                      <w:bookmarkEnd w:id="31"/>
+                      <w:bookmarkEnd w:id="15"/>
+                      <w:bookmarkEnd w:id="16"/>
+                      <w:bookmarkEnd w:id="17"/>
                     </w:p>
                   </w:txbxContent>
                 </v:textbox>
-                <w10:wrap type="square"/>
+                <w10:anchorlock/>
               </v:rect>
             </w:pict>
           </mc:Fallback>
         </mc:AlternateContent>
       </w:r>
     </w:p>
+    <w:p/>
     <w:p>
       <w:pPr>
-        <w:pStyle w:val="Normal"/>
-        <w:bidi w:val="0"/>
-        <w:jc w:val="start"/>
-        <w:rPr/>
+        <w:rPr>
+          <w:b/>
+          <w:bCs/>
+        </w:rPr>
       </w:pPr>
       <w:r>
-        <w:rPr/>
+        <w:rPr>
+          <w:b/>
+          <w:bCs/>
+        </w:rPr>
+        <w:t>CQ5: How many “tag or equipment class” instances apply to tags only? Please count only active (not TERMINATED) instances.</w:t>
       </w:r>
     </w:p>
     <w:p>
       <w:pPr>
-        <w:pStyle w:val="Normal"/>
-        <w:bidi w:val="0"/>
-        <w:jc w:val="start"/>
         <w:rPr>
           <w:b/>
           <w:bCs/>
         </w:rPr>
       </w:pPr>
-      <w:r>
-        <w:rPr>
-          <w:b/>
-          <w:bCs/>
-        </w:rPr>
-        <w:t>CQ5: How many “tag or equipment class” instances apply to tags only? Please count only active (not TERMINATED) instances.</w:t>
-      </w:r>
     </w:p>
     <w:p>
       <w:pPr>
-        <w:pStyle w:val="Normal"/>
-        <w:bidi w:val="0"/>
-        <w:jc w:val="start"/>
         <w:rPr>
           <w:b/>
           <w:bCs/>
@@ -2270,70 +1956,28 @@
           <w:b/>
           <w:bCs/>
         </w:rPr>
+        <w:lastRenderedPageBreak/>
+        <w:t>NOTE:</w:t>
+      </w:r>
+    </w:p>
+    <w:p>
+      <w:r>
+        <w:t>In the ontology model, tags and equipments are different things with different identifiers; however, in CFIHOS tags and equipments can be the same thing with the same identifier. These queries against the ontology are being solved by checking the CFIHOS code instead of using the identifiers of equipments and tags since they differ This is applicable to CQ5, CQ6 and CQ7.</w:t>
       </w:r>
     </w:p>
     <w:p>
       <w:pPr>
-        <w:pStyle w:val="Normal"/>
-        <w:bidi w:val="0"/>
-        <w:jc w:val="start"/>
         <w:rPr>
           <w:b/>
           <w:bCs/>
         </w:rPr>
       </w:pPr>
-      <w:r>
-        <w:rPr>
-          <w:b/>
-          <w:bCs/>
-        </w:rPr>
-        <w:t>NOTE:</w:t>
-      </w:r>
     </w:p>
     <w:p>
       <w:pPr>
-        <w:pStyle w:val="Normal"/>
-        <w:bidi w:val="0"/>
-        <w:jc w:val="start"/>
-        <w:rPr>
-          <w:b w:val="false"/>
-          <w:bCs w:val="false"/>
-        </w:rPr>
-      </w:pPr>
-      <w:r>
-        <w:rPr>
-          <w:b w:val="false"/>
-          <w:bCs w:val="false"/>
-        </w:rPr>
-        <w:t>In the ontology model, tags and equipments are different things with different identifiers; however, in CFIHOS tags and equipments can be the same thing with the same identifier. These queries against the ontology are being solved by checking the CFIHOS code instead of using the identifiers of equipments and tags since they differ This is applicable to CQ5, CQ6 and CQ7.</w:t>
-      </w:r>
-    </w:p>
-    <w:p>
-      <w:pPr>
-        <w:pStyle w:val="Normal"/>
-        <w:bidi w:val="0"/>
-        <w:jc w:val="start"/>
-        <w:rPr>
-          <w:b/>
-          <w:bCs/>
-        </w:rPr>
-      </w:pPr>
-      <w:r>
-        <w:rPr>
-          <w:b/>
-          <w:bCs/>
-        </w:rPr>
-      </w:r>
-    </w:p>
-    <w:p>
-      <w:pPr>
-        <w:pStyle w:val="Normal"/>
-        <w:bidi w:val="0"/>
-        <w:jc w:val="start"/>
-        <w:rPr>
-          <w:b/>
-          <w:bCs/>
-          <w:i/>
+        <w:rPr>
+          <w:b/>
+          <w:bCs/>
           <w:i/>
           <w:iCs/>
         </w:rPr>
@@ -2350,93 +1994,64 @@
     </w:p>
     <w:p>
       <w:pPr>
-        <w:pStyle w:val="Normal"/>
-        <w:bidi w:val="0"/>
-        <w:jc w:val="start"/>
-        <w:rPr>
-          <w:b/>
-          <w:bCs/>
-          <w:i/>
+        <w:rPr>
+          <w:b/>
+          <w:bCs/>
           <w:i/>
           <w:iCs/>
         </w:rPr>
       </w:pPr>
-      <w:r>
+    </w:p>
+    <w:p>
+      <w:pPr>
         <w:rPr>
           <w:b/>
           <w:bCs/>
           <w:i/>
           <w:iCs/>
         </w:rPr>
-      </w:r>
-    </w:p>
-    <w:p>
-      <w:pPr>
-        <w:pStyle w:val="Normal"/>
-        <w:bidi w:val="0"/>
-        <w:jc w:val="start"/>
-        <w:rPr>
-          <w:b/>
-          <w:bCs/>
-          <w:i/>
+      </w:pPr>
+      <w:r>
+        <w:rPr>
+          <w:b/>
+          <w:bCs/>
           <w:i/>
           <w:iCs/>
         </w:rPr>
-      </w:pPr>
-      <w:r>
+        <w:t>SPARQL query:</w:t>
+      </w:r>
+    </w:p>
+    <w:p>
+      <w:pPr>
         <w:rPr>
           <w:b/>
           <w:bCs/>
           <w:i/>
           <w:iCs/>
         </w:rPr>
-        <w:t>SPARQL query:</w:t>
-      </w:r>
+      </w:pPr>
     </w:p>
     <w:p>
       <w:pPr>
-        <w:pStyle w:val="Normal"/>
-        <w:bidi w:val="0"/>
-        <w:jc w:val="start"/>
-        <w:rPr>
-          <w:b/>
-          <w:bCs/>
-          <w:i/>
+        <w:rPr>
+          <w:b/>
+          <w:bCs/>
           <w:i/>
           <w:iCs/>
         </w:rPr>
       </w:pPr>
       <w:r>
         <w:rPr>
-          <w:b/>
-          <w:bCs/>
-          <w:i/>
-          <w:iCs/>
-        </w:rPr>
-      </w:r>
-    </w:p>
-    <w:p>
-      <w:pPr>
-        <w:pStyle w:val="Normal"/>
-        <w:bidi w:val="0"/>
-        <w:jc w:val="start"/>
-        <w:rPr>
-          <w:b/>
-          <w:bCs/>
-          <w:i/>
-          <w:i/>
-          <w:iCs/>
-        </w:rPr>
-      </w:pPr>
-      <w:r>
-        <w:rPr/>
+          <w:noProof/>
+        </w:rPr>
         <mc:AlternateContent>
           <mc:Choice Requires="wps">
             <w:drawing>
-              <wp:inline distT="0" distB="0" distL="0" distR="0">
+              <wp:inline distT="0" distB="0" distL="0" distR="0" wp14:anchorId="07A4F061" wp14:editId="5DA66871">
                 <wp:extent cx="5447030" cy="2454275"/>
                 <wp:effectExtent l="0" t="0" r="0" b="0"/>
                 <wp:docPr id="7" name="Marco de texto 7"/>
+                <wp:cNvGraphicFramePr/>
                 <a:graphic xmlns:a="http://schemas.openxmlformats.org/drawingml/2006/main">
                   <a:graphicData uri="http://schemas.microsoft.com/office/word/2010/wordprocessingShape">
                     <wps:wsp>
@@ -2455,9 +2070,15 @@
                         </a:ln>
                       </wps:spPr>
                       <wps:style>
-                        <a:lnRef idx="0"/>
-                        <a:fillRef idx="0"/>
-                        <a:effectRef idx="0"/>
+                        <a:lnRef idx="0">
+                          <a:scrgbClr r="0" g="0" b="0"/>
+                        </a:lnRef>
+                        <a:fillRef idx="0">
+                          <a:scrgbClr r="0" g="0" b="0"/>
+                        </a:fillRef>
+                        <a:effectRef idx="0">
+                          <a:scrgbClr r="0" g="0" b="0"/>
+                        </a:effectRef>
                         <a:fontRef idx="minor"/>
                       </wps:style>
                       <wps:txbx>
@@ -2465,13 +2086,10 @@
                           <w:p>
                             <w:pPr>
                               <w:pStyle w:val="Contenidodelmarco"/>
-                              <w:overflowPunct w:val="true"/>
-                              <w:bidi w:val="0"/>
-                              <w:rPr>
-                                <w:color w:val="000000"/>
-                              </w:rPr>
-                            </w:pPr>
-                            <w:bookmarkStart w:id="32" w:name="__DdeLink__446_886509056"/>
+                              <w:rPr>
+                                <w:color w:val="000000"/>
+                              </w:rPr>
+                            </w:pPr>
                             <w:r>
                               <w:rPr>
                                 <w:color w:val="000000"/>
@@ -2482,8 +2100,6 @@
                           <w:p>
                             <w:pPr>
                               <w:pStyle w:val="Contenidodelmarco"/>
-                              <w:overflowPunct w:val="true"/>
-                              <w:bidi w:val="0"/>
                               <w:rPr>
                                 <w:color w:val="000000"/>
                               </w:rPr>
@@ -2498,8 +2114,6 @@
                           <w:p>
                             <w:pPr>
                               <w:pStyle w:val="Contenidodelmarco"/>
-                              <w:overflowPunct w:val="true"/>
-                              <w:bidi w:val="0"/>
                               <w:rPr>
                                 <w:color w:val="000000"/>
                               </w:rPr>
@@ -2514,15 +2128,15 @@
                           <w:p>
                             <w:pPr>
                               <w:pStyle w:val="Contenidodelmarco"/>
-                              <w:overflowPunct w:val="true"/>
-                              <w:bidi w:val="0"/>
-                              <w:rPr>
-                                <w:color w:val="000000"/>
-                              </w:rPr>
-                            </w:pPr>
-                            <w:r>
-                              <w:rPr>
-                                <w:color w:val="000000"/>
+                              <w:rPr>
+                                <w:color w:val="000000"/>
+                                <w:lang w:val="es-ES"/>
+                              </w:rPr>
+                            </w:pPr>
+                            <w:r>
+                              <w:rPr>
+                                <w:color w:val="000000"/>
+                                <w:lang w:val="es-ES"/>
                               </w:rPr>
                               <w:t>PREFIX cfihos: &lt;http://infohub.siemens-energy.com/CFIHOS#&gt;</w:t>
                             </w:r>
@@ -2530,8 +2144,6 @@
                           <w:p>
                             <w:pPr>
                               <w:pStyle w:val="Contenidodelmarco"/>
-                              <w:overflowPunct w:val="true"/>
-                              <w:bidi w:val="0"/>
                               <w:rPr>
                                 <w:color w:val="000000"/>
                               </w:rPr>
@@ -2546,8 +2158,6 @@
                           <w:p>
                             <w:pPr>
                               <w:pStyle w:val="Contenidodelmarco"/>
-                              <w:overflowPunct w:val="true"/>
-                              <w:bidi w:val="0"/>
                               <w:rPr>
                                 <w:color w:val="000000"/>
                               </w:rPr>
@@ -2562,8 +2172,6 @@
                           <w:p>
                             <w:pPr>
                               <w:pStyle w:val="Contenidodelmarco"/>
-                              <w:overflowPunct w:val="true"/>
-                              <w:bidi w:val="0"/>
                               <w:rPr>
                                 <w:color w:val="000000"/>
                               </w:rPr>
@@ -2578,8 +2186,6 @@
                           <w:p>
                             <w:pPr>
                               <w:pStyle w:val="Contenidodelmarco"/>
-                              <w:overflowPunct w:val="true"/>
-                              <w:bidi w:val="0"/>
                               <w:rPr>
                                 <w:color w:val="000000"/>
                               </w:rPr>
@@ -2594,8 +2200,6 @@
                           <w:p>
                             <w:pPr>
                               <w:pStyle w:val="Contenidodelmarco"/>
-                              <w:overflowPunct w:val="true"/>
-                              <w:bidi w:val="0"/>
                               <w:rPr>
                                 <w:color w:val="000000"/>
                               </w:rPr>
@@ -2610,8 +2214,6 @@
                           <w:p>
                             <w:pPr>
                               <w:pStyle w:val="Contenidodelmarco"/>
-                              <w:overflowPunct w:val="true"/>
-                              <w:bidi w:val="0"/>
                               <w:rPr>
                                 <w:color w:val="000000"/>
                               </w:rPr>
@@ -2626,8 +2228,6 @@
                           <w:p>
                             <w:pPr>
                               <w:pStyle w:val="Contenidodelmarco"/>
-                              <w:overflowPunct w:val="true"/>
-                              <w:bidi w:val="0"/>
                               <w:rPr>
                                 <w:color w:val="000000"/>
                               </w:rPr>
@@ -2642,8 +2242,6 @@
                           <w:p>
                             <w:pPr>
                               <w:pStyle w:val="Contenidodelmarco"/>
-                              <w:overflowPunct w:val="true"/>
-                              <w:bidi w:val="0"/>
                               <w:rPr>
                                 <w:color w:val="000000"/>
                               </w:rPr>
@@ -2658,8 +2256,6 @@
                           <w:p>
                             <w:pPr>
                               <w:pStyle w:val="Contenidodelmarco"/>
-                              <w:overflowPunct w:val="true"/>
-                              <w:bidi w:val="0"/>
                               <w:rPr>
                                 <w:color w:val="000000"/>
                               </w:rPr>
@@ -2674,28 +2270,26 @@
                           <w:p>
                             <w:pPr>
                               <w:pStyle w:val="Contenidodelmarco"/>
-                              <w:overflowPunct w:val="true"/>
-                              <w:bidi w:val="0"/>
-                              <w:rPr>
-                                <w:color w:val="000000"/>
-                              </w:rPr>
-                            </w:pPr>
-                            <w:bookmarkStart w:id="33" w:name="__DdeLink__446_886509056"/>
-                            <w:bookmarkStart w:id="34" w:name="__DdeLink__193_2895480242"/>
-                            <w:bookmarkStart w:id="35" w:name="__DdeLink__640_384893485"/>
+                              <w:rPr>
+                                <w:color w:val="000000"/>
+                              </w:rPr>
+                            </w:pPr>
+                            <w:bookmarkStart w:id="18" w:name="__DdeLink__446_886509056"/>
+                            <w:bookmarkStart w:id="19" w:name="__DdeLink__193_2895480242"/>
+                            <w:bookmarkStart w:id="20" w:name="__DdeLink__640_384893485"/>
                             <w:r>
                               <w:rPr>
                                 <w:color w:val="000000"/>
                               </w:rPr>
                               <w:t>}</w:t>
                             </w:r>
-                            <w:bookmarkEnd w:id="33"/>
-                            <w:bookmarkEnd w:id="34"/>
-                            <w:bookmarkEnd w:id="35"/>
+                            <w:bookmarkEnd w:id="18"/>
+                            <w:bookmarkEnd w:id="19"/>
+                            <w:bookmarkEnd w:id="20"/>
                           </w:p>
                         </w:txbxContent>
                       </wps:txbx>
-                      <wps:bodyPr lIns="0" rIns="0" tIns="0" bIns="0" anchor="t">
+                      <wps:bodyPr lIns="0" tIns="0" rIns="0" bIns="0" anchor="t">
                         <a:noAutofit/>
                       </wps:bodyPr>
                     </wps:wsp>
@@ -2706,21 +2300,16 @@
           </mc:Choice>
           <mc:Fallback>
             <w:pict>
-              <v:rect id="shape_0" ID="Marco de texto 7" path="m0,0l-2147483645,0l-2147483645,-2147483646l0,-2147483646xe" stroked="f" o:allowincell="f" style="position:absolute;margin-left:0pt;margin-top:-193.3pt;width:428.85pt;height:193.2pt;mso-wrap-style:square;v-text-anchor:top;mso-position-vertical:top">
-                <v:fill o:detectmouseclick="t" on="false"/>
-                <v:stroke color="#3465a4" joinstyle="round" endcap="flat"/>
-                <v:textbox>
+              <v:rect w14:anchorId="07A4F061" id="Marco de texto 7" o:spid="_x0000_s1030" style="width:428.9pt;height:193.25pt;visibility:visible;mso-wrap-style:square;mso-left-percent:-10001;mso-top-percent:-10001;mso-position-horizontal:absolute;mso-position-horizontal-relative:char;mso-position-vertical:absolute;mso-position-vertical-relative:line;mso-left-percent:-10001;mso-top-percent:-10001;v-text-anchor:top" o:gfxdata="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" filled="f" stroked="f" strokeweight="0">
+                <v:textbox inset="0,0,0,0">
                   <w:txbxContent>
                     <w:p>
                       <w:pPr>
                         <w:pStyle w:val="Contenidodelmarco"/>
-                        <w:overflowPunct w:val="true"/>
-                        <w:bidi w:val="0"/>
-                        <w:rPr>
-                          <w:color w:val="000000"/>
-                        </w:rPr>
-                      </w:pPr>
-                      <w:bookmarkStart w:id="36" w:name="__DdeLink__446_886509056"/>
+                        <w:rPr>
+                          <w:color w:val="000000"/>
+                        </w:rPr>
+                      </w:pPr>
                       <w:r>
                         <w:rPr>
                           <w:color w:val="000000"/>
@@ -2731,8 +2320,6 @@
                     <w:p>
                       <w:pPr>
                         <w:pStyle w:val="Contenidodelmarco"/>
-                        <w:overflowPunct w:val="true"/>
-                        <w:bidi w:val="0"/>
                         <w:rPr>
                           <w:color w:val="000000"/>
                         </w:rPr>
@@ -2747,8 +2334,6 @@
                     <w:p>
                       <w:pPr>
                         <w:pStyle w:val="Contenidodelmarco"/>
-                        <w:overflowPunct w:val="true"/>
-                        <w:bidi w:val="0"/>
                         <w:rPr>
                           <w:color w:val="000000"/>
                         </w:rPr>
@@ -2763,15 +2348,15 @@
                     <w:p>
                       <w:pPr>
                         <w:pStyle w:val="Contenidodelmarco"/>
-                        <w:overflowPunct w:val="true"/>
-                        <w:bidi w:val="0"/>
-                        <w:rPr>
-                          <w:color w:val="000000"/>
-                        </w:rPr>
-                      </w:pPr>
-                      <w:r>
-                        <w:rPr>
-                          <w:color w:val="000000"/>
+                        <w:rPr>
+                          <w:color w:val="000000"/>
+                          <w:lang w:val="es-ES"/>
+                        </w:rPr>
+                      </w:pPr>
+                      <w:r>
+                        <w:rPr>
+                          <w:color w:val="000000"/>
+                          <w:lang w:val="es-ES"/>
                         </w:rPr>
                         <w:t>PREFIX cfihos: &lt;http://infohub.siemens-energy.com/CFIHOS#&gt;</w:t>
                       </w:r>
@@ -2779,8 +2364,6 @@
                     <w:p>
                       <w:pPr>
                         <w:pStyle w:val="Contenidodelmarco"/>
-                        <w:overflowPunct w:val="true"/>
-                        <w:bidi w:val="0"/>
                         <w:rPr>
                           <w:color w:val="000000"/>
                         </w:rPr>
@@ -2795,8 +2378,6 @@
                     <w:p>
                       <w:pPr>
                         <w:pStyle w:val="Contenidodelmarco"/>
-                        <w:overflowPunct w:val="true"/>
-                        <w:bidi w:val="0"/>
                         <w:rPr>
                           <w:color w:val="000000"/>
                         </w:rPr>
@@ -2811,8 +2392,6 @@
                     <w:p>
                       <w:pPr>
                         <w:pStyle w:val="Contenidodelmarco"/>
-                        <w:overflowPunct w:val="true"/>
-                        <w:bidi w:val="0"/>
                         <w:rPr>
                           <w:color w:val="000000"/>
                         </w:rPr>
@@ -2827,8 +2406,6 @@
                     <w:p>
                       <w:pPr>
                         <w:pStyle w:val="Contenidodelmarco"/>
-                        <w:overflowPunct w:val="true"/>
-                        <w:bidi w:val="0"/>
                         <w:rPr>
                           <w:color w:val="000000"/>
                         </w:rPr>
@@ -2843,8 +2420,6 @@
                     <w:p>
                       <w:pPr>
                         <w:pStyle w:val="Contenidodelmarco"/>
-                        <w:overflowPunct w:val="true"/>
-                        <w:bidi w:val="0"/>
                         <w:rPr>
                           <w:color w:val="000000"/>
                         </w:rPr>
@@ -2859,8 +2434,6 @@
                     <w:p>
                       <w:pPr>
                         <w:pStyle w:val="Contenidodelmarco"/>
-                        <w:overflowPunct w:val="true"/>
-                        <w:bidi w:val="0"/>
                         <w:rPr>
                           <w:color w:val="000000"/>
                         </w:rPr>
@@ -2875,8 +2448,6 @@
                     <w:p>
                       <w:pPr>
                         <w:pStyle w:val="Contenidodelmarco"/>
-                        <w:overflowPunct w:val="true"/>
-                        <w:bidi w:val="0"/>
                         <w:rPr>
                           <w:color w:val="000000"/>
                         </w:rPr>
@@ -2891,8 +2462,6 @@
                     <w:p>
                       <w:pPr>
                         <w:pStyle w:val="Contenidodelmarco"/>
-                        <w:overflowPunct w:val="true"/>
-                        <w:bidi w:val="0"/>
                         <w:rPr>
                           <w:color w:val="000000"/>
                         </w:rPr>
@@ -2907,8 +2476,6 @@
                     <w:p>
                       <w:pPr>
                         <w:pStyle w:val="Contenidodelmarco"/>
-                        <w:overflowPunct w:val="true"/>
-                        <w:bidi w:val="0"/>
                         <w:rPr>
                           <w:color w:val="000000"/>
                         </w:rPr>
@@ -2923,28 +2490,26 @@
                     <w:p>
                       <w:pPr>
                         <w:pStyle w:val="Contenidodelmarco"/>
-                        <w:overflowPunct w:val="true"/>
-                        <w:bidi w:val="0"/>
-                        <w:rPr>
-                          <w:color w:val="000000"/>
-                        </w:rPr>
-                      </w:pPr>
-                      <w:bookmarkStart w:id="37" w:name="__DdeLink__446_886509056"/>
-                      <w:bookmarkStart w:id="38" w:name="__DdeLink__193_2895480242"/>
-                      <w:bookmarkStart w:id="39" w:name="__DdeLink__640_384893485"/>
+                        <w:rPr>
+                          <w:color w:val="000000"/>
+                        </w:rPr>
+                      </w:pPr>
+                      <w:bookmarkStart w:id="21" w:name="__DdeLink__446_886509056"/>
+                      <w:bookmarkStart w:id="22" w:name="__DdeLink__193_2895480242"/>
+                      <w:bookmarkStart w:id="23" w:name="__DdeLink__640_384893485"/>
                       <w:r>
                         <w:rPr>
                           <w:color w:val="000000"/>
                         </w:rPr>
                         <w:t>}</w:t>
                       </w:r>
-                      <w:bookmarkEnd w:id="37"/>
-                      <w:bookmarkEnd w:id="38"/>
-                      <w:bookmarkEnd w:id="39"/>
+                      <w:bookmarkEnd w:id="21"/>
+                      <w:bookmarkEnd w:id="22"/>
+                      <w:bookmarkEnd w:id="23"/>
                     </w:p>
                   </w:txbxContent>
                 </v:textbox>
-                <w10:wrap type="square"/>
+                <w10:anchorlock/>
               </v:rect>
             </w:pict>
           </mc:Fallback>
@@ -2953,93 +2518,71 @@
     </w:p>
     <w:p>
       <w:pPr>
-        <w:pStyle w:val="Normal"/>
-        <w:bidi w:val="0"/>
-        <w:jc w:val="start"/>
-        <w:rPr>
-          <w:b/>
-          <w:bCs/>
-          <w:i/>
+        <w:rPr>
+          <w:b/>
+          <w:bCs/>
           <w:i/>
           <w:iCs/>
         </w:rPr>
       </w:pPr>
-      <w:r>
+    </w:p>
+    <w:p>
+      <w:pPr>
+        <w:rPr>
+          <w:b/>
+          <w:bCs/>
+        </w:rPr>
+      </w:pPr>
+      <w:r>
+        <w:rPr>
+          <w:b/>
+          <w:bCs/>
+        </w:rPr>
+        <w:t>CQ6: How many “tag or equipment class” instances apply to equipment only? Please count only active (not TERMINATED) instances.</w:t>
+      </w:r>
+    </w:p>
+    <w:p>
+      <w:pPr>
+        <w:rPr>
+          <w:b/>
+          <w:bCs/>
+        </w:rPr>
+      </w:pPr>
+    </w:p>
+    <w:p>
+      <w:pPr>
         <w:rPr>
           <w:b/>
           <w:bCs/>
           <w:i/>
           <w:iCs/>
         </w:rPr>
-      </w:r>
-    </w:p>
-    <w:p>
-      <w:pPr>
-        <w:pStyle w:val="Normal"/>
-        <w:bidi w:val="0"/>
-        <w:jc w:val="start"/>
-        <w:rPr>
-          <w:b/>
-          <w:bCs/>
-        </w:rPr>
       </w:pPr>
       <w:r>
         <w:rPr>
           <w:b/>
           <w:bCs/>
-        </w:rPr>
-        <w:t>CQ6: How many “tag or equipment class” instances apply to equipment only? Please count only active (not TERMINATED) instances.</w:t>
-      </w:r>
-    </w:p>
-    <w:p>
-      <w:pPr>
-        <w:pStyle w:val="Normal"/>
-        <w:bidi w:val="0"/>
-        <w:jc w:val="start"/>
-        <w:rPr>
-          <w:b/>
-          <w:bCs/>
-        </w:rPr>
-      </w:pPr>
-      <w:r>
-        <w:rPr>
-          <w:b/>
-          <w:bCs/>
-        </w:rPr>
-      </w:r>
-    </w:p>
-    <w:p>
-      <w:pPr>
-        <w:pStyle w:val="Normal"/>
-        <w:bidi w:val="0"/>
-        <w:jc w:val="start"/>
-        <w:rPr>
-          <w:b/>
-          <w:bCs/>
-          <w:i/>
           <w:i/>
           <w:iCs/>
         </w:rPr>
-      </w:pPr>
-      <w:r>
+        <w:t>Response: 14</w:t>
+      </w:r>
+    </w:p>
+    <w:p>
+      <w:pPr>
         <w:rPr>
           <w:b/>
           <w:bCs/>
           <w:i/>
           <w:iCs/>
         </w:rPr>
-        <w:t>Response: 14</w:t>
-      </w:r>
+      </w:pPr>
     </w:p>
     <w:p>
       <w:pPr>
-        <w:pStyle w:val="Normal"/>
-        <w:bidi w:val="0"/>
-        <w:jc w:val="start"/>
-        <w:rPr>
-          <w:b/>
-          <w:bCs/>
-          <w:i/>
+        <w:rPr>
+          <w:b/>
+          <w:bCs/>
           <w:i/>
           <w:iCs/>
         </w:rPr>
@@ -3051,75 +2594,40 @@
           <w:i/>
           <w:iCs/>
         </w:rPr>
+        <w:t>SPARQL query:</w:t>
       </w:r>
     </w:p>
     <w:p>
       <w:pPr>
-        <w:pStyle w:val="Normal"/>
-        <w:bidi w:val="0"/>
-        <w:jc w:val="start"/>
-        <w:rPr>
-          <w:b/>
-          <w:bCs/>
-          <w:i/>
+        <w:rPr>
+          <w:b/>
+          <w:bCs/>
           <w:i/>
           <w:iCs/>
         </w:rPr>
       </w:pPr>
-      <w:r>
+    </w:p>
+    <w:p>
+      <w:pPr>
         <w:rPr>
           <w:b/>
           <w:bCs/>
           <w:i/>
           <w:iCs/>
         </w:rPr>
-        <w:t>SPARQL query:</w:t>
-      </w:r>
-    </w:p>
-    <w:p>
-      <w:pPr>
-        <w:pStyle w:val="Normal"/>
-        <w:bidi w:val="0"/>
-        <w:jc w:val="start"/>
-        <w:rPr>
-          <w:b/>
-          <w:bCs/>
-          <w:i/>
-          <w:i/>
-          <w:iCs/>
-        </w:rPr>
       </w:pPr>
       <w:r>
         <w:rPr>
-          <w:b/>
-          <w:bCs/>
-          <w:i/>
-          <w:iCs/>
-        </w:rPr>
-      </w:r>
-    </w:p>
-    <w:p>
-      <w:pPr>
-        <w:pStyle w:val="Normal"/>
-        <w:bidi w:val="0"/>
-        <w:jc w:val="start"/>
-        <w:rPr>
-          <w:b/>
-          <w:bCs/>
-          <w:i/>
-          <w:i/>
-          <w:iCs/>
-        </w:rPr>
-      </w:pPr>
-      <w:r>
-        <w:rPr/>
+          <w:noProof/>
+        </w:rPr>
         <mc:AlternateContent>
           <mc:Choice Requires="wps">
             <w:drawing>
-              <wp:inline distT="0" distB="0" distL="0" distR="0">
+              <wp:inline distT="0" distB="0" distL="0" distR="0" wp14:anchorId="5401A186" wp14:editId="5D9E6FCA">
                 <wp:extent cx="5447030" cy="2454275"/>
                 <wp:effectExtent l="0" t="0" r="0" b="0"/>
                 <wp:docPr id="8" name="Marco de texto 6"/>
+                <wp:cNvGraphicFramePr/>
                 <a:graphic xmlns:a="http://schemas.openxmlformats.org/drawingml/2006/main">
                   <a:graphicData uri="http://schemas.microsoft.com/office/word/2010/wordprocessingShape">
                     <wps:wsp>
@@ -3138,9 +2646,15 @@
                         </a:ln>
                       </wps:spPr>
                       <wps:style>
-                        <a:lnRef idx="0"/>
-                        <a:fillRef idx="0"/>
-                        <a:effectRef idx="0"/>
+                        <a:lnRef idx="0">
+                          <a:scrgbClr r="0" g="0" b="0"/>
+                        </a:lnRef>
+                        <a:fillRef idx="0">
+                          <a:scrgbClr r="0" g="0" b="0"/>
+                        </a:fillRef>
+                        <a:effectRef idx="0">
+                          <a:scrgbClr r="0" g="0" b="0"/>
+                        </a:effectRef>
                         <a:fontRef idx="minor"/>
                       </wps:style>
                       <wps:txbx>
@@ -3148,13 +2662,10 @@
                           <w:p>
                             <w:pPr>
                               <w:pStyle w:val="Contenidodelmarco"/>
-                              <w:overflowPunct w:val="true"/>
-                              <w:bidi w:val="0"/>
-                              <w:rPr>
-                                <w:color w:val="000000"/>
-                              </w:rPr>
-                            </w:pPr>
-                            <w:bookmarkStart w:id="40" w:name="__DdeLink__450_886509056"/>
+                              <w:rPr>
+                                <w:color w:val="000000"/>
+                              </w:rPr>
+                            </w:pPr>
                             <w:r>
                               <w:rPr>
                                 <w:color w:val="000000"/>
@@ -3165,8 +2676,6 @@
                           <w:p>
                             <w:pPr>
                               <w:pStyle w:val="Contenidodelmarco"/>
-                              <w:overflowPunct w:val="true"/>
-                              <w:bidi w:val="0"/>
                               <w:rPr>
                                 <w:color w:val="000000"/>
                               </w:rPr>
@@ -3181,8 +2690,6 @@
                           <w:p>
                             <w:pPr>
                               <w:pStyle w:val="Contenidodelmarco"/>
-                              <w:overflowPunct w:val="true"/>
-                              <w:bidi w:val="0"/>
                               <w:rPr>
                                 <w:color w:val="000000"/>
                               </w:rPr>
@@ -3197,15 +2704,15 @@
                           <w:p>
                             <w:pPr>
                               <w:pStyle w:val="Contenidodelmarco"/>
-                              <w:overflowPunct w:val="true"/>
-                              <w:bidi w:val="0"/>
-                              <w:rPr>
-                                <w:color w:val="000000"/>
-                              </w:rPr>
-                            </w:pPr>
-                            <w:r>
-                              <w:rPr>
-                                <w:color w:val="000000"/>
+                              <w:rPr>
+                                <w:color w:val="000000"/>
+                                <w:lang w:val="es-ES"/>
+                              </w:rPr>
+                            </w:pPr>
+                            <w:r>
+                              <w:rPr>
+                                <w:color w:val="000000"/>
+                                <w:lang w:val="es-ES"/>
                               </w:rPr>
                               <w:t>PREFIX cfihos: &lt;http://infohub.siemens-energy.com/CFIHOS#&gt;</w:t>
                             </w:r>
@@ -3213,8 +2720,6 @@
                           <w:p>
                             <w:pPr>
                               <w:pStyle w:val="Contenidodelmarco"/>
-                              <w:overflowPunct w:val="true"/>
-                              <w:bidi w:val="0"/>
                               <w:rPr>
                                 <w:color w:val="000000"/>
                               </w:rPr>
@@ -3229,8 +2734,6 @@
                           <w:p>
                             <w:pPr>
                               <w:pStyle w:val="Contenidodelmarco"/>
-                              <w:overflowPunct w:val="true"/>
-                              <w:bidi w:val="0"/>
                               <w:rPr>
                                 <w:color w:val="000000"/>
                               </w:rPr>
@@ -3245,8 +2748,6 @@
                           <w:p>
                             <w:pPr>
                               <w:pStyle w:val="Contenidodelmarco"/>
-                              <w:overflowPunct w:val="true"/>
-                              <w:bidi w:val="0"/>
                               <w:rPr>
                                 <w:color w:val="000000"/>
                               </w:rPr>
@@ -3261,8 +2762,6 @@
                           <w:p>
                             <w:pPr>
                               <w:pStyle w:val="Contenidodelmarco"/>
-                              <w:overflowPunct w:val="true"/>
-                              <w:bidi w:val="0"/>
                               <w:rPr>
                                 <w:color w:val="000000"/>
                               </w:rPr>
@@ -3277,8 +2776,6 @@
                           <w:p>
                             <w:pPr>
                               <w:pStyle w:val="Contenidodelmarco"/>
-                              <w:overflowPunct w:val="true"/>
-                              <w:bidi w:val="0"/>
                               <w:rPr>
                                 <w:color w:val="000000"/>
                               </w:rPr>
@@ -3293,8 +2790,6 @@
                           <w:p>
                             <w:pPr>
                               <w:pStyle w:val="Contenidodelmarco"/>
-                              <w:overflowPunct w:val="true"/>
-                              <w:bidi w:val="0"/>
                               <w:rPr>
                                 <w:color w:val="000000"/>
                               </w:rPr>
@@ -3309,8 +2804,6 @@
                           <w:p>
                             <w:pPr>
                               <w:pStyle w:val="Contenidodelmarco"/>
-                              <w:overflowPunct w:val="true"/>
-                              <w:bidi w:val="0"/>
                               <w:rPr>
                                 <w:color w:val="000000"/>
                               </w:rPr>
@@ -3325,8 +2818,6 @@
                           <w:p>
                             <w:pPr>
                               <w:pStyle w:val="Contenidodelmarco"/>
-                              <w:overflowPunct w:val="true"/>
-                              <w:bidi w:val="0"/>
                               <w:rPr>
                                 <w:color w:val="000000"/>
                               </w:rPr>
@@ -3341,8 +2832,6 @@
                           <w:p>
                             <w:pPr>
                               <w:pStyle w:val="Contenidodelmarco"/>
-                              <w:overflowPunct w:val="true"/>
-                              <w:bidi w:val="0"/>
                               <w:rPr>
                                 <w:color w:val="000000"/>
                               </w:rPr>
@@ -3357,28 +2846,26 @@
                           <w:p>
                             <w:pPr>
                               <w:pStyle w:val="Contenidodelmarco"/>
-                              <w:overflowPunct w:val="true"/>
-                              <w:bidi w:val="0"/>
-                              <w:rPr>
-                                <w:color w:val="000000"/>
-                              </w:rPr>
-                            </w:pPr>
-                            <w:bookmarkStart w:id="41" w:name="__DdeLink__450_886509056"/>
-                            <w:bookmarkStart w:id="42" w:name="__DdeLink__195_2895480242"/>
-                            <w:bookmarkStart w:id="43" w:name="__DdeLink__643_384893485"/>
+                              <w:rPr>
+                                <w:color w:val="000000"/>
+                              </w:rPr>
+                            </w:pPr>
+                            <w:bookmarkStart w:id="24" w:name="__DdeLink__450_886509056"/>
+                            <w:bookmarkStart w:id="25" w:name="__DdeLink__195_2895480242"/>
+                            <w:bookmarkStart w:id="26" w:name="__DdeLink__643_384893485"/>
                             <w:r>
                               <w:rPr>
                                 <w:color w:val="000000"/>
                               </w:rPr>
                               <w:t>}</w:t>
                             </w:r>
-                            <w:bookmarkEnd w:id="41"/>
-                            <w:bookmarkEnd w:id="42"/>
-                            <w:bookmarkEnd w:id="43"/>
+                            <w:bookmarkEnd w:id="24"/>
+                            <w:bookmarkEnd w:id="25"/>
+                            <w:bookmarkEnd w:id="26"/>
                           </w:p>
                         </w:txbxContent>
                       </wps:txbx>
-                      <wps:bodyPr lIns="0" rIns="0" tIns="0" bIns="0" anchor="t">
+                      <wps:bodyPr lIns="0" tIns="0" rIns="0" bIns="0" anchor="t">
                         <a:noAutofit/>
                       </wps:bodyPr>
                     </wps:wsp>
@@ -3389,21 +2876,16 @@
           </mc:Choice>
           <mc:Fallback>
             <w:pict>
-              <v:rect id="shape_0" ID="Marco de texto 6" path="m0,0l-2147483645,0l-2147483645,-2147483646l0,-2147483646xe" stroked="f" o:allowincell="f" style="position:absolute;margin-left:0pt;margin-top:-193.3pt;width:428.85pt;height:193.2pt;mso-wrap-style:square;v-text-anchor:top;mso-position-vertical:top">
-                <v:fill o:detectmouseclick="t" on="false"/>
-                <v:stroke color="#3465a4" joinstyle="round" endcap="flat"/>
-                <v:textbox>
+              <v:rect w14:anchorId="5401A186" id="Marco de texto 6" o:spid="_x0000_s1031" style="width:428.9pt;height:193.25pt;visibility:visible;mso-wrap-style:square;mso-left-percent:-10001;mso-top-percent:-10001;mso-position-horizontal:absolute;mso-position-horizontal-relative:char;mso-position-vertical:absolute;mso-position-vertical-relative:line;mso-left-percent:-10001;mso-top-percent:-10001;v-text-anchor:top" o:gfxdata="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" filled="f" stroked="f" strokeweight="0">
+                <v:textbox inset="0,0,0,0">
                   <w:txbxContent>
                     <w:p>
                       <w:pPr>
                         <w:pStyle w:val="Contenidodelmarco"/>
-                        <w:overflowPunct w:val="true"/>
-                        <w:bidi w:val="0"/>
-                        <w:rPr>
-                          <w:color w:val="000000"/>
-                        </w:rPr>
-                      </w:pPr>
-                      <w:bookmarkStart w:id="44" w:name="__DdeLink__450_886509056"/>
+                        <w:rPr>
+                          <w:color w:val="000000"/>
+                        </w:rPr>
+                      </w:pPr>
                       <w:r>
                         <w:rPr>
                           <w:color w:val="000000"/>
@@ -3414,8 +2896,6 @@
                     <w:p>
                       <w:pPr>
                         <w:pStyle w:val="Contenidodelmarco"/>
-                        <w:overflowPunct w:val="true"/>
-                        <w:bidi w:val="0"/>
                         <w:rPr>
                           <w:color w:val="000000"/>
                         </w:rPr>
@@ -3430,8 +2910,6 @@
                     <w:p>
                       <w:pPr>
                         <w:pStyle w:val="Contenidodelmarco"/>
-                        <w:overflowPunct w:val="true"/>
-                        <w:bidi w:val="0"/>
                         <w:rPr>
                           <w:color w:val="000000"/>
                         </w:rPr>
@@ -3446,15 +2924,15 @@
                     <w:p>
                       <w:pPr>
                         <w:pStyle w:val="Contenidodelmarco"/>
-                        <w:overflowPunct w:val="true"/>
-                        <w:bidi w:val="0"/>
-                        <w:rPr>
-                          <w:color w:val="000000"/>
-                        </w:rPr>
-                      </w:pPr>
-                      <w:r>
-                        <w:rPr>
-                          <w:color w:val="000000"/>
+                        <w:rPr>
+                          <w:color w:val="000000"/>
+                          <w:lang w:val="es-ES"/>
+                        </w:rPr>
+                      </w:pPr>
+                      <w:r>
+                        <w:rPr>
+                          <w:color w:val="000000"/>
+                          <w:lang w:val="es-ES"/>
                         </w:rPr>
                         <w:t>PREFIX cfihos: &lt;http://infohub.siemens-energy.com/CFIHOS#&gt;</w:t>
                       </w:r>
@@ -3462,8 +2940,6 @@
                     <w:p>
                       <w:pPr>
                         <w:pStyle w:val="Contenidodelmarco"/>
-                        <w:overflowPunct w:val="true"/>
-                        <w:bidi w:val="0"/>
                         <w:rPr>
                           <w:color w:val="000000"/>
                         </w:rPr>
@@ -3478,8 +2954,6 @@
                     <w:p>
                       <w:pPr>
                         <w:pStyle w:val="Contenidodelmarco"/>
-                        <w:overflowPunct w:val="true"/>
-                        <w:bidi w:val="0"/>
                         <w:rPr>
                           <w:color w:val="000000"/>
                         </w:rPr>
@@ -3494,8 +2968,6 @@
                     <w:p>
                       <w:pPr>
                         <w:pStyle w:val="Contenidodelmarco"/>
-                        <w:overflowPunct w:val="true"/>
-                        <w:bidi w:val="0"/>
                         <w:rPr>
                           <w:color w:val="000000"/>
                         </w:rPr>
@@ -3510,8 +2982,6 @@
                     <w:p>
                       <w:pPr>
                         <w:pStyle w:val="Contenidodelmarco"/>
-                        <w:overflowPunct w:val="true"/>
-                        <w:bidi w:val="0"/>
                         <w:rPr>
                           <w:color w:val="000000"/>
                         </w:rPr>
@@ -3526,8 +2996,6 @@
                     <w:p>
                       <w:pPr>
                         <w:pStyle w:val="Contenidodelmarco"/>
-                        <w:overflowPunct w:val="true"/>
-                        <w:bidi w:val="0"/>
                         <w:rPr>
                           <w:color w:val="000000"/>
                         </w:rPr>
@@ -3542,8 +3010,6 @@
                     <w:p>
                       <w:pPr>
                         <w:pStyle w:val="Contenidodelmarco"/>
-                        <w:overflowPunct w:val="true"/>
-                        <w:bidi w:val="0"/>
                         <w:rPr>
                           <w:color w:val="000000"/>
                         </w:rPr>
@@ -3558,8 +3024,6 @@
                     <w:p>
                       <w:pPr>
                         <w:pStyle w:val="Contenidodelmarco"/>
-                        <w:overflowPunct w:val="true"/>
-                        <w:bidi w:val="0"/>
                         <w:rPr>
                           <w:color w:val="000000"/>
                         </w:rPr>
@@ -3574,8 +3038,6 @@
                     <w:p>
                       <w:pPr>
                         <w:pStyle w:val="Contenidodelmarco"/>
-                        <w:overflowPunct w:val="true"/>
-                        <w:bidi w:val="0"/>
                         <w:rPr>
                           <w:color w:val="000000"/>
                         </w:rPr>
@@ -3590,8 +3052,6 @@
                     <w:p>
                       <w:pPr>
                         <w:pStyle w:val="Contenidodelmarco"/>
-                        <w:overflowPunct w:val="true"/>
-                        <w:bidi w:val="0"/>
                         <w:rPr>
                           <w:color w:val="000000"/>
                         </w:rPr>
@@ -3606,28 +3066,26 @@
                     <w:p>
                       <w:pPr>
                         <w:pStyle w:val="Contenidodelmarco"/>
-                        <w:overflowPunct w:val="true"/>
-                        <w:bidi w:val="0"/>
-                        <w:rPr>
-                          <w:color w:val="000000"/>
-                        </w:rPr>
-                      </w:pPr>
-                      <w:bookmarkStart w:id="45" w:name="__DdeLink__450_886509056"/>
-                      <w:bookmarkStart w:id="46" w:name="__DdeLink__195_2895480242"/>
-                      <w:bookmarkStart w:id="47" w:name="__DdeLink__643_384893485"/>
+                        <w:rPr>
+                          <w:color w:val="000000"/>
+                        </w:rPr>
+                      </w:pPr>
+                      <w:bookmarkStart w:id="27" w:name="__DdeLink__450_886509056"/>
+                      <w:bookmarkStart w:id="28" w:name="__DdeLink__195_2895480242"/>
+                      <w:bookmarkStart w:id="29" w:name="__DdeLink__643_384893485"/>
                       <w:r>
                         <w:rPr>
                           <w:color w:val="000000"/>
                         </w:rPr>
                         <w:t>}</w:t>
                       </w:r>
-                      <w:bookmarkEnd w:id="45"/>
-                      <w:bookmarkEnd w:id="46"/>
-                      <w:bookmarkEnd w:id="47"/>
+                      <w:bookmarkEnd w:id="27"/>
+                      <w:bookmarkEnd w:id="28"/>
+                      <w:bookmarkEnd w:id="29"/>
                     </w:p>
                   </w:txbxContent>
                 </v:textbox>
-                <w10:wrap type="square"/>
+                <w10:anchorlock/>
               </v:rect>
             </w:pict>
           </mc:Fallback>
@@ -3636,93 +3094,71 @@
     </w:p>
     <w:p>
       <w:pPr>
-        <w:pStyle w:val="Normal"/>
-        <w:bidi w:val="0"/>
-        <w:jc w:val="start"/>
-        <w:rPr>
-          <w:b/>
-          <w:bCs/>
-          <w:i/>
+        <w:rPr>
+          <w:b/>
+          <w:bCs/>
           <w:i/>
           <w:iCs/>
         </w:rPr>
       </w:pPr>
-      <w:r>
+    </w:p>
+    <w:p>
+      <w:pPr>
+        <w:rPr>
+          <w:b/>
+          <w:bCs/>
+        </w:rPr>
+      </w:pPr>
+      <w:r>
+        <w:rPr>
+          <w:b/>
+          <w:bCs/>
+        </w:rPr>
+        <w:t>CQ7: How many “tag or equipment class” instances apply to both tags and equipment? Please count only active (not TERMINATED) instances.</w:t>
+      </w:r>
+    </w:p>
+    <w:p>
+      <w:pPr>
+        <w:rPr>
+          <w:b/>
+          <w:bCs/>
+        </w:rPr>
+      </w:pPr>
+    </w:p>
+    <w:p>
+      <w:pPr>
         <w:rPr>
           <w:b/>
           <w:bCs/>
           <w:i/>
           <w:iCs/>
         </w:rPr>
-      </w:r>
-    </w:p>
-    <w:p>
-      <w:pPr>
-        <w:pStyle w:val="Normal"/>
-        <w:bidi w:val="0"/>
-        <w:jc w:val="start"/>
-        <w:rPr>
-          <w:b/>
-          <w:bCs/>
-        </w:rPr>
       </w:pPr>
       <w:r>
         <w:rPr>
           <w:b/>
           <w:bCs/>
-        </w:rPr>
-        <w:t>CQ7: How many “tag or equipment class” instances apply to both tags and equipment? Please count only active (not TERMINATED) instances.</w:t>
-      </w:r>
-    </w:p>
-    <w:p>
-      <w:pPr>
-        <w:pStyle w:val="Normal"/>
-        <w:bidi w:val="0"/>
-        <w:jc w:val="start"/>
-        <w:rPr>
-          <w:b/>
-          <w:bCs/>
-        </w:rPr>
-      </w:pPr>
-      <w:r>
-        <w:rPr>
-          <w:b/>
-          <w:bCs/>
-        </w:rPr>
-      </w:r>
-    </w:p>
-    <w:p>
-      <w:pPr>
-        <w:pStyle w:val="Normal"/>
-        <w:bidi w:val="0"/>
-        <w:jc w:val="start"/>
-        <w:rPr>
-          <w:b/>
-          <w:bCs/>
-          <w:i/>
           <w:i/>
           <w:iCs/>
         </w:rPr>
-      </w:pPr>
-      <w:r>
+        <w:t>Response: 818</w:t>
+      </w:r>
+    </w:p>
+    <w:p>
+      <w:pPr>
         <w:rPr>
           <w:b/>
           <w:bCs/>
           <w:i/>
           <w:iCs/>
         </w:rPr>
-        <w:t>Response: 818</w:t>
-      </w:r>
+      </w:pPr>
     </w:p>
     <w:p>
       <w:pPr>
-        <w:pStyle w:val="Normal"/>
-        <w:bidi w:val="0"/>
-        <w:jc w:val="start"/>
-        <w:rPr>
-          <w:b/>
-          <w:bCs/>
-          <w:i/>
+        <w:rPr>
+          <w:b/>
+          <w:bCs/>
           <w:i/>
           <w:iCs/>
         </w:rPr>
@@ -3734,75 +3170,41 @@
           <w:i/>
           <w:iCs/>
         </w:rPr>
+        <w:lastRenderedPageBreak/>
+        <w:t>SPARQL query:</w:t>
       </w:r>
     </w:p>
     <w:p>
       <w:pPr>
-        <w:pStyle w:val="Normal"/>
-        <w:bidi w:val="0"/>
-        <w:jc w:val="start"/>
-        <w:rPr>
-          <w:b/>
-          <w:bCs/>
-          <w:i/>
+        <w:rPr>
+          <w:b/>
+          <w:bCs/>
           <w:i/>
           <w:iCs/>
         </w:rPr>
       </w:pPr>
-      <w:r>
+    </w:p>
+    <w:p>
+      <w:pPr>
         <w:rPr>
           <w:b/>
           <w:bCs/>
           <w:i/>
           <w:iCs/>
         </w:rPr>
-        <w:t>SPARQL query:</w:t>
-      </w:r>
-    </w:p>
-    <w:p>
-      <w:pPr>
-        <w:pStyle w:val="Normal"/>
-        <w:bidi w:val="0"/>
-        <w:jc w:val="start"/>
-        <w:rPr>
-          <w:b/>
-          <w:bCs/>
-          <w:i/>
-          <w:i/>
-          <w:iCs/>
-        </w:rPr>
       </w:pPr>
       <w:r>
         <w:rPr>
-          <w:b/>
-          <w:bCs/>
-          <w:i/>
-          <w:iCs/>
-        </w:rPr>
-      </w:r>
-    </w:p>
-    <w:p>
-      <w:pPr>
-        <w:pStyle w:val="Normal"/>
-        <w:bidi w:val="0"/>
-        <w:jc w:val="start"/>
-        <w:rPr>
-          <w:b/>
-          <w:bCs/>
-          <w:i/>
-          <w:i/>
-          <w:iCs/>
-        </w:rPr>
-      </w:pPr>
-      <w:r>
-        <w:rPr/>
+          <w:noProof/>
+        </w:rPr>
         <mc:AlternateContent>
           <mc:Choice Requires="wps">
             <w:drawing>
-              <wp:inline distT="0" distB="0" distL="0" distR="0">
+              <wp:inline distT="0" distB="0" distL="0" distR="0" wp14:anchorId="2233779E" wp14:editId="2B80BD12">
                 <wp:extent cx="5447030" cy="2629535"/>
                 <wp:effectExtent l="0" t="0" r="0" b="0"/>
                 <wp:docPr id="9" name="Marco de texto 8"/>
+                <wp:cNvGraphicFramePr/>
                 <a:graphic xmlns:a="http://schemas.openxmlformats.org/drawingml/2006/main">
                   <a:graphicData uri="http://schemas.microsoft.com/office/word/2010/wordprocessingShape">
                     <wps:wsp>
@@ -3821,9 +3223,15 @@
                         </a:ln>
                       </wps:spPr>
                       <wps:style>
-                        <a:lnRef idx="0"/>
-                        <a:fillRef idx="0"/>
-                        <a:effectRef idx="0"/>
+                        <a:lnRef idx="0">
+                          <a:scrgbClr r="0" g="0" b="0"/>
+                        </a:lnRef>
+                        <a:fillRef idx="0">
+                          <a:scrgbClr r="0" g="0" b="0"/>
+                        </a:fillRef>
+                        <a:effectRef idx="0">
+                          <a:scrgbClr r="0" g="0" b="0"/>
+                        </a:effectRef>
                         <a:fontRef idx="minor"/>
                       </wps:style>
                       <wps:txbx>
@@ -3831,13 +3239,10 @@
                           <w:p>
                             <w:pPr>
                               <w:pStyle w:val="Contenidodelmarco"/>
-                              <w:overflowPunct w:val="true"/>
-                              <w:bidi w:val="0"/>
-                              <w:rPr>
-                                <w:color w:val="000000"/>
-                              </w:rPr>
-                            </w:pPr>
-                            <w:bookmarkStart w:id="48" w:name="__DdeLink__454_886509056"/>
+                              <w:rPr>
+                                <w:color w:val="000000"/>
+                              </w:rPr>
+                            </w:pPr>
                             <w:r>
                               <w:rPr>
                                 <w:color w:val="000000"/>
@@ -3848,8 +3253,6 @@
                           <w:p>
                             <w:pPr>
                               <w:pStyle w:val="Contenidodelmarco"/>
-                              <w:overflowPunct w:val="true"/>
-                              <w:bidi w:val="0"/>
                               <w:rPr>
                                 <w:color w:val="000000"/>
                               </w:rPr>
@@ -3864,8 +3267,6 @@
                           <w:p>
                             <w:pPr>
                               <w:pStyle w:val="Contenidodelmarco"/>
-                              <w:overflowPunct w:val="true"/>
-                              <w:bidi w:val="0"/>
                               <w:rPr>
                                 <w:color w:val="000000"/>
                               </w:rPr>
@@ -3880,15 +3281,15 @@
                           <w:p>
                             <w:pPr>
                               <w:pStyle w:val="Contenidodelmarco"/>
-                              <w:overflowPunct w:val="true"/>
-                              <w:bidi w:val="0"/>
-                              <w:rPr>
-                                <w:color w:val="000000"/>
-                              </w:rPr>
-                            </w:pPr>
-                            <w:r>
-                              <w:rPr>
-                                <w:color w:val="000000"/>
+                              <w:rPr>
+                                <w:color w:val="000000"/>
+                                <w:lang w:val="es-ES"/>
+                              </w:rPr>
+                            </w:pPr>
+                            <w:r>
+                              <w:rPr>
+                                <w:color w:val="000000"/>
+                                <w:lang w:val="es-ES"/>
                               </w:rPr>
                               <w:t>PREFIX xsd: &lt;http://www.w3.org/2001/XMLSchema#&gt;</w:t>
                             </w:r>
@@ -3896,15 +3297,15 @@
                           <w:p>
                             <w:pPr>
                               <w:pStyle w:val="Contenidodelmarco"/>
-                              <w:overflowPunct w:val="true"/>
-                              <w:bidi w:val="0"/>
-                              <w:rPr>
-                                <w:color w:val="000000"/>
-                              </w:rPr>
-                            </w:pPr>
-                            <w:r>
-                              <w:rPr>
-                                <w:color w:val="000000"/>
+                              <w:rPr>
+                                <w:color w:val="000000"/>
+                                <w:lang w:val="es-ES"/>
+                              </w:rPr>
+                            </w:pPr>
+                            <w:r>
+                              <w:rPr>
+                                <w:color w:val="000000"/>
+                                <w:lang w:val="es-ES"/>
                               </w:rPr>
                               <w:t>PREFIX cfihos: &lt;http://infohub.siemens-energy.com/CFIHOS#&gt;</w:t>
                             </w:r>
@@ -3912,8 +3313,6 @@
                           <w:p>
                             <w:pPr>
                               <w:pStyle w:val="Contenidodelmarco"/>
-                              <w:overflowPunct w:val="true"/>
-                              <w:bidi w:val="0"/>
                               <w:rPr>
                                 <w:color w:val="000000"/>
                               </w:rPr>
@@ -3928,8 +3327,6 @@
                           <w:p>
                             <w:pPr>
                               <w:pStyle w:val="Contenidodelmarco"/>
-                              <w:overflowPunct w:val="true"/>
-                              <w:bidi w:val="0"/>
                               <w:rPr>
                                 <w:color w:val="000000"/>
                               </w:rPr>
@@ -3944,8 +3341,6 @@
                           <w:p>
                             <w:pPr>
                               <w:pStyle w:val="Contenidodelmarco"/>
-                              <w:overflowPunct w:val="true"/>
-                              <w:bidi w:val="0"/>
                               <w:rPr>
                                 <w:color w:val="000000"/>
                               </w:rPr>
@@ -3960,8 +3355,6 @@
                           <w:p>
                             <w:pPr>
                               <w:pStyle w:val="Contenidodelmarco"/>
-                              <w:overflowPunct w:val="true"/>
-                              <w:bidi w:val="0"/>
                               <w:rPr>
                                 <w:color w:val="000000"/>
                               </w:rPr>
@@ -3976,8 +3369,6 @@
                           <w:p>
                             <w:pPr>
                               <w:pStyle w:val="Contenidodelmarco"/>
-                              <w:overflowPunct w:val="true"/>
-                              <w:bidi w:val="0"/>
                               <w:rPr>
                                 <w:color w:val="000000"/>
                               </w:rPr>
@@ -3992,8 +3383,6 @@
                           <w:p>
                             <w:pPr>
                               <w:pStyle w:val="Contenidodelmarco"/>
-                              <w:overflowPunct w:val="true"/>
-                              <w:bidi w:val="0"/>
                               <w:rPr>
                                 <w:color w:val="000000"/>
                               </w:rPr>
@@ -4008,8 +3397,6 @@
                           <w:p>
                             <w:pPr>
                               <w:pStyle w:val="Contenidodelmarco"/>
-                              <w:overflowPunct w:val="true"/>
-                              <w:bidi w:val="0"/>
                               <w:rPr>
                                 <w:color w:val="000000"/>
                               </w:rPr>
@@ -4024,8 +3411,6 @@
                           <w:p>
                             <w:pPr>
                               <w:pStyle w:val="Contenidodelmarco"/>
-                              <w:overflowPunct w:val="true"/>
-                              <w:bidi w:val="0"/>
                               <w:rPr>
                                 <w:color w:val="000000"/>
                               </w:rPr>
@@ -4040,8 +3425,6 @@
                           <w:p>
                             <w:pPr>
                               <w:pStyle w:val="Contenidodelmarco"/>
-                              <w:overflowPunct w:val="true"/>
-                              <w:bidi w:val="0"/>
                               <w:rPr>
                                 <w:color w:val="000000"/>
                               </w:rPr>
@@ -4056,28 +3439,26 @@
                           <w:p>
                             <w:pPr>
                               <w:pStyle w:val="Contenidodelmarco"/>
-                              <w:overflowPunct w:val="true"/>
-                              <w:bidi w:val="0"/>
-                              <w:rPr>
-                                <w:color w:val="000000"/>
-                              </w:rPr>
-                            </w:pPr>
-                            <w:bookmarkStart w:id="49" w:name="__DdeLink__454_886509056"/>
-                            <w:bookmarkStart w:id="50" w:name="__DdeLink__197_2895480242"/>
-                            <w:bookmarkStart w:id="51" w:name="__DdeLink__646_384893485"/>
+                              <w:rPr>
+                                <w:color w:val="000000"/>
+                              </w:rPr>
+                            </w:pPr>
+                            <w:bookmarkStart w:id="30" w:name="__DdeLink__454_886509056"/>
+                            <w:bookmarkStart w:id="31" w:name="__DdeLink__197_2895480242"/>
+                            <w:bookmarkStart w:id="32" w:name="__DdeLink__646_384893485"/>
                             <w:r>
                               <w:rPr>
                                 <w:color w:val="000000"/>
                               </w:rPr>
                               <w:t>}</w:t>
                             </w:r>
-                            <w:bookmarkEnd w:id="49"/>
-                            <w:bookmarkEnd w:id="50"/>
-                            <w:bookmarkEnd w:id="51"/>
+                            <w:bookmarkEnd w:id="30"/>
+                            <w:bookmarkEnd w:id="31"/>
+                            <w:bookmarkEnd w:id="32"/>
                           </w:p>
                         </w:txbxContent>
                       </wps:txbx>
-                      <wps:bodyPr lIns="0" rIns="0" tIns="0" bIns="0" anchor="t">
+                      <wps:bodyPr lIns="0" tIns="0" rIns="0" bIns="0" anchor="t">
                         <a:noAutofit/>
                       </wps:bodyPr>
                     </wps:wsp>
@@ -4088,21 +3469,16 @@
           </mc:Choice>
           <mc:Fallback>
             <w:pict>
-              <v:rect id="shape_0" ID="Marco de texto 8" path="m0,0l-2147483645,0l-2147483645,-2147483646l0,-2147483646xe" stroked="f" o:allowincell="f" style="position:absolute;margin-left:0pt;margin-top:-207.1pt;width:428.85pt;height:207pt;mso-wrap-style:square;v-text-anchor:top;mso-position-vertical:top">
-                <v:fill o:detectmouseclick="t" on="false"/>
-                <v:stroke color="#3465a4" joinstyle="round" endcap="flat"/>
-                <v:textbox>
+              <v:rect w14:anchorId="2233779E" id="Marco de texto 8" o:spid="_x0000_s1032" style="width:428.9pt;height:207.05pt;visibility:visible;mso-wrap-style:square;mso-left-percent:-10001;mso-top-percent:-10001;mso-position-horizontal:absolute;mso-position-horizontal-relative:char;mso-position-vertical:absolute;mso-position-vertical-relative:line;mso-left-percent:-10001;mso-top-percent:-10001;v-text-anchor:top" o:gfxdata="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" filled="f" stroked="f" strokeweight="0">
+                <v:textbox inset="0,0,0,0">
                   <w:txbxContent>
                     <w:p>
                       <w:pPr>
                         <w:pStyle w:val="Contenidodelmarco"/>
-                        <w:overflowPunct w:val="true"/>
-                        <w:bidi w:val="0"/>
-                        <w:rPr>
-                          <w:color w:val="000000"/>
-                        </w:rPr>
-                      </w:pPr>
-                      <w:bookmarkStart w:id="52" w:name="__DdeLink__454_886509056"/>
+                        <w:rPr>
+                          <w:color w:val="000000"/>
+                        </w:rPr>
+                      </w:pPr>
                       <w:r>
                         <w:rPr>
                           <w:color w:val="000000"/>
@@ -4113,8 +3489,6 @@
                     <w:p>
                       <w:pPr>
                         <w:pStyle w:val="Contenidodelmarco"/>
-                        <w:overflowPunct w:val="true"/>
-                        <w:bidi w:val="0"/>
                         <w:rPr>
                           <w:color w:val="000000"/>
                         </w:rPr>
@@ -4129,8 +3503,6 @@
                     <w:p>
                       <w:pPr>
                         <w:pStyle w:val="Contenidodelmarco"/>
-                        <w:overflowPunct w:val="true"/>
-                        <w:bidi w:val="0"/>
                         <w:rPr>
                           <w:color w:val="000000"/>
                         </w:rPr>
@@ -4145,15 +3517,15 @@
                     <w:p>
                       <w:pPr>
                         <w:pStyle w:val="Contenidodelmarco"/>
-                        <w:overflowPunct w:val="true"/>
-                        <w:bidi w:val="0"/>
-                        <w:rPr>
-                          <w:color w:val="000000"/>
-                        </w:rPr>
-                      </w:pPr>
-                      <w:r>
-                        <w:rPr>
-                          <w:color w:val="000000"/>
+                        <w:rPr>
+                          <w:color w:val="000000"/>
+                          <w:lang w:val="es-ES"/>
+                        </w:rPr>
+                      </w:pPr>
+                      <w:r>
+                        <w:rPr>
+                          <w:color w:val="000000"/>
+                          <w:lang w:val="es-ES"/>
                         </w:rPr>
                         <w:t>PREFIX xsd: &lt;http://www.w3.org/2001/XMLSchema#&gt;</w:t>
                       </w:r>
@@ -4161,15 +3533,15 @@
                     <w:p>
                       <w:pPr>
                         <w:pStyle w:val="Contenidodelmarco"/>
-                        <w:overflowPunct w:val="true"/>
-                        <w:bidi w:val="0"/>
-                        <w:rPr>
-                          <w:color w:val="000000"/>
-                        </w:rPr>
-                      </w:pPr>
-                      <w:r>
-                        <w:rPr>
-                          <w:color w:val="000000"/>
+                        <w:rPr>
+                          <w:color w:val="000000"/>
+                          <w:lang w:val="es-ES"/>
+                        </w:rPr>
+                      </w:pPr>
+                      <w:r>
+                        <w:rPr>
+                          <w:color w:val="000000"/>
+                          <w:lang w:val="es-ES"/>
                         </w:rPr>
                         <w:t>PREFIX cfihos: &lt;http://infohub.siemens-energy.com/CFIHOS#&gt;</w:t>
                       </w:r>
@@ -4177,8 +3549,6 @@
                     <w:p>
                       <w:pPr>
                         <w:pStyle w:val="Contenidodelmarco"/>
-                        <w:overflowPunct w:val="true"/>
-                        <w:bidi w:val="0"/>
                         <w:rPr>
                           <w:color w:val="000000"/>
                         </w:rPr>
@@ -4193,8 +3563,6 @@
                     <w:p>
                       <w:pPr>
                         <w:pStyle w:val="Contenidodelmarco"/>
-                        <w:overflowPunct w:val="true"/>
-                        <w:bidi w:val="0"/>
                         <w:rPr>
                           <w:color w:val="000000"/>
                         </w:rPr>
@@ -4209,8 +3577,6 @@
                     <w:p>
                       <w:pPr>
                         <w:pStyle w:val="Contenidodelmarco"/>
-                        <w:overflowPunct w:val="true"/>
-                        <w:bidi w:val="0"/>
                         <w:rPr>
                           <w:color w:val="000000"/>
                         </w:rPr>
@@ -4225,8 +3591,6 @@
                     <w:p>
                       <w:pPr>
                         <w:pStyle w:val="Contenidodelmarco"/>
-                        <w:overflowPunct w:val="true"/>
-                        <w:bidi w:val="0"/>
                         <w:rPr>
                           <w:color w:val="000000"/>
                         </w:rPr>
@@ -4241,8 +3605,6 @@
                     <w:p>
                       <w:pPr>
                         <w:pStyle w:val="Contenidodelmarco"/>
-                        <w:overflowPunct w:val="true"/>
-                        <w:bidi w:val="0"/>
                         <w:rPr>
                           <w:color w:val="000000"/>
                         </w:rPr>
@@ -4257,8 +3619,6 @@
                     <w:p>
                       <w:pPr>
                         <w:pStyle w:val="Contenidodelmarco"/>
-                        <w:overflowPunct w:val="true"/>
-                        <w:bidi w:val="0"/>
                         <w:rPr>
                           <w:color w:val="000000"/>
                         </w:rPr>
@@ -4273,8 +3633,6 @@
                     <w:p>
                       <w:pPr>
                         <w:pStyle w:val="Contenidodelmarco"/>
-                        <w:overflowPunct w:val="true"/>
-                        <w:bidi w:val="0"/>
                         <w:rPr>
                           <w:color w:val="000000"/>
                         </w:rPr>
@@ -4289,8 +3647,6 @@
                     <w:p>
                       <w:pPr>
                         <w:pStyle w:val="Contenidodelmarco"/>
-                        <w:overflowPunct w:val="true"/>
-                        <w:bidi w:val="0"/>
                         <w:rPr>
                           <w:color w:val="000000"/>
                         </w:rPr>
@@ -4305,8 +3661,6 @@
                     <w:p>
                       <w:pPr>
                         <w:pStyle w:val="Contenidodelmarco"/>
-                        <w:overflowPunct w:val="true"/>
-                        <w:bidi w:val="0"/>
                         <w:rPr>
                           <w:color w:val="000000"/>
                         </w:rPr>
@@ -4321,87 +3675,57 @@
                     <w:p>
                       <w:pPr>
                         <w:pStyle w:val="Contenidodelmarco"/>
-                        <w:overflowPunct w:val="true"/>
-                        <w:bidi w:val="0"/>
-                        <w:rPr>
-                          <w:color w:val="000000"/>
-                        </w:rPr>
-                      </w:pPr>
-                      <w:bookmarkStart w:id="53" w:name="__DdeLink__454_886509056"/>
-                      <w:bookmarkStart w:id="54" w:name="__DdeLink__197_2895480242"/>
-                      <w:bookmarkStart w:id="55" w:name="__DdeLink__646_384893485"/>
+                        <w:rPr>
+                          <w:color w:val="000000"/>
+                        </w:rPr>
+                      </w:pPr>
+                      <w:bookmarkStart w:id="33" w:name="__DdeLink__454_886509056"/>
+                      <w:bookmarkStart w:id="34" w:name="__DdeLink__197_2895480242"/>
+                      <w:bookmarkStart w:id="35" w:name="__DdeLink__646_384893485"/>
                       <w:r>
                         <w:rPr>
                           <w:color w:val="000000"/>
                         </w:rPr>
                         <w:t>}</w:t>
                       </w:r>
-                      <w:bookmarkEnd w:id="53"/>
-                      <w:bookmarkEnd w:id="54"/>
-                      <w:bookmarkEnd w:id="55"/>
+                      <w:bookmarkEnd w:id="33"/>
+                      <w:bookmarkEnd w:id="34"/>
+                      <w:bookmarkEnd w:id="35"/>
                     </w:p>
                   </w:txbxContent>
                 </v:textbox>
-                <w10:wrap type="square"/>
+                <w10:anchorlock/>
               </v:rect>
             </w:pict>
           </mc:Fallback>
         </mc:AlternateContent>
       </w:r>
     </w:p>
+    <w:p/>
     <w:p>
       <w:pPr>
-        <w:pStyle w:val="Normal"/>
-        <w:bidi w:val="0"/>
-        <w:jc w:val="start"/>
-        <w:rPr/>
+        <w:rPr>
+          <w:b/>
+          <w:bCs/>
+        </w:rPr>
       </w:pPr>
       <w:r>
-        <w:rPr/>
+        <w:rPr>
+          <w:b/>
+          <w:bCs/>
+        </w:rPr>
+        <w:t>CQ8: List of entities (classes) with count of number of instances</w:t>
       </w:r>
     </w:p>
     <w:p>
       <w:pPr>
-        <w:pStyle w:val="Normal"/>
-        <w:bidi w:val="0"/>
-        <w:jc w:val="start"/>
         <w:rPr>
           <w:b/>
           <w:bCs/>
         </w:rPr>
       </w:pPr>
-      <w:r>
-        <w:rPr>
-          <w:b/>
-          <w:bCs/>
-        </w:rPr>
-        <w:t>CQ8: List of entities (classes) with count of number of instances</w:t>
-      </w:r>
-    </w:p>
-    <w:p>
-      <w:pPr>
-        <w:pStyle w:val="Normal"/>
-        <w:bidi w:val="0"/>
-        <w:jc w:val="start"/>
-        <w:rPr>
-          <w:b/>
-          <w:bCs/>
-        </w:rPr>
-      </w:pPr>
-      <w:r>
-        <w:rPr>
-          <w:b/>
-          <w:bCs/>
-        </w:rPr>
-      </w:r>
-    </w:p>
-    <w:p>
-      <w:pPr>
-        <w:pStyle w:val="Normal"/>
-        <w:bidi w:val="0"/>
-        <w:jc w:val="start"/>
-        <w:rPr/>
-      </w:pPr>
+    </w:p>
+    <w:p>
       <w:r>
         <w:rPr>
           <w:b/>
@@ -4412,24 +3736,19 @@
         <w:t>Response</w:t>
       </w:r>
       <w:r>
-        <w:rPr/>
         <w:t>:</w:t>
       </w:r>
     </w:p>
     <w:p>
-      <w:pPr>
-        <w:pStyle w:val="Normal"/>
-        <w:bidi w:val="0"/>
-        <w:jc w:val="start"/>
-        <w:rPr/>
-      </w:pPr>
-      <w:r>
-        <w:rPr/>
+      <w:r>
+        <w:rPr>
+          <w:noProof/>
+        </w:rPr>
         <w:drawing>
-          <wp:inline distT="0" distB="0" distL="0" distR="0">
+          <wp:inline distT="0" distB="0" distL="0" distR="0" wp14:anchorId="04E218C2" wp14:editId="70DC8D4F">
             <wp:extent cx="4756785" cy="1778000"/>
             <wp:effectExtent l="0" t="0" r="0" b="0"/>
-            <wp:docPr id="10" name="Imagen3" descr="" title=""/>
+            <wp:docPr id="10" name="Imagen3"/>
             <wp:cNvGraphicFramePr>
               <a:graphicFrameLocks xmlns:a="http://schemas.openxmlformats.org/drawingml/2006/main" noChangeAspect="1"/>
             </wp:cNvGraphicFramePr>
@@ -4437,13 +3756,13 @@
               <a:graphicData uri="http://schemas.openxmlformats.org/drawingml/2006/picture">
                 <pic:pic xmlns:pic="http://schemas.openxmlformats.org/drawingml/2006/picture">
                   <pic:nvPicPr>
-                    <pic:cNvPr id="10" name="Imagen3" descr="" title=""/>
+                    <pic:cNvPr id="10" name="Imagen3"/>
                     <pic:cNvPicPr>
                       <a:picLocks noChangeAspect="1" noChangeArrowheads="1"/>
                     </pic:cNvPicPr>
                   </pic:nvPicPr>
                   <pic:blipFill>
-                    <a:blip r:embed="rId4"/>
+                    <a:blip r:embed="rId6"/>
                     <a:stretch>
                       <a:fillRect/>
                     </a:stretch>
@@ -4464,26 +3783,12 @@
         </w:drawing>
       </w:r>
     </w:p>
+    <w:p/>
     <w:p>
       <w:pPr>
-        <w:pStyle w:val="Normal"/>
-        <w:bidi w:val="0"/>
-        <w:jc w:val="start"/>
-        <w:rPr/>
-      </w:pPr>
-      <w:r>
-        <w:rPr/>
-      </w:r>
-    </w:p>
-    <w:p>
-      <w:pPr>
-        <w:pStyle w:val="Normal"/>
-        <w:bidi w:val="0"/>
-        <w:jc w:val="start"/>
-        <w:rPr>
-          <w:b/>
-          <w:bCs/>
-          <w:i/>
+        <w:rPr>
+          <w:b/>
+          <w:bCs/>
           <w:i/>
           <w:iCs/>
         </w:rPr>
@@ -4498,33 +3803,20 @@
         <w:t>SPARQL query:</w:t>
       </w:r>
     </w:p>
-    <w:p>
-      <w:pPr>
-        <w:pStyle w:val="Normal"/>
-        <w:bidi w:val="0"/>
-        <w:jc w:val="start"/>
-        <w:rPr/>
-      </w:pPr>
-      <w:r>
-        <w:rPr/>
-      </w:r>
-    </w:p>
-    <w:p>
-      <w:pPr>
-        <w:pStyle w:val="Normal"/>
-        <w:bidi w:val="0"/>
-        <w:jc w:val="start"/>
-        <w:rPr/>
-      </w:pPr>
-      <w:r>
-        <w:rPr/>
+    <w:p/>
+    <w:p>
+      <w:r>
+        <w:rPr>
+          <w:noProof/>
+        </w:rPr>
         <mc:AlternateContent>
           <mc:Choice Requires="wps">
             <w:drawing>
-              <wp:inline distT="0" distB="0" distL="0" distR="0">
+              <wp:inline distT="0" distB="0" distL="0" distR="0" wp14:anchorId="582610CD" wp14:editId="475F611D">
                 <wp:extent cx="5411470" cy="1160780"/>
                 <wp:effectExtent l="0" t="0" r="0" b="0"/>
                 <wp:docPr id="11" name="Marco de texto 5"/>
+                <wp:cNvGraphicFramePr/>
                 <a:graphic xmlns:a="http://schemas.openxmlformats.org/drawingml/2006/main">
                   <a:graphicData uri="http://schemas.microsoft.com/office/word/2010/wordprocessingShape">
                     <wps:wsp>
@@ -4543,9 +3835,15 @@
                         </a:ln>
                       </wps:spPr>
                       <wps:style>
-                        <a:lnRef idx="0"/>
-                        <a:fillRef idx="0"/>
-                        <a:effectRef idx="0"/>
+                        <a:lnRef idx="0">
+                          <a:scrgbClr r="0" g="0" b="0"/>
+                        </a:lnRef>
+                        <a:fillRef idx="0">
+                          <a:scrgbClr r="0" g="0" b="0"/>
+                        </a:fillRef>
+                        <a:effectRef idx="0">
+                          <a:scrgbClr r="0" g="0" b="0"/>
+                        </a:effectRef>
                         <a:fontRef idx="minor"/>
                       </wps:style>
                       <wps:txbx>
@@ -4553,13 +3851,10 @@
                           <w:p>
                             <w:pPr>
                               <w:pStyle w:val="Contenidodelmarco"/>
-                              <w:overflowPunct w:val="true"/>
-                              <w:bidi w:val="0"/>
-                              <w:rPr>
-                                <w:color w:val="000000"/>
-                              </w:rPr>
-                            </w:pPr>
-                            <w:bookmarkStart w:id="56" w:name="__DdeLink__458_886509056"/>
+                              <w:rPr>
+                                <w:color w:val="000000"/>
+                              </w:rPr>
+                            </w:pPr>
                             <w:r>
                               <w:rPr>
                                 <w:color w:val="000000"/>
@@ -4570,8 +3865,6 @@
                           <w:p>
                             <w:pPr>
                               <w:pStyle w:val="Contenidodelmarco"/>
-                              <w:overflowPunct w:val="true"/>
-                              <w:bidi w:val="0"/>
                               <w:rPr>
                                 <w:color w:val="000000"/>
                               </w:rPr>
@@ -4586,8 +3879,6 @@
                           <w:p>
                             <w:pPr>
                               <w:pStyle w:val="Contenidodelmarco"/>
-                              <w:overflowPunct w:val="true"/>
-                              <w:bidi w:val="0"/>
                               <w:rPr>
                                 <w:color w:val="000000"/>
                               </w:rPr>
@@ -4602,8 +3893,6 @@
                           <w:p>
                             <w:pPr>
                               <w:pStyle w:val="Contenidodelmarco"/>
-                              <w:overflowPunct w:val="true"/>
-                              <w:bidi w:val="0"/>
                               <w:rPr>
                                 <w:color w:val="000000"/>
                               </w:rPr>
@@ -4618,8 +3907,6 @@
                           <w:p>
                             <w:pPr>
                               <w:pStyle w:val="Contenidodelmarco"/>
-                              <w:overflowPunct w:val="true"/>
-                              <w:bidi w:val="0"/>
                               <w:rPr>
                                 <w:color w:val="000000"/>
                               </w:rPr>
@@ -4634,28 +3921,26 @@
                           <w:p>
                             <w:pPr>
                               <w:pStyle w:val="Contenidodelmarco"/>
-                              <w:overflowPunct w:val="true"/>
-                              <w:bidi w:val="0"/>
-                              <w:rPr>
-                                <w:color w:val="000000"/>
-                              </w:rPr>
-                            </w:pPr>
-                            <w:bookmarkStart w:id="57" w:name="__DdeLink__458_886509056"/>
-                            <w:bookmarkStart w:id="58" w:name="__DdeLink__199_2895480242"/>
-                            <w:bookmarkStart w:id="59" w:name="__DdeLink__649_384893485"/>
+                              <w:rPr>
+                                <w:color w:val="000000"/>
+                              </w:rPr>
+                            </w:pPr>
+                            <w:bookmarkStart w:id="36" w:name="__DdeLink__458_886509056"/>
+                            <w:bookmarkStart w:id="37" w:name="__DdeLink__199_2895480242"/>
+                            <w:bookmarkStart w:id="38" w:name="__DdeLink__649_384893485"/>
                             <w:r>
                               <w:rPr>
                                 <w:color w:val="000000"/>
                               </w:rPr>
                               <w:t>} group by ?class</w:t>
                             </w:r>
-                            <w:bookmarkEnd w:id="57"/>
-                            <w:bookmarkEnd w:id="58"/>
-                            <w:bookmarkEnd w:id="59"/>
+                            <w:bookmarkEnd w:id="36"/>
+                            <w:bookmarkEnd w:id="37"/>
+                            <w:bookmarkEnd w:id="38"/>
                           </w:p>
                         </w:txbxContent>
                       </wps:txbx>
-                      <wps:bodyPr lIns="0" rIns="0" tIns="0" bIns="0" anchor="t">
+                      <wps:bodyPr lIns="0" tIns="0" rIns="0" bIns="0" anchor="t">
                         <a:noAutofit/>
                       </wps:bodyPr>
                     </wps:wsp>
@@ -4783,22 +4068,9 @@
         </mc:AlternateContent>
       </w:r>
     </w:p>
+    <w:p/>
     <w:p>
       <w:pPr>
-        <w:pStyle w:val="Normal"/>
-        <w:bidi w:val="0"/>
-        <w:jc w:val="start"/>
-        <w:rPr/>
-      </w:pPr>
-      <w:r>
-        <w:rPr/>
-      </w:r>
-    </w:p>
-    <w:p>
-      <w:pPr>
-        <w:pStyle w:val="Normal"/>
-        <w:bidi w:val="0"/>
-        <w:jc w:val="start"/>
         <w:rPr>
           <w:b/>
           <w:bCs/>
@@ -4810,7 +4082,6 @@
           <w:bCs/>
           <w:i/>
           <w:iCs/>
-          <w:u w:val="none"/>
         </w:rPr>
         <w:t>NOTE</w:t>
       </w:r>
@@ -4823,64 +4094,12 @@
       </w:r>
     </w:p>
     <w:p>
-      <w:pPr>
-        <w:pStyle w:val="Normal"/>
-        <w:bidi w:val="0"/>
-        <w:jc w:val="start"/>
-        <w:rPr>
-          <w:b w:val="false"/>
-          <w:bCs w:val="false"/>
-        </w:rPr>
-      </w:pPr>
-      <w:r>
-        <w:rPr>
-          <w:b w:val="false"/>
-          <w:bCs w:val="false"/>
-        </w:rPr>
-        <w:t xml:space="preserve">The ontology modelling is based on classes and subclasses. The unique instances included are units of measurement, </w:t>
-      </w:r>
-      <w:r>
-        <w:rPr>
-          <w:b w:val="false"/>
-          <w:bCs w:val="false"/>
-        </w:rPr>
-        <w:t>standards, and property picklists</w:t>
-      </w:r>
-      <w:r>
-        <w:rPr>
-          <w:b w:val="false"/>
-          <w:bCs w:val="false"/>
-        </w:rPr>
-        <w:t>. If the goal of this CQ is to know how many documents, equipments, tags, and disciplines are present in the ontology, the query would be class-oriented, as follows:</w:t>
-      </w:r>
-    </w:p>
-    <w:p>
-      <w:pPr>
-        <w:pStyle w:val="Normal"/>
-        <w:bidi w:val="0"/>
-        <w:jc w:val="start"/>
-        <w:rPr>
-          <w:b w:val="false"/>
-          <w:bCs w:val="false"/>
-        </w:rPr>
-      </w:pPr>
-      <w:r>
-        <w:rPr>
-          <w:b w:val="false"/>
-          <w:bCs w:val="false"/>
-        </w:rPr>
-      </w:r>
-    </w:p>
-    <w:p>
-      <w:pPr>
-        <w:pStyle w:val="Normal"/>
-        <w:bidi w:val="0"/>
-        <w:jc w:val="start"/>
-        <w:rPr>
-          <w:b w:val="false"/>
-          <w:bCs w:val="false"/>
-        </w:rPr>
-      </w:pPr>
+      <w:r>
+        <w:t>The ontology modelling is based on classes and subclasses. The unique instances included are units of measurement, standards, and property picklists. If the goal of this CQ is to know how many documents, equipments, tags, and disciplines are present in the ontology, the query would be class-oriented, as follows:</w:t>
+      </w:r>
+    </w:p>
+    <w:p/>
+    <w:p>
       <w:r>
         <w:rPr>
           <w:b/>
@@ -4891,47 +4110,21 @@
         <w:t>Response</w:t>
       </w:r>
       <w:r>
-        <w:rPr>
-          <w:b w:val="false"/>
-          <w:bCs w:val="false"/>
-        </w:rPr>
         <w:t>:</w:t>
       </w:r>
     </w:p>
-    <w:p>
-      <w:pPr>
-        <w:pStyle w:val="Normal"/>
-        <w:bidi w:val="0"/>
-        <w:jc w:val="start"/>
-        <w:rPr>
-          <w:b w:val="false"/>
-          <w:bCs w:val="false"/>
-        </w:rPr>
-      </w:pPr>
-      <w:r>
-        <w:rPr>
-          <w:b w:val="false"/>
-          <w:bCs w:val="false"/>
-        </w:rPr>
-      </w:r>
-    </w:p>
-    <w:p>
-      <w:pPr>
-        <w:pStyle w:val="Normal"/>
-        <w:bidi w:val="0"/>
-        <w:jc w:val="start"/>
-        <w:rPr>
-          <w:b w:val="false"/>
-          <w:bCs w:val="false"/>
-        </w:rPr>
-      </w:pPr>
-      <w:r>
-        <w:rPr/>
+    <w:p/>
+    <w:p>
+      <w:r>
+        <w:rPr>
+          <w:noProof/>
+        </w:rPr>
+        <w:lastRenderedPageBreak/>
         <w:drawing>
-          <wp:inline distT="0" distB="0" distL="0" distR="0">
+          <wp:inline distT="0" distB="0" distL="0" distR="0" wp14:anchorId="311D6ACE" wp14:editId="50972F6F">
             <wp:extent cx="4588510" cy="1155065"/>
             <wp:effectExtent l="0" t="0" r="0" b="0"/>
-            <wp:docPr id="12" name="Imagen4" descr="" title=""/>
+            <wp:docPr id="12" name="Imagen4"/>
             <wp:cNvGraphicFramePr>
               <a:graphicFrameLocks xmlns:a="http://schemas.openxmlformats.org/drawingml/2006/main" noChangeAspect="1"/>
             </wp:cNvGraphicFramePr>
@@ -4939,13 +4132,13 @@
               <a:graphicData uri="http://schemas.openxmlformats.org/drawingml/2006/picture">
                 <pic:pic xmlns:pic="http://schemas.openxmlformats.org/drawingml/2006/picture">
                   <pic:nvPicPr>
-                    <pic:cNvPr id="12" name="Imagen4" descr="" title=""/>
+                    <pic:cNvPr id="12" name="Imagen4"/>
                     <pic:cNvPicPr>
                       <a:picLocks noChangeAspect="1" noChangeArrowheads="1"/>
                     </pic:cNvPicPr>
                   </pic:nvPicPr>
                   <pic:blipFill>
-                    <a:blip r:embed="rId5"/>
+                    <a:blip r:embed="rId7"/>
                     <a:stretch>
                       <a:fillRect/>
                     </a:stretch>
@@ -4966,77 +4159,26 @@
         </w:drawing>
       </w:r>
     </w:p>
-    <w:p>
-      <w:pPr>
-        <w:pStyle w:val="Normal"/>
-        <w:bidi w:val="0"/>
-        <w:jc w:val="start"/>
-        <w:rPr>
-          <w:b w:val="false"/>
-          <w:bCs w:val="false"/>
-        </w:rPr>
-      </w:pPr>
-      <w:r>
-        <w:rPr>
-          <w:b w:val="false"/>
-          <w:bCs w:val="false"/>
-        </w:rPr>
-      </w:r>
-    </w:p>
-    <w:p>
-      <w:pPr>
-        <w:pStyle w:val="Normal"/>
-        <w:bidi w:val="0"/>
-        <w:jc w:val="start"/>
-        <w:rPr>
-          <w:b w:val="false"/>
-          <w:bCs w:val="false"/>
-        </w:rPr>
-      </w:pPr>
-      <w:r>
-        <w:rPr>
-          <w:b w:val="false"/>
-          <w:bCs w:val="false"/>
-        </w:rPr>
+    <w:p/>
+    <w:p>
+      <w:r>
         <w:t>SPARQL query:</w:t>
       </w:r>
     </w:p>
-    <w:p>
-      <w:pPr>
-        <w:pStyle w:val="Normal"/>
-        <w:bidi w:val="0"/>
-        <w:jc w:val="start"/>
-        <w:rPr>
-          <w:b w:val="false"/>
-          <w:bCs w:val="false"/>
-        </w:rPr>
-      </w:pPr>
-      <w:r>
-        <w:rPr>
-          <w:b w:val="false"/>
-          <w:bCs w:val="false"/>
-        </w:rPr>
-      </w:r>
-    </w:p>
-    <w:p>
-      <w:pPr>
-        <w:pStyle w:val="Normal"/>
-        <w:bidi w:val="0"/>
-        <w:jc w:val="start"/>
-        <w:rPr>
-          <w:b w:val="false"/>
-          <w:bCs w:val="false"/>
-        </w:rPr>
-      </w:pPr>
-      <w:r>
-        <w:rPr/>
+    <w:p/>
+    <w:p>
+      <w:r>
+        <w:rPr>
+          <w:noProof/>
+        </w:rPr>
         <mc:AlternateContent>
           <mc:Choice Requires="wps">
             <w:drawing>
-              <wp:inline distT="0" distB="0" distL="0" distR="0">
+              <wp:inline distT="0" distB="0" distL="0" distR="0" wp14:anchorId="5303A3EB" wp14:editId="4DB44C1B">
                 <wp:extent cx="5411470" cy="1753235"/>
                 <wp:effectExtent l="0" t="0" r="0" b="0"/>
                 <wp:docPr id="13" name="Marco de texto 9"/>
+                <wp:cNvGraphicFramePr/>
                 <a:graphic xmlns:a="http://schemas.openxmlformats.org/drawingml/2006/main">
                   <a:graphicData uri="http://schemas.microsoft.com/office/word/2010/wordprocessingShape">
                     <wps:wsp>
@@ -5055,9 +4197,15 @@
                         </a:ln>
                       </wps:spPr>
                       <wps:style>
-                        <a:lnRef idx="0"/>
-                        <a:fillRef idx="0"/>
-                        <a:effectRef idx="0"/>
+                        <a:lnRef idx="0">
+                          <a:scrgbClr r="0" g="0" b="0"/>
+                        </a:lnRef>
+                        <a:fillRef idx="0">
+                          <a:scrgbClr r="0" g="0" b="0"/>
+                        </a:fillRef>
+                        <a:effectRef idx="0">
+                          <a:scrgbClr r="0" g="0" b="0"/>
+                        </a:effectRef>
                         <a:fontRef idx="minor"/>
                       </wps:style>
                       <wps:txbx>
@@ -5065,13 +4213,10 @@
                           <w:p>
                             <w:pPr>
                               <w:pStyle w:val="Contenidodelmarco"/>
-                              <w:overflowPunct w:val="true"/>
-                              <w:bidi w:val="0"/>
-                              <w:rPr>
-                                <w:color w:val="000000"/>
-                              </w:rPr>
-                            </w:pPr>
-                            <w:bookmarkStart w:id="64" w:name="__DdeLink__462_886509056"/>
+                              <w:rPr>
+                                <w:color w:val="000000"/>
+                              </w:rPr>
+                            </w:pPr>
                             <w:r>
                               <w:rPr>
                                 <w:color w:val="000000"/>
@@ -5082,8 +4227,6 @@
                           <w:p>
                             <w:pPr>
                               <w:pStyle w:val="Contenidodelmarco"/>
-                              <w:overflowPunct w:val="true"/>
-                              <w:bidi w:val="0"/>
                               <w:rPr>
                                 <w:color w:val="000000"/>
                               </w:rPr>
@@ -5098,8 +4241,6 @@
                           <w:p>
                             <w:pPr>
                               <w:pStyle w:val="Contenidodelmarco"/>
-                              <w:overflowPunct w:val="true"/>
-                              <w:bidi w:val="0"/>
                               <w:rPr>
                                 <w:color w:val="000000"/>
                               </w:rPr>
@@ -5114,8 +4255,6 @@
                           <w:p>
                             <w:pPr>
                               <w:pStyle w:val="Contenidodelmarco"/>
-                              <w:overflowPunct w:val="true"/>
-                              <w:bidi w:val="0"/>
                               <w:rPr>
                                 <w:color w:val="000000"/>
                               </w:rPr>
@@ -5130,8 +4269,6 @@
                           <w:p>
                             <w:pPr>
                               <w:pStyle w:val="Contenidodelmarco"/>
-                              <w:overflowPunct w:val="true"/>
-                              <w:bidi w:val="0"/>
                               <w:rPr>
                                 <w:color w:val="000000"/>
                               </w:rPr>
@@ -5146,8 +4283,6 @@
                           <w:p>
                             <w:pPr>
                               <w:pStyle w:val="Contenidodelmarco"/>
-                              <w:overflowPunct w:val="true"/>
-                              <w:bidi w:val="0"/>
                               <w:rPr>
                                 <w:color w:val="000000"/>
                               </w:rPr>
@@ -5162,8 +4297,6 @@
                           <w:p>
                             <w:pPr>
                               <w:pStyle w:val="Contenidodelmarco"/>
-                              <w:overflowPunct w:val="true"/>
-                              <w:bidi w:val="0"/>
                               <w:rPr>
                                 <w:color w:val="000000"/>
                               </w:rPr>
@@ -5178,8 +4311,6 @@
                           <w:p>
                             <w:pPr>
                               <w:pStyle w:val="Contenidodelmarco"/>
-                              <w:overflowPunct w:val="true"/>
-                              <w:bidi w:val="0"/>
                               <w:rPr>
                                 <w:color w:val="000000"/>
                               </w:rPr>
@@ -5194,8 +4325,6 @@
                           <w:p>
                             <w:pPr>
                               <w:pStyle w:val="Contenidodelmarco"/>
-                              <w:overflowPunct w:val="true"/>
-                              <w:bidi w:val="0"/>
                               <w:rPr>
                                 <w:color w:val="000000"/>
                               </w:rPr>
@@ -5210,28 +4339,26 @@
                           <w:p>
                             <w:pPr>
                               <w:pStyle w:val="Contenidodelmarco"/>
-                              <w:overflowPunct w:val="true"/>
-                              <w:bidi w:val="0"/>
-                              <w:rPr>
-                                <w:color w:val="000000"/>
-                              </w:rPr>
-                            </w:pPr>
-                            <w:bookmarkStart w:id="65" w:name="__DdeLink__462_886509056"/>
-                            <w:bookmarkStart w:id="66" w:name="__DdeLink__201_2895480242"/>
-                            <w:bookmarkStart w:id="67" w:name="__DdeLink__652_384893485"/>
+                              <w:rPr>
+                                <w:color w:val="000000"/>
+                              </w:rPr>
+                            </w:pPr>
+                            <w:bookmarkStart w:id="39" w:name="__DdeLink__462_886509056"/>
+                            <w:bookmarkStart w:id="40" w:name="__DdeLink__201_2895480242"/>
+                            <w:bookmarkStart w:id="41" w:name="__DdeLink__652_384893485"/>
                             <w:r>
                               <w:rPr>
                                 <w:color w:val="000000"/>
                               </w:rPr>
                               <w:t>} groupBy ?rootClass</w:t>
                             </w:r>
-                            <w:bookmarkEnd w:id="65"/>
-                            <w:bookmarkEnd w:id="66"/>
-                            <w:bookmarkEnd w:id="67"/>
+                            <w:bookmarkEnd w:id="39"/>
+                            <w:bookmarkEnd w:id="40"/>
+                            <w:bookmarkEnd w:id="41"/>
                           </w:p>
                         </w:txbxContent>
                       </wps:txbx>
-                      <wps:bodyPr lIns="0" rIns="0" tIns="0" bIns="0" anchor="t">
+                      <wps:bodyPr lIns="0" tIns="0" rIns="0" bIns="0" anchor="t">
                         <a:noAutofit/>
                       </wps:bodyPr>
                     </wps:wsp>
@@ -5425,26 +4552,14 @@
     </w:p>
     <w:p>
       <w:pPr>
-        <w:pStyle w:val="Normal"/>
-        <w:bidi w:val="0"/>
-        <w:jc w:val="start"/>
         <w:rPr>
           <w:b/>
           <w:bCs/>
         </w:rPr>
       </w:pPr>
-      <w:r>
-        <w:rPr>
-          <w:b/>
-          <w:bCs/>
-        </w:rPr>
-      </w:r>
     </w:p>
     <w:p>
       <w:pPr>
-        <w:pStyle w:val="Normal"/>
-        <w:bidi w:val="0"/>
-        <w:jc w:val="start"/>
         <w:rPr>
           <w:b/>
           <w:bCs/>
@@ -5460,9 +4575,6 @@
     </w:p>
     <w:p>
       <w:pPr>
-        <w:pStyle w:val="Normal"/>
-        <w:bidi w:val="0"/>
-        <w:jc w:val="start"/>
         <w:rPr>
           <w:b/>
           <w:bCs/>
@@ -5477,79 +4589,44 @@
       </w:r>
     </w:p>
     <w:p>
+      <w:r>
+        <w:t>If PK means primary key here, this competency question should be answered against a relational model. Models based on ontologies do not work with primary keys.</w:t>
+      </w:r>
+    </w:p>
+    <w:p/>
+    <w:p>
       <w:pPr>
-        <w:pStyle w:val="Normal"/>
-        <w:bidi w:val="0"/>
-        <w:jc w:val="start"/>
-        <w:rPr>
-          <w:b w:val="false"/>
-          <w:bCs w:val="false"/>
+        <w:rPr>
+          <w:b/>
+          <w:bCs/>
         </w:rPr>
       </w:pPr>
       <w:r>
         <w:rPr>
-          <w:b w:val="false"/>
-          <w:bCs w:val="false"/>
-        </w:rPr>
-        <w:t>If PK means primary key here, this competency question should be answered against a relational model. Models based on ontologies do not work with primary keys.</w:t>
+          <w:b/>
+          <w:bCs/>
+        </w:rPr>
+        <w:t xml:space="preserve">CQ10: What are the name and definition of the property </w:t>
+      </w:r>
+      <w:bookmarkStart w:id="42" w:name="__DdeLink__205_2895480242_Copia_1"/>
+      <w:r>
+        <w:rPr>
+          <w:b/>
+          <w:bCs/>
+        </w:rPr>
+        <w:t>CFIHOS-40000002</w:t>
+      </w:r>
+      <w:bookmarkEnd w:id="42"/>
+      <w:r>
+        <w:rPr>
+          <w:b/>
+          <w:bCs/>
+        </w:rPr>
+        <w:t>?</w:t>
       </w:r>
     </w:p>
     <w:p>
       <w:pPr>
-        <w:pStyle w:val="Normal"/>
-        <w:bidi w:val="0"/>
-        <w:jc w:val="start"/>
-        <w:rPr>
-          <w:b w:val="false"/>
-          <w:bCs w:val="false"/>
-        </w:rPr>
-      </w:pPr>
-      <w:r>
-        <w:rPr>
-          <w:b w:val="false"/>
-          <w:bCs w:val="false"/>
-        </w:rPr>
-      </w:r>
-    </w:p>
-    <w:p>
-      <w:pPr>
-        <w:pStyle w:val="Normal"/>
-        <w:bidi w:val="0"/>
-        <w:jc w:val="start"/>
-        <w:rPr>
-          <w:b/>
-          <w:bCs/>
-        </w:rPr>
-      </w:pPr>
-      <w:r>
-        <w:rPr>
-          <w:b/>
-          <w:bCs/>
-        </w:rPr>
-        <w:t xml:space="preserve">CQ10: What are the name and definition of the property </w:t>
-      </w:r>
-      <w:bookmarkStart w:id="72" w:name="__DdeLink__205_2895480242_Copia_1"/>
-      <w:r>
-        <w:rPr>
-          <w:b/>
-          <w:bCs/>
-        </w:rPr>
-        <w:t>CFIHOS-40000002</w:t>
-      </w:r>
-      <w:bookmarkEnd w:id="72"/>
-      <w:r>
-        <w:rPr>
-          <w:b/>
-          <w:bCs/>
-        </w:rPr>
-        <w:t>?</w:t>
-      </w:r>
-    </w:p>
-    <w:p>
-      <w:pPr>
-        <w:pStyle w:val="Normal"/>
-        <w:bidi w:val="0"/>
-        <w:jc w:val="start"/>
         <w:rPr>
           <w:b/>
           <w:bCs/>
@@ -5574,21 +4651,20 @@
     </w:p>
     <w:p>
       <w:pPr>
-        <w:pStyle w:val="Normal"/>
-        <w:bidi w:val="0"/>
-        <w:jc w:val="start"/>
         <w:rPr>
           <w:b/>
           <w:bCs/>
         </w:rPr>
       </w:pPr>
       <w:r>
-        <w:rPr/>
+        <w:rPr>
+          <w:noProof/>
+        </w:rPr>
         <w:drawing>
-          <wp:inline distT="0" distB="0" distL="0" distR="0">
+          <wp:inline distT="0" distB="0" distL="0" distR="0" wp14:anchorId="18D88A91" wp14:editId="46489F96">
             <wp:extent cx="6120130" cy="232410"/>
             <wp:effectExtent l="0" t="0" r="0" b="0"/>
-            <wp:docPr id="14" name="Imagen6" descr="" title=""/>
+            <wp:docPr id="14" name="Imagen6"/>
             <wp:cNvGraphicFramePr>
               <a:graphicFrameLocks xmlns:a="http://schemas.openxmlformats.org/drawingml/2006/main" noChangeAspect="1"/>
             </wp:cNvGraphicFramePr>
@@ -5596,13 +4672,13 @@
               <a:graphicData uri="http://schemas.openxmlformats.org/drawingml/2006/picture">
                 <pic:pic xmlns:pic="http://schemas.openxmlformats.org/drawingml/2006/picture">
                   <pic:nvPicPr>
-                    <pic:cNvPr id="14" name="Imagen6" descr="" title=""/>
+                    <pic:cNvPr id="14" name="Imagen6"/>
                     <pic:cNvPicPr>
                       <a:picLocks noChangeAspect="1" noChangeArrowheads="1"/>
                     </pic:cNvPicPr>
                   </pic:nvPicPr>
                   <pic:blipFill>
-                    <a:blip r:embed="rId6"/>
+                    <a:blip r:embed="rId8"/>
                     <a:stretch>
                       <a:fillRect/>
                     </a:stretch>
@@ -5625,28 +4701,13 @@
     </w:p>
     <w:p>
       <w:pPr>
-        <w:pStyle w:val="Normal"/>
-        <w:bidi w:val="0"/>
-        <w:jc w:val="start"/>
         <w:rPr>
           <w:b/>
           <w:bCs/>
         </w:rPr>
       </w:pPr>
-      <w:r>
-        <w:rPr>
-          <w:b/>
-          <w:bCs/>
-        </w:rPr>
-      </w:r>
-    </w:p>
-    <w:p>
-      <w:pPr>
-        <w:pStyle w:val="Normal"/>
-        <w:bidi w:val="0"/>
-        <w:jc w:val="start"/>
-        <w:rPr/>
-      </w:pPr>
+    </w:p>
+    <w:p>
       <w:r>
         <w:rPr>
           <w:b/>
@@ -5665,21 +4726,18 @@
       </w:r>
     </w:p>
     <w:p>
-      <w:pPr>
-        <w:pStyle w:val="Normal"/>
-        <w:bidi w:val="0"/>
-        <w:jc w:val="start"/>
-        <w:rPr/>
-      </w:pPr>
-      <w:r>
-        <w:rPr/>
+      <w:r>
+        <w:rPr>
+          <w:noProof/>
+        </w:rPr>
         <mc:AlternateContent>
           <mc:Choice Requires="wps">
             <w:drawing>
-              <wp:inline distT="0" distB="0" distL="0" distR="0">
+              <wp:inline distT="0" distB="0" distL="0" distR="0" wp14:anchorId="6B1F1F32" wp14:editId="23FCBBF9">
                 <wp:extent cx="5411470" cy="2479040"/>
                 <wp:effectExtent l="0" t="0" r="0" b="0"/>
                 <wp:docPr id="15" name="Marco de texto 11"/>
+                <wp:cNvGraphicFramePr/>
                 <a:graphic xmlns:a="http://schemas.openxmlformats.org/drawingml/2006/main">
                   <a:graphicData uri="http://schemas.microsoft.com/office/word/2010/wordprocessingShape">
                     <wps:wsp>
@@ -5698,9 +4756,15 @@
                         </a:ln>
                       </wps:spPr>
                       <wps:style>
-                        <a:lnRef idx="0"/>
-                        <a:fillRef idx="0"/>
-                        <a:effectRef idx="0"/>
+                        <a:lnRef idx="0">
+                          <a:scrgbClr r="0" g="0" b="0"/>
+                        </a:lnRef>
+                        <a:fillRef idx="0">
+                          <a:scrgbClr r="0" g="0" b="0"/>
+                        </a:fillRef>
+                        <a:effectRef idx="0">
+                          <a:scrgbClr r="0" g="0" b="0"/>
+                        </a:effectRef>
                         <a:fontRef idx="minor"/>
                       </wps:style>
                       <wps:txbx>
@@ -5708,13 +4772,10 @@
                           <w:p>
                             <w:pPr>
                               <w:pStyle w:val="Contenidodelmarco"/>
-                              <w:overflowPunct w:val="true"/>
-                              <w:bidi w:val="0"/>
-                              <w:rPr>
-                                <w:color w:val="000000"/>
-                              </w:rPr>
-                            </w:pPr>
-                            <w:bookmarkStart w:id="73" w:name="__DdeLink__465_886509056"/>
+                              <w:rPr>
+                                <w:color w:val="000000"/>
+                              </w:rPr>
+                            </w:pPr>
                             <w:r>
                               <w:rPr>
                                 <w:color w:val="000000"/>
@@ -5725,8 +4786,6 @@
                           <w:p>
                             <w:pPr>
                               <w:pStyle w:val="Contenidodelmarco"/>
-                              <w:overflowPunct w:val="true"/>
-                              <w:bidi w:val="0"/>
                               <w:rPr>
                                 <w:color w:val="000000"/>
                               </w:rPr>
@@ -5741,8 +4800,6 @@
                           <w:p>
                             <w:pPr>
                               <w:pStyle w:val="Contenidodelmarco"/>
-                              <w:overflowPunct w:val="true"/>
-                              <w:bidi w:val="0"/>
                               <w:rPr>
                                 <w:color w:val="000000"/>
                               </w:rPr>
@@ -5757,8 +4814,6 @@
                           <w:p>
                             <w:pPr>
                               <w:pStyle w:val="Contenidodelmarco"/>
-                              <w:overflowPunct w:val="true"/>
-                              <w:bidi w:val="0"/>
                               <w:rPr>
                                 <w:color w:val="000000"/>
                               </w:rPr>
@@ -5773,15 +4828,15 @@
                           <w:p>
                             <w:pPr>
                               <w:pStyle w:val="Contenidodelmarco"/>
-                              <w:overflowPunct w:val="true"/>
-                              <w:bidi w:val="0"/>
-                              <w:rPr>
-                                <w:color w:val="000000"/>
-                              </w:rPr>
-                            </w:pPr>
-                            <w:r>
-                              <w:rPr>
-                                <w:color w:val="000000"/>
+                              <w:rPr>
+                                <w:color w:val="000000"/>
+                                <w:lang w:val="es-ES"/>
+                              </w:rPr>
+                            </w:pPr>
+                            <w:r>
+                              <w:rPr>
+                                <w:color w:val="000000"/>
+                                <w:lang w:val="es-ES"/>
                               </w:rPr>
                               <w:t>PREFIX cfihos: &lt;http://infohub.siemens-energy.com/CFIHOS#&gt;</w:t>
                             </w:r>
@@ -5789,8 +4844,6 @@
                           <w:p>
                             <w:pPr>
                               <w:pStyle w:val="Contenidodelmarco"/>
-                              <w:overflowPunct w:val="true"/>
-                              <w:bidi w:val="0"/>
                               <w:rPr>
                                 <w:color w:val="000000"/>
                               </w:rPr>
@@ -5805,8 +4858,6 @@
                           <w:p>
                             <w:pPr>
                               <w:pStyle w:val="Contenidodelmarco"/>
-                              <w:overflowPunct w:val="true"/>
-                              <w:bidi w:val="0"/>
                               <w:rPr>
                                 <w:color w:val="000000"/>
                               </w:rPr>
@@ -5822,8 +4873,6 @@
                           <w:p>
                             <w:pPr>
                               <w:pStyle w:val="Contenidodelmarco"/>
-                              <w:overflowPunct w:val="true"/>
-                              <w:bidi w:val="0"/>
                               <w:rPr>
                                 <w:color w:val="000000"/>
                               </w:rPr>
@@ -5839,26 +4888,24 @@
                           <w:p>
                             <w:pPr>
                               <w:pStyle w:val="Contenidodelmarco"/>
-                              <w:overflowPunct w:val="true"/>
-                              <w:bidi w:val="0"/>
-                              <w:rPr>
-                                <w:color w:val="000000"/>
-                              </w:rPr>
-                            </w:pPr>
-                            <w:bookmarkStart w:id="74" w:name="__DdeLink__465_886509056"/>
-                            <w:bookmarkStart w:id="75" w:name="__DdeLink__654_384893485"/>
+                              <w:rPr>
+                                <w:color w:val="000000"/>
+                              </w:rPr>
+                            </w:pPr>
+                            <w:bookmarkStart w:id="43" w:name="__DdeLink__465_886509056"/>
+                            <w:bookmarkStart w:id="44" w:name="__DdeLink__654_384893485"/>
                             <w:r>
                               <w:rPr>
                                 <w:color w:val="000000"/>
                               </w:rPr>
                               <w:t xml:space="preserve">} </w:t>
                             </w:r>
-                            <w:bookmarkEnd w:id="74"/>
-                            <w:bookmarkEnd w:id="75"/>
+                            <w:bookmarkEnd w:id="43"/>
+                            <w:bookmarkEnd w:id="44"/>
                           </w:p>
                         </w:txbxContent>
                       </wps:txbx>
-                      <wps:bodyPr lIns="0" rIns="0" tIns="0" bIns="0" anchor="t">
+                      <wps:bodyPr lIns="0" tIns="0" rIns="0" bIns="0" anchor="t">
                         <a:noAutofit/>
                       </wps:bodyPr>
                     </wps:wsp>
@@ -5869,21 +4916,16 @@
           </mc:Choice>
           <mc:Fallback>
             <w:pict>
-              <v:rect id="shape_0" ID="Marco de texto 11" path="m0,0l-2147483645,0l-2147483645,-2147483646l0,-2147483646xe" stroked="f" o:allowincell="f" style="position:absolute;margin-left:0pt;margin-top:-195.25pt;width:426.05pt;height:195.15pt;mso-wrap-style:square;v-text-anchor:top;mso-position-vertical:top">
-                <v:fill o:detectmouseclick="t" on="false"/>
-                <v:stroke color="#3465a4" joinstyle="round" endcap="flat"/>
-                <v:textbox>
+              <v:rect w14:anchorId="6B1F1F32" id="Marco de texto 11" o:spid="_x0000_s1035" style="width:426.1pt;height:195.2pt;visibility:visible;mso-wrap-style:square;mso-left-percent:-10001;mso-top-percent:-10001;mso-position-horizontal:absolute;mso-position-horizontal-relative:char;mso-position-vertical:absolute;mso-position-vertical-relative:line;mso-left-percent:-10001;mso-top-percent:-10001;v-text-anchor:top" o:gfxdata="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" filled="f" stroked="f" strokeweight="0">
+                <v:textbox inset="0,0,0,0">
                   <w:txbxContent>
                     <w:p>
                       <w:pPr>
                         <w:pStyle w:val="Contenidodelmarco"/>
-                        <w:overflowPunct w:val="true"/>
-                        <w:bidi w:val="0"/>
-                        <w:rPr>
-                          <w:color w:val="000000"/>
-                        </w:rPr>
-                      </w:pPr>
-                      <w:bookmarkStart w:id="76" w:name="__DdeLink__465_886509056"/>
+                        <w:rPr>
+                          <w:color w:val="000000"/>
+                        </w:rPr>
+                      </w:pPr>
                       <w:r>
                         <w:rPr>
                           <w:color w:val="000000"/>
@@ -5894,8 +4936,6 @@
                     <w:p>
                       <w:pPr>
                         <w:pStyle w:val="Contenidodelmarco"/>
-                        <w:overflowPunct w:val="true"/>
-                        <w:bidi w:val="0"/>
                         <w:rPr>
                           <w:color w:val="000000"/>
                         </w:rPr>
@@ -5910,8 +4950,6 @@
                     <w:p>
                       <w:pPr>
                         <w:pStyle w:val="Contenidodelmarco"/>
-                        <w:overflowPunct w:val="true"/>
-                        <w:bidi w:val="0"/>
                         <w:rPr>
                           <w:color w:val="000000"/>
                         </w:rPr>
@@ -5926,8 +4964,6 @@
                     <w:p>
                       <w:pPr>
                         <w:pStyle w:val="Contenidodelmarco"/>
-                        <w:overflowPunct w:val="true"/>
-                        <w:bidi w:val="0"/>
                         <w:rPr>
                           <w:color w:val="000000"/>
                         </w:rPr>
@@ -5942,15 +4978,15 @@
                     <w:p>
                       <w:pPr>
                         <w:pStyle w:val="Contenidodelmarco"/>
-                        <w:overflowPunct w:val="true"/>
-                        <w:bidi w:val="0"/>
-                        <w:rPr>
-                          <w:color w:val="000000"/>
-                        </w:rPr>
-                      </w:pPr>
-                      <w:r>
-                        <w:rPr>
-                          <w:color w:val="000000"/>
+                        <w:rPr>
+                          <w:color w:val="000000"/>
+                          <w:lang w:val="es-ES"/>
+                        </w:rPr>
+                      </w:pPr>
+                      <w:r>
+                        <w:rPr>
+                          <w:color w:val="000000"/>
+                          <w:lang w:val="es-ES"/>
                         </w:rPr>
                         <w:t>PREFIX cfihos: &lt;http://infohub.siemens-energy.com/CFIHOS#&gt;</w:t>
                       </w:r>
@@ -5958,8 +4994,6 @@
                     <w:p>
                       <w:pPr>
                         <w:pStyle w:val="Contenidodelmarco"/>
-                        <w:overflowPunct w:val="true"/>
-                        <w:bidi w:val="0"/>
                         <w:rPr>
                           <w:color w:val="000000"/>
                         </w:rPr>
@@ -5974,8 +5008,6 @@
                     <w:p>
                       <w:pPr>
                         <w:pStyle w:val="Contenidodelmarco"/>
-                        <w:overflowPunct w:val="true"/>
-                        <w:bidi w:val="0"/>
                         <w:rPr>
                           <w:color w:val="000000"/>
                         </w:rPr>
@@ -5991,8 +5023,6 @@
                     <w:p>
                       <w:pPr>
                         <w:pStyle w:val="Contenidodelmarco"/>
-                        <w:overflowPunct w:val="true"/>
-                        <w:bidi w:val="0"/>
                         <w:rPr>
                           <w:color w:val="000000"/>
                         </w:rPr>
@@ -6008,26 +5038,24 @@
                     <w:p>
                       <w:pPr>
                         <w:pStyle w:val="Contenidodelmarco"/>
-                        <w:overflowPunct w:val="true"/>
-                        <w:bidi w:val="0"/>
-                        <w:rPr>
-                          <w:color w:val="000000"/>
-                        </w:rPr>
-                      </w:pPr>
-                      <w:bookmarkStart w:id="77" w:name="__DdeLink__465_886509056"/>
-                      <w:bookmarkStart w:id="78" w:name="__DdeLink__654_384893485"/>
+                        <w:rPr>
+                          <w:color w:val="000000"/>
+                        </w:rPr>
+                      </w:pPr>
+                      <w:bookmarkStart w:id="45" w:name="__DdeLink__465_886509056"/>
+                      <w:bookmarkStart w:id="46" w:name="__DdeLink__654_384893485"/>
                       <w:r>
                         <w:rPr>
                           <w:color w:val="000000"/>
                         </w:rPr>
                         <w:t xml:space="preserve">} </w:t>
                       </w:r>
-                      <w:bookmarkEnd w:id="77"/>
-                      <w:bookmarkEnd w:id="78"/>
+                      <w:bookmarkEnd w:id="45"/>
+                      <w:bookmarkEnd w:id="46"/>
                     </w:p>
                   </w:txbxContent>
                 </v:textbox>
-                <w10:wrap type="square"/>
+                <w10:anchorlock/>
               </v:rect>
             </w:pict>
           </mc:Fallback>
@@ -6036,26 +5064,14 @@
     </w:p>
     <w:p>
       <w:pPr>
-        <w:pStyle w:val="Normal"/>
-        <w:bidi w:val="0"/>
-        <w:jc w:val="start"/>
         <w:rPr>
           <w:b/>
           <w:bCs/>
         </w:rPr>
       </w:pPr>
-      <w:r>
-        <w:rPr>
-          <w:b/>
-          <w:bCs/>
-        </w:rPr>
-      </w:r>
     </w:p>
     <w:p>
       <w:pPr>
-        <w:pStyle w:val="Normal"/>
-        <w:bidi w:val="0"/>
-        <w:jc w:val="start"/>
         <w:rPr>
           <w:b/>
           <w:bCs/>
@@ -6068,7 +5084,7 @@
         </w:rPr>
         <w:t xml:space="preserve">CQ11: What are the possible values for the property </w:t>
       </w:r>
-      <w:bookmarkStart w:id="79" w:name="__DdeLink__205_2895480242"/>
+      <w:bookmarkStart w:id="47" w:name="__DdeLink__205_2895480242"/>
       <w:r>
         <w:rPr>
           <w:b/>
@@ -6076,7 +5092,7 @@
         </w:rPr>
         <w:t>CFIHOS-40000002</w:t>
       </w:r>
-      <w:bookmarkEnd w:id="79"/>
+      <w:bookmarkEnd w:id="47"/>
       <w:r>
         <w:rPr>
           <w:b/>
@@ -6086,12 +5102,6 @@
       </w:r>
     </w:p>
     <w:p>
-      <w:pPr>
-        <w:pStyle w:val="Normal"/>
-        <w:bidi w:val="0"/>
-        <w:jc w:val="start"/>
-        <w:rPr/>
-      </w:pPr>
       <w:r>
         <w:rPr>
           <w:b/>
@@ -6110,19 +5120,16 @@
       </w:r>
     </w:p>
     <w:p>
-      <w:pPr>
-        <w:pStyle w:val="Normal"/>
-        <w:bidi w:val="0"/>
-        <w:jc w:val="start"/>
-        <w:rPr/>
-      </w:pPr>
-      <w:r>
-        <w:rPr/>
+      <w:r>
+        <w:rPr>
+          <w:noProof/>
+        </w:rPr>
+        <w:lastRenderedPageBreak/>
         <w:drawing>
-          <wp:inline distT="0" distB="0" distL="0" distR="0">
+          <wp:inline distT="0" distB="0" distL="0" distR="0" wp14:anchorId="31C40E35" wp14:editId="4961DD6C">
             <wp:extent cx="2178050" cy="1389380"/>
             <wp:effectExtent l="0" t="0" r="0" b="0"/>
-            <wp:docPr id="16" name="Imagen5" descr="" title=""/>
+            <wp:docPr id="16" name="Imagen5"/>
             <wp:cNvGraphicFramePr>
               <a:graphicFrameLocks xmlns:a="http://schemas.openxmlformats.org/drawingml/2006/main" noChangeAspect="1"/>
             </wp:cNvGraphicFramePr>
@@ -6130,13 +5137,13 @@
               <a:graphicData uri="http://schemas.openxmlformats.org/drawingml/2006/picture">
                 <pic:pic xmlns:pic="http://schemas.openxmlformats.org/drawingml/2006/picture">
                   <pic:nvPicPr>
-                    <pic:cNvPr id="16" name="Imagen5" descr="" title=""/>
+                    <pic:cNvPr id="16" name="Imagen5"/>
                     <pic:cNvPicPr>
                       <a:picLocks noChangeAspect="1" noChangeArrowheads="1"/>
                     </pic:cNvPicPr>
                   </pic:nvPicPr>
                   <pic:blipFill>
-                    <a:blip r:embed="rId7"/>
+                    <a:blip r:embed="rId9"/>
                     <a:stretch>
                       <a:fillRect/>
                     </a:stretch>
@@ -6159,17 +5166,15 @@
     </w:p>
     <w:p>
       <w:pPr>
-        <w:pStyle w:val="Normal"/>
-        <w:bidi w:val="0"/>
-        <w:jc w:val="start"/>
-        <w:rPr>
-          <w:b/>
-          <w:bCs/>
-          <w:i/>
+        <w:rPr>
+          <w:b/>
+          <w:bCs/>
           <w:i/>
           <w:iCs/>
         </w:rPr>
       </w:pPr>
+    </w:p>
+    <w:p>
       <w:r>
         <w:rPr>
           <w:b/>
@@ -6177,22 +5182,6 @@
           <w:i/>
           <w:iCs/>
         </w:rPr>
-      </w:r>
-    </w:p>
-    <w:p>
-      <w:pPr>
-        <w:pStyle w:val="Normal"/>
-        <w:bidi w:val="0"/>
-        <w:jc w:val="start"/>
-        <w:rPr/>
-      </w:pPr>
-      <w:r>
-        <w:rPr>
-          <w:b/>
-          <w:bCs/>
-          <w:i/>
-          <w:iCs/>
-        </w:rPr>
         <w:t>SPARQL query</w:t>
       </w:r>
       <w:r>
@@ -6204,21 +5193,18 @@
       </w:r>
     </w:p>
     <w:p>
-      <w:pPr>
-        <w:pStyle w:val="Normal"/>
-        <w:bidi w:val="0"/>
-        <w:jc w:val="start"/>
-        <w:rPr/>
-      </w:pPr>
-      <w:r>
-        <w:rPr/>
+      <w:r>
+        <w:rPr>
+          <w:noProof/>
+        </w:rPr>
         <mc:AlternateContent>
           <mc:Choice Requires="wps">
             <w:drawing>
-              <wp:inline distT="0" distB="0" distL="0" distR="0">
+              <wp:inline distT="0" distB="0" distL="0" distR="0" wp14:anchorId="4A784DBA" wp14:editId="044ABC14">
                 <wp:extent cx="5411470" cy="2479040"/>
                 <wp:effectExtent l="0" t="0" r="0" b="0"/>
                 <wp:docPr id="17" name="Marco de texto 10"/>
+                <wp:cNvGraphicFramePr/>
                 <a:graphic xmlns:a="http://schemas.openxmlformats.org/drawingml/2006/main">
                   <a:graphicData uri="http://schemas.microsoft.com/office/word/2010/wordprocessingShape">
                     <wps:wsp>
@@ -6237,9 +5223,15 @@
                         </a:ln>
                       </wps:spPr>
                       <wps:style>
-                        <a:lnRef idx="0"/>
-                        <a:fillRef idx="0"/>
-                        <a:effectRef idx="0"/>
+                        <a:lnRef idx="0">
+                          <a:scrgbClr r="0" g="0" b="0"/>
+                        </a:lnRef>
+                        <a:fillRef idx="0">
+                          <a:scrgbClr r="0" g="0" b="0"/>
+                        </a:fillRef>
+                        <a:effectRef idx="0">
+                          <a:scrgbClr r="0" g="0" b="0"/>
+                        </a:effectRef>
                         <a:fontRef idx="minor"/>
                       </wps:style>
                       <wps:txbx>
@@ -6247,13 +5239,10 @@
                           <w:p>
                             <w:pPr>
                               <w:pStyle w:val="Contenidodelmarco"/>
-                              <w:overflowPunct w:val="true"/>
-                              <w:bidi w:val="0"/>
-                              <w:rPr>
-                                <w:color w:val="000000"/>
-                              </w:rPr>
-                            </w:pPr>
-                            <w:bookmarkStart w:id="80" w:name="__DdeLink__469_886509056"/>
+                              <w:rPr>
+                                <w:color w:val="000000"/>
+                              </w:rPr>
+                            </w:pPr>
                             <w:r>
                               <w:rPr>
                                 <w:color w:val="000000"/>
@@ -6264,8 +5253,6 @@
                           <w:p>
                             <w:pPr>
                               <w:pStyle w:val="Contenidodelmarco"/>
-                              <w:overflowPunct w:val="true"/>
-                              <w:bidi w:val="0"/>
                               <w:rPr>
                                 <w:color w:val="000000"/>
                               </w:rPr>
@@ -6280,8 +5267,6 @@
                           <w:p>
                             <w:pPr>
                               <w:pStyle w:val="Contenidodelmarco"/>
-                              <w:overflowPunct w:val="true"/>
-                              <w:bidi w:val="0"/>
                               <w:rPr>
                                 <w:color w:val="000000"/>
                               </w:rPr>
@@ -6296,15 +5281,15 @@
                           <w:p>
                             <w:pPr>
                               <w:pStyle w:val="Contenidodelmarco"/>
-                              <w:overflowPunct w:val="true"/>
-                              <w:bidi w:val="0"/>
-                              <w:rPr>
-                                <w:color w:val="000000"/>
-                              </w:rPr>
-                            </w:pPr>
-                            <w:r>
-                              <w:rPr>
-                                <w:color w:val="000000"/>
+                              <w:rPr>
+                                <w:color w:val="000000"/>
+                                <w:lang w:val="es-ES"/>
+                              </w:rPr>
+                            </w:pPr>
+                            <w:r>
+                              <w:rPr>
+                                <w:color w:val="000000"/>
+                                <w:lang w:val="es-ES"/>
                               </w:rPr>
                               <w:t>PREFIX cfihos: &lt;http://infohub.siemens-energy.com/CFIHOS#&gt;</w:t>
                             </w:r>
@@ -6312,8 +5297,6 @@
                           <w:p>
                             <w:pPr>
                               <w:pStyle w:val="Contenidodelmarco"/>
-                              <w:overflowPunct w:val="true"/>
-                              <w:bidi w:val="0"/>
                               <w:rPr>
                                 <w:color w:val="000000"/>
                               </w:rPr>
@@ -6328,8 +5311,6 @@
                           <w:p>
                             <w:pPr>
                               <w:pStyle w:val="Contenidodelmarco"/>
-                              <w:overflowPunct w:val="true"/>
-                              <w:bidi w:val="0"/>
                               <w:rPr>
                                 <w:color w:val="000000"/>
                               </w:rPr>
@@ -6345,8 +5326,6 @@
                           <w:p>
                             <w:pPr>
                               <w:pStyle w:val="Contenidodelmarco"/>
-                              <w:overflowPunct w:val="true"/>
-                              <w:bidi w:val="0"/>
                               <w:rPr>
                                 <w:color w:val="000000"/>
                               </w:rPr>
@@ -6362,8 +5341,6 @@
                           <w:p>
                             <w:pPr>
                               <w:pStyle w:val="Contenidodelmarco"/>
-                              <w:overflowPunct w:val="true"/>
-                              <w:bidi w:val="0"/>
                               <w:rPr>
                                 <w:color w:val="000000"/>
                               </w:rPr>
@@ -6373,6 +5350,11 @@
                                 <w:color w:val="000000"/>
                               </w:rPr>
                               <w:tab/>
+                            </w:r>
+                            <w:r>
+                              <w:rPr>
+                                <w:color w:val="000000"/>
+                              </w:rPr>
                               <w:tab/>
                               <w:t>owl:oneOf ?valueList</w:t>
                             </w:r>
@@ -6380,8 +5362,6 @@
                           <w:p>
                             <w:pPr>
                               <w:pStyle w:val="Contenidodelmarco"/>
-                              <w:overflowPunct w:val="true"/>
-                              <w:bidi w:val="0"/>
                               <w:rPr>
                                 <w:color w:val="000000"/>
                               </w:rPr>
@@ -6397,8 +5377,6 @@
                           <w:p>
                             <w:pPr>
                               <w:pStyle w:val="Contenidodelmarco"/>
-                              <w:overflowPunct w:val="true"/>
-                              <w:bidi w:val="0"/>
                               <w:rPr>
                                 <w:color w:val="000000"/>
                               </w:rPr>
@@ -6414,8 +5392,6 @@
                           <w:p>
                             <w:pPr>
                               <w:pStyle w:val="Contenidodelmarco"/>
-                              <w:overflowPunct w:val="true"/>
-                              <w:bidi w:val="0"/>
                               <w:rPr>
                                 <w:color w:val="000000"/>
                               </w:rPr>
@@ -6431,28 +5407,26 @@
                           <w:p>
                             <w:pPr>
                               <w:pStyle w:val="Contenidodelmarco"/>
-                              <w:overflowPunct w:val="true"/>
-                              <w:bidi w:val="0"/>
-                              <w:rPr>
-                                <w:color w:val="000000"/>
-                              </w:rPr>
-                            </w:pPr>
-                            <w:bookmarkStart w:id="81" w:name="__DdeLink__469_886509056"/>
-                            <w:bookmarkStart w:id="82" w:name="__DdeLink__218_2895480242"/>
-                            <w:bookmarkStart w:id="83" w:name="__DdeLink__657_384893485"/>
+                              <w:rPr>
+                                <w:color w:val="000000"/>
+                              </w:rPr>
+                            </w:pPr>
+                            <w:bookmarkStart w:id="48" w:name="__DdeLink__469_886509056"/>
+                            <w:bookmarkStart w:id="49" w:name="__DdeLink__218_2895480242"/>
+                            <w:bookmarkStart w:id="50" w:name="__DdeLink__657_384893485"/>
                             <w:r>
                               <w:rPr>
                                 <w:color w:val="000000"/>
                               </w:rPr>
                               <w:t xml:space="preserve">} </w:t>
                             </w:r>
-                            <w:bookmarkEnd w:id="81"/>
-                            <w:bookmarkEnd w:id="82"/>
-                            <w:bookmarkEnd w:id="83"/>
+                            <w:bookmarkEnd w:id="48"/>
+                            <w:bookmarkEnd w:id="49"/>
+                            <w:bookmarkEnd w:id="50"/>
                           </w:p>
                         </w:txbxContent>
                       </wps:txbx>
-                      <wps:bodyPr lIns="0" rIns="0" tIns="0" bIns="0" anchor="t">
+                      <wps:bodyPr lIns="0" tIns="0" rIns="0" bIns="0" anchor="t">
                         <a:noAutofit/>
                       </wps:bodyPr>
                     </wps:wsp>
@@ -6463,21 +5437,16 @@
           </mc:Choice>
           <mc:Fallback>
             <w:pict>
-              <v:rect id="shape_0" ID="Marco de texto 10" path="m0,0l-2147483645,0l-2147483645,-2147483646l0,-2147483646xe" stroked="f" o:allowincell="f" style="position:absolute;margin-left:0pt;margin-top:-195.25pt;width:426.05pt;height:195.15pt;mso-wrap-style:square;v-text-anchor:top;mso-position-vertical:top">
-                <v:fill o:detectmouseclick="t" on="false"/>
-                <v:stroke color="#3465a4" joinstyle="round" endcap="flat"/>
-                <v:textbox>
+              <v:rect w14:anchorId="4A784DBA" id="Marco de texto 10" o:spid="_x0000_s1036" style="width:426.1pt;height:195.2pt;visibility:visible;mso-wrap-style:square;mso-left-percent:-10001;mso-top-percent:-10001;mso-position-horizontal:absolute;mso-position-horizontal-relative:char;mso-position-vertical:absolute;mso-position-vertical-relative:line;mso-left-percent:-10001;mso-top-percent:-10001;v-text-anchor:top" o:gfxdata="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" filled="f" stroked="f" strokeweight="0">
+                <v:textbox inset="0,0,0,0">
                   <w:txbxContent>
                     <w:p>
                       <w:pPr>
                         <w:pStyle w:val="Contenidodelmarco"/>
-                        <w:overflowPunct w:val="true"/>
-                        <w:bidi w:val="0"/>
-                        <w:rPr>
-                          <w:color w:val="000000"/>
-                        </w:rPr>
-                      </w:pPr>
-                      <w:bookmarkStart w:id="84" w:name="__DdeLink__469_886509056"/>
+                        <w:rPr>
+                          <w:color w:val="000000"/>
+                        </w:rPr>
+                      </w:pPr>
                       <w:r>
                         <w:rPr>
                           <w:color w:val="000000"/>
@@ -6488,8 +5457,6 @@
                     <w:p>
                       <w:pPr>
                         <w:pStyle w:val="Contenidodelmarco"/>
-                        <w:overflowPunct w:val="true"/>
-                        <w:bidi w:val="0"/>
                         <w:rPr>
                           <w:color w:val="000000"/>
                         </w:rPr>
@@ -6504,8 +5471,6 @@
                     <w:p>
                       <w:pPr>
                         <w:pStyle w:val="Contenidodelmarco"/>
-                        <w:overflowPunct w:val="true"/>
-                        <w:bidi w:val="0"/>
                         <w:rPr>
                           <w:color w:val="000000"/>
                         </w:rPr>
@@ -6520,15 +5485,15 @@
                     <w:p>
                       <w:pPr>
                         <w:pStyle w:val="Contenidodelmarco"/>
-                        <w:overflowPunct w:val="true"/>
-                        <w:bidi w:val="0"/>
-                        <w:rPr>
-                          <w:color w:val="000000"/>
-                        </w:rPr>
-                      </w:pPr>
-                      <w:r>
-                        <w:rPr>
-                          <w:color w:val="000000"/>
+                        <w:rPr>
+                          <w:color w:val="000000"/>
+                          <w:lang w:val="es-ES"/>
+                        </w:rPr>
+                      </w:pPr>
+                      <w:r>
+                        <w:rPr>
+                          <w:color w:val="000000"/>
+                          <w:lang w:val="es-ES"/>
                         </w:rPr>
                         <w:t>PREFIX cfihos: &lt;http://infohub.siemens-energy.com/CFIHOS#&gt;</w:t>
                       </w:r>
@@ -6536,8 +5501,6 @@
                     <w:p>
                       <w:pPr>
                         <w:pStyle w:val="Contenidodelmarco"/>
-                        <w:overflowPunct w:val="true"/>
-                        <w:bidi w:val="0"/>
                         <w:rPr>
                           <w:color w:val="000000"/>
                         </w:rPr>
@@ -6552,8 +5515,6 @@
                     <w:p>
                       <w:pPr>
                         <w:pStyle w:val="Contenidodelmarco"/>
-                        <w:overflowPunct w:val="true"/>
-                        <w:bidi w:val="0"/>
                         <w:rPr>
                           <w:color w:val="000000"/>
                         </w:rPr>
@@ -6569,8 +5530,6 @@
                     <w:p>
                       <w:pPr>
                         <w:pStyle w:val="Contenidodelmarco"/>
-                        <w:overflowPunct w:val="true"/>
-                        <w:bidi w:val="0"/>
                         <w:rPr>
                           <w:color w:val="000000"/>
                         </w:rPr>
@@ -6586,8 +5545,6 @@
                     <w:p>
                       <w:pPr>
                         <w:pStyle w:val="Contenidodelmarco"/>
-                        <w:overflowPunct w:val="true"/>
-                        <w:bidi w:val="0"/>
                         <w:rPr>
                           <w:color w:val="000000"/>
                         </w:rPr>
@@ -6597,6 +5554,11 @@
                           <w:color w:val="000000"/>
                         </w:rPr>
                         <w:tab/>
+                      </w:r>
+                      <w:r>
+                        <w:rPr>
+                          <w:color w:val="000000"/>
+                        </w:rPr>
                         <w:tab/>
                         <w:t>owl:oneOf ?valueList</w:t>
                       </w:r>
@@ -6604,8 +5566,6 @@
                     <w:p>
                       <w:pPr>
                         <w:pStyle w:val="Contenidodelmarco"/>
-                        <w:overflowPunct w:val="true"/>
-                        <w:bidi w:val="0"/>
                         <w:rPr>
                           <w:color w:val="000000"/>
                         </w:rPr>
@@ -6621,8 +5581,6 @@
                     <w:p>
                       <w:pPr>
                         <w:pStyle w:val="Contenidodelmarco"/>
-                        <w:overflowPunct w:val="true"/>
-                        <w:bidi w:val="0"/>
                         <w:rPr>
                           <w:color w:val="000000"/>
                         </w:rPr>
@@ -6638,8 +5596,6 @@
                     <w:p>
                       <w:pPr>
                         <w:pStyle w:val="Contenidodelmarco"/>
-                        <w:overflowPunct w:val="true"/>
-                        <w:bidi w:val="0"/>
                         <w:rPr>
                           <w:color w:val="000000"/>
                         </w:rPr>
@@ -6655,28 +5611,26 @@
                     <w:p>
                       <w:pPr>
                         <w:pStyle w:val="Contenidodelmarco"/>
-                        <w:overflowPunct w:val="true"/>
-                        <w:bidi w:val="0"/>
-                        <w:rPr>
-                          <w:color w:val="000000"/>
-                        </w:rPr>
-                      </w:pPr>
-                      <w:bookmarkStart w:id="85" w:name="__DdeLink__469_886509056"/>
-                      <w:bookmarkStart w:id="86" w:name="__DdeLink__218_2895480242"/>
-                      <w:bookmarkStart w:id="87" w:name="__DdeLink__657_384893485"/>
+                        <w:rPr>
+                          <w:color w:val="000000"/>
+                        </w:rPr>
+                      </w:pPr>
+                      <w:bookmarkStart w:id="51" w:name="__DdeLink__469_886509056"/>
+                      <w:bookmarkStart w:id="52" w:name="__DdeLink__218_2895480242"/>
+                      <w:bookmarkStart w:id="53" w:name="__DdeLink__657_384893485"/>
                       <w:r>
                         <w:rPr>
                           <w:color w:val="000000"/>
                         </w:rPr>
                         <w:t xml:space="preserve">} </w:t>
                       </w:r>
-                      <w:bookmarkEnd w:id="85"/>
-                      <w:bookmarkEnd w:id="86"/>
-                      <w:bookmarkEnd w:id="87"/>
+                      <w:bookmarkEnd w:id="51"/>
+                      <w:bookmarkEnd w:id="52"/>
+                      <w:bookmarkEnd w:id="53"/>
                     </w:p>
                   </w:txbxContent>
                 </v:textbox>
-                <w10:wrap type="square"/>
+                <w10:anchorlock/>
               </v:rect>
             </w:pict>
           </mc:Fallback>
@@ -6685,26 +5639,14 @@
     </w:p>
     <w:p>
       <w:pPr>
-        <w:pStyle w:val="Normal"/>
-        <w:bidi w:val="0"/>
-        <w:jc w:val="start"/>
         <w:rPr>
           <w:b/>
           <w:bCs/>
         </w:rPr>
       </w:pPr>
-      <w:r>
-        <w:rPr>
-          <w:b/>
-          <w:bCs/>
-        </w:rPr>
-      </w:r>
     </w:p>
     <w:p>
       <w:pPr>
-        <w:pStyle w:val="Normal"/>
-        <w:bidi w:val="0"/>
-        <w:jc w:val="start"/>
         <w:rPr>
           <w:b/>
           <w:bCs/>
@@ -6719,12 +5661,6 @@
       </w:r>
     </w:p>
     <w:p>
-      <w:pPr>
-        <w:pStyle w:val="Normal"/>
-        <w:bidi w:val="0"/>
-        <w:jc w:val="start"/>
-        <w:rPr/>
-      </w:pPr>
       <w:r>
         <w:rPr>
           <w:b/>
@@ -6743,19 +5679,15 @@
       </w:r>
     </w:p>
     <w:p>
-      <w:pPr>
-        <w:pStyle w:val="Normal"/>
-        <w:bidi w:val="0"/>
-        <w:jc w:val="start"/>
-        <w:rPr/>
-      </w:pPr>
-      <w:r>
-        <w:rPr/>
+      <w:r>
+        <w:rPr>
+          <w:noProof/>
+        </w:rPr>
         <w:drawing>
-          <wp:inline distT="0" distB="0" distL="0" distR="0">
+          <wp:inline distT="0" distB="0" distL="0" distR="0" wp14:anchorId="421E0722" wp14:editId="15048237">
             <wp:extent cx="6120130" cy="1692910"/>
             <wp:effectExtent l="0" t="0" r="0" b="0"/>
-            <wp:docPr id="18" name="Imagen7" descr="" title=""/>
+            <wp:docPr id="18" name="Imagen7"/>
             <wp:cNvGraphicFramePr>
               <a:graphicFrameLocks xmlns:a="http://schemas.openxmlformats.org/drawingml/2006/main" noChangeAspect="1"/>
             </wp:cNvGraphicFramePr>
@@ -6763,13 +5695,13 @@
               <a:graphicData uri="http://schemas.openxmlformats.org/drawingml/2006/picture">
                 <pic:pic xmlns:pic="http://schemas.openxmlformats.org/drawingml/2006/picture">
                   <pic:nvPicPr>
-                    <pic:cNvPr id="18" name="Imagen7" descr="" title=""/>
+                    <pic:cNvPr id="18" name="Imagen7"/>
                     <pic:cNvPicPr>
                       <a:picLocks noChangeAspect="1" noChangeArrowheads="1"/>
                     </pic:cNvPicPr>
                   </pic:nvPicPr>
                   <pic:blipFill>
-                    <a:blip r:embed="rId8"/>
+                    <a:blip r:embed="rId10"/>
                     <a:stretch>
                       <a:fillRect/>
                     </a:stretch>
@@ -6792,17 +5724,15 @@
     </w:p>
     <w:p>
       <w:pPr>
-        <w:pStyle w:val="Normal"/>
-        <w:bidi w:val="0"/>
-        <w:jc w:val="start"/>
-        <w:rPr>
-          <w:b/>
-          <w:bCs/>
-          <w:i/>
+        <w:rPr>
+          <w:b/>
+          <w:bCs/>
           <w:i/>
           <w:iCs/>
         </w:rPr>
       </w:pPr>
+    </w:p>
+    <w:p>
       <w:r>
         <w:rPr>
           <w:b/>
@@ -6810,22 +5740,6 @@
           <w:i/>
           <w:iCs/>
         </w:rPr>
-      </w:r>
-    </w:p>
-    <w:p>
-      <w:pPr>
-        <w:pStyle w:val="Normal"/>
-        <w:bidi w:val="0"/>
-        <w:jc w:val="start"/>
-        <w:rPr/>
-      </w:pPr>
-      <w:r>
-        <w:rPr>
-          <w:b/>
-          <w:bCs/>
-          <w:i/>
-          <w:iCs/>
-        </w:rPr>
         <w:t>SPARQL query</w:t>
       </w:r>
       <w:r>
@@ -6837,21 +5751,19 @@
       </w:r>
     </w:p>
     <w:p>
-      <w:pPr>
-        <w:pStyle w:val="Normal"/>
-        <w:bidi w:val="0"/>
-        <w:jc w:val="start"/>
-        <w:rPr/>
-      </w:pPr>
-      <w:r>
-        <w:rPr/>
+      <w:r>
+        <w:rPr>
+          <w:noProof/>
+        </w:rPr>
+        <w:lastRenderedPageBreak/>
         <mc:AlternateContent>
           <mc:Choice Requires="wps">
             <w:drawing>
-              <wp:inline distT="0" distB="0" distL="0" distR="0">
+              <wp:inline distT="0" distB="0" distL="0" distR="0" wp14:anchorId="690429CE" wp14:editId="5FC4BC05">
                 <wp:extent cx="5411470" cy="2779395"/>
                 <wp:effectExtent l="0" t="0" r="0" b="0"/>
                 <wp:docPr id="19" name="Marco de texto 12"/>
+                <wp:cNvGraphicFramePr/>
                 <a:graphic xmlns:a="http://schemas.openxmlformats.org/drawingml/2006/main">
                   <a:graphicData uri="http://schemas.microsoft.com/office/word/2010/wordprocessingShape">
                     <wps:wsp>
@@ -6870,9 +5782,15 @@
                         </a:ln>
                       </wps:spPr>
                       <wps:style>
-                        <a:lnRef idx="0"/>
-                        <a:fillRef idx="0"/>
-                        <a:effectRef idx="0"/>
+                        <a:lnRef idx="0">
+                          <a:scrgbClr r="0" g="0" b="0"/>
+                        </a:lnRef>
+                        <a:fillRef idx="0">
+                          <a:scrgbClr r="0" g="0" b="0"/>
+                        </a:fillRef>
+                        <a:effectRef idx="0">
+                          <a:scrgbClr r="0" g="0" b="0"/>
+                        </a:effectRef>
                         <a:fontRef idx="minor"/>
                       </wps:style>
                       <wps:txbx>
@@ -6880,13 +5798,10 @@
                           <w:p>
                             <w:pPr>
                               <w:pStyle w:val="Contenidodelmarco"/>
-                              <w:overflowPunct w:val="true"/>
-                              <w:bidi w:val="0"/>
-                              <w:rPr>
-                                <w:color w:val="000000"/>
-                              </w:rPr>
-                            </w:pPr>
-                            <w:bookmarkStart w:id="88" w:name="__DdeLink__472_886509056"/>
+                              <w:rPr>
+                                <w:color w:val="000000"/>
+                              </w:rPr>
+                            </w:pPr>
                             <w:r>
                               <w:rPr>
                                 <w:color w:val="000000"/>
@@ -6897,8 +5812,6 @@
                           <w:p>
                             <w:pPr>
                               <w:pStyle w:val="Contenidodelmarco"/>
-                              <w:overflowPunct w:val="true"/>
-                              <w:bidi w:val="0"/>
                               <w:rPr>
                                 <w:color w:val="000000"/>
                               </w:rPr>
@@ -6913,8 +5826,6 @@
                           <w:p>
                             <w:pPr>
                               <w:pStyle w:val="Contenidodelmarco"/>
-                              <w:overflowPunct w:val="true"/>
-                              <w:bidi w:val="0"/>
                               <w:rPr>
                                 <w:color w:val="000000"/>
                               </w:rPr>
@@ -6929,15 +5840,15 @@
                           <w:p>
                             <w:pPr>
                               <w:pStyle w:val="Contenidodelmarco"/>
-                              <w:overflowPunct w:val="true"/>
-                              <w:bidi w:val="0"/>
-                              <w:rPr>
-                                <w:color w:val="000000"/>
-                              </w:rPr>
-                            </w:pPr>
-                            <w:r>
-                              <w:rPr>
-                                <w:color w:val="000000"/>
+                              <w:rPr>
+                                <w:color w:val="000000"/>
+                                <w:lang w:val="es-ES"/>
+                              </w:rPr>
+                            </w:pPr>
+                            <w:r>
+                              <w:rPr>
+                                <w:color w:val="000000"/>
+                                <w:lang w:val="es-ES"/>
                               </w:rPr>
                               <w:t>PREFIX cfihos: &lt;http://infohub.siemens-energy.com/CFIHOS#&gt;</w:t>
                             </w:r>
@@ -6945,8 +5856,6 @@
                           <w:p>
                             <w:pPr>
                               <w:pStyle w:val="Contenidodelmarco"/>
-                              <w:overflowPunct w:val="true"/>
-                              <w:bidi w:val="0"/>
                               <w:rPr>
                                 <w:color w:val="000000"/>
                               </w:rPr>
@@ -6961,8 +5870,6 @@
                           <w:p>
                             <w:pPr>
                               <w:pStyle w:val="Contenidodelmarco"/>
-                              <w:overflowPunct w:val="true"/>
-                              <w:bidi w:val="0"/>
                               <w:rPr>
                                 <w:color w:val="000000"/>
                               </w:rPr>
@@ -6978,8 +5885,6 @@
                           <w:p>
                             <w:pPr>
                               <w:pStyle w:val="Contenidodelmarco"/>
-                              <w:overflowPunct w:val="true"/>
-                              <w:bidi w:val="0"/>
                               <w:rPr>
                                 <w:color w:val="000000"/>
                               </w:rPr>
@@ -6995,8 +5900,6 @@
                           <w:p>
                             <w:pPr>
                               <w:pStyle w:val="Contenidodelmarco"/>
-                              <w:overflowPunct w:val="true"/>
-                              <w:bidi w:val="0"/>
                               <w:rPr>
                                 <w:color w:val="000000"/>
                               </w:rPr>
@@ -7012,8 +5915,6 @@
                           <w:p>
                             <w:pPr>
                               <w:pStyle w:val="Contenidodelmarco"/>
-                              <w:overflowPunct w:val="true"/>
-                              <w:bidi w:val="0"/>
                               <w:rPr>
                                 <w:color w:val="000000"/>
                               </w:rPr>
@@ -7029,8 +5930,6 @@
                           <w:p>
                             <w:pPr>
                               <w:pStyle w:val="Contenidodelmarco"/>
-                              <w:overflowPunct w:val="true"/>
-                              <w:bidi w:val="0"/>
                               <w:rPr>
                                 <w:color w:val="000000"/>
                               </w:rPr>
@@ -7046,8 +5945,6 @@
                           <w:p>
                             <w:pPr>
                               <w:pStyle w:val="Contenidodelmarco"/>
-                              <w:overflowPunct w:val="true"/>
-                              <w:bidi w:val="0"/>
                               <w:rPr>
                                 <w:color w:val="000000"/>
                               </w:rPr>
@@ -7057,6 +5954,11 @@
                                 <w:color w:val="000000"/>
                               </w:rPr>
                               <w:tab/>
+                            </w:r>
+                            <w:r>
+                              <w:rPr>
+                                <w:color w:val="000000"/>
+                              </w:rPr>
                               <w:tab/>
                               <w:t>owl:oneOf ?valueList</w:t>
                             </w:r>
@@ -7064,8 +5966,6 @@
                           <w:p>
                             <w:pPr>
                               <w:pStyle w:val="Contenidodelmarco"/>
-                              <w:overflowPunct w:val="true"/>
-                              <w:bidi w:val="0"/>
                               <w:rPr>
                                 <w:color w:val="000000"/>
                               </w:rPr>
@@ -7081,8 +5981,6 @@
                           <w:p>
                             <w:pPr>
                               <w:pStyle w:val="Contenidodelmarco"/>
-                              <w:overflowPunct w:val="true"/>
-                              <w:bidi w:val="0"/>
                               <w:rPr>
                                 <w:color w:val="000000"/>
                               </w:rPr>
@@ -7098,8 +5996,6 @@
                           <w:p>
                             <w:pPr>
                               <w:pStyle w:val="Contenidodelmarco"/>
-                              <w:overflowPunct w:val="true"/>
-                              <w:bidi w:val="0"/>
                               <w:rPr>
                                 <w:color w:val="000000"/>
                               </w:rPr>
@@ -7115,26 +6011,24 @@
                           <w:p>
                             <w:pPr>
                               <w:pStyle w:val="Contenidodelmarco"/>
-                              <w:overflowPunct w:val="true"/>
-                              <w:bidi w:val="0"/>
-                              <w:rPr>
-                                <w:color w:val="000000"/>
-                              </w:rPr>
-                            </w:pPr>
-                            <w:bookmarkStart w:id="89" w:name="__DdeLink__472_886509056"/>
-                            <w:bookmarkStart w:id="90" w:name="__DdeLink__659_384893485"/>
+                              <w:rPr>
+                                <w:color w:val="000000"/>
+                              </w:rPr>
+                            </w:pPr>
+                            <w:bookmarkStart w:id="54" w:name="__DdeLink__472_886509056"/>
+                            <w:bookmarkStart w:id="55" w:name="__DdeLink__659_384893485"/>
                             <w:r>
                               <w:rPr>
                                 <w:color w:val="000000"/>
                               </w:rPr>
                               <w:t>}</w:t>
                             </w:r>
-                            <w:bookmarkEnd w:id="89"/>
-                            <w:bookmarkEnd w:id="90"/>
+                            <w:bookmarkEnd w:id="54"/>
+                            <w:bookmarkEnd w:id="55"/>
                           </w:p>
                         </w:txbxContent>
                       </wps:txbx>
-                      <wps:bodyPr lIns="0" rIns="0" tIns="0" bIns="0" anchor="t">
+                      <wps:bodyPr lIns="0" tIns="0" rIns="0" bIns="0" anchor="t">
                         <a:noAutofit/>
                       </wps:bodyPr>
                     </wps:wsp>
@@ -7145,21 +6039,16 @@
           </mc:Choice>
           <mc:Fallback>
             <w:pict>
-              <v:rect id="shape_0" ID="Marco de texto 12" path="m0,0l-2147483645,0l-2147483645,-2147483646l0,-2147483646xe" stroked="f" o:allowincell="f" style="position:absolute;margin-left:0pt;margin-top:-218.9pt;width:426.05pt;height:218.8pt;mso-wrap-style:square;v-text-anchor:top;mso-position-vertical:top">
-                <v:fill o:detectmouseclick="t" on="false"/>
-                <v:stroke color="#3465a4" joinstyle="round" endcap="flat"/>
-                <v:textbox>
+              <v:rect w14:anchorId="690429CE" id="Marco de texto 12" o:spid="_x0000_s1037" style="width:426.1pt;height:218.85pt;visibility:visible;mso-wrap-style:square;mso-left-percent:-10001;mso-top-percent:-10001;mso-position-horizontal:absolute;mso-position-horizontal-relative:char;mso-position-vertical:absolute;mso-position-vertical-relative:line;mso-left-percent:-10001;mso-top-percent:-10001;v-text-anchor:top" o:gfxdata="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" filled="f" stroked="f" strokeweight="0">
+                <v:textbox inset="0,0,0,0">
                   <w:txbxContent>
                     <w:p>
                       <w:pPr>
                         <w:pStyle w:val="Contenidodelmarco"/>
-                        <w:overflowPunct w:val="true"/>
-                        <w:bidi w:val="0"/>
-                        <w:rPr>
-                          <w:color w:val="000000"/>
-                        </w:rPr>
-                      </w:pPr>
-                      <w:bookmarkStart w:id="91" w:name="__DdeLink__472_886509056"/>
+                        <w:rPr>
+                          <w:color w:val="000000"/>
+                        </w:rPr>
+                      </w:pPr>
                       <w:r>
                         <w:rPr>
                           <w:color w:val="000000"/>
@@ -7170,8 +6059,6 @@
                     <w:p>
                       <w:pPr>
                         <w:pStyle w:val="Contenidodelmarco"/>
-                        <w:overflowPunct w:val="true"/>
-                        <w:bidi w:val="0"/>
                         <w:rPr>
                           <w:color w:val="000000"/>
                         </w:rPr>
@@ -7186,8 +6073,6 @@
                     <w:p>
                       <w:pPr>
                         <w:pStyle w:val="Contenidodelmarco"/>
-                        <w:overflowPunct w:val="true"/>
-                        <w:bidi w:val="0"/>
                         <w:rPr>
                           <w:color w:val="000000"/>
                         </w:rPr>
@@ -7202,15 +6087,15 @@
                     <w:p>
                       <w:pPr>
                         <w:pStyle w:val="Contenidodelmarco"/>
-                        <w:overflowPunct w:val="true"/>
-                        <w:bidi w:val="0"/>
-                        <w:rPr>
-                          <w:color w:val="000000"/>
-                        </w:rPr>
-                      </w:pPr>
-                      <w:r>
-                        <w:rPr>
-                          <w:color w:val="000000"/>
+                        <w:rPr>
+                          <w:color w:val="000000"/>
+                          <w:lang w:val="es-ES"/>
+                        </w:rPr>
+                      </w:pPr>
+                      <w:r>
+                        <w:rPr>
+                          <w:color w:val="000000"/>
+                          <w:lang w:val="es-ES"/>
                         </w:rPr>
                         <w:t>PREFIX cfihos: &lt;http://infohub.siemens-energy.com/CFIHOS#&gt;</w:t>
                       </w:r>
@@ -7218,8 +6103,6 @@
                     <w:p>
                       <w:pPr>
                         <w:pStyle w:val="Contenidodelmarco"/>
-                        <w:overflowPunct w:val="true"/>
-                        <w:bidi w:val="0"/>
                         <w:rPr>
                           <w:color w:val="000000"/>
                         </w:rPr>
@@ -7234,8 +6117,6 @@
                     <w:p>
                       <w:pPr>
                         <w:pStyle w:val="Contenidodelmarco"/>
-                        <w:overflowPunct w:val="true"/>
-                        <w:bidi w:val="0"/>
                         <w:rPr>
                           <w:color w:val="000000"/>
                         </w:rPr>
@@ -7251,8 +6132,6 @@
                     <w:p>
                       <w:pPr>
                         <w:pStyle w:val="Contenidodelmarco"/>
-                        <w:overflowPunct w:val="true"/>
-                        <w:bidi w:val="0"/>
                         <w:rPr>
                           <w:color w:val="000000"/>
                         </w:rPr>
@@ -7268,8 +6147,6 @@
                     <w:p>
                       <w:pPr>
                         <w:pStyle w:val="Contenidodelmarco"/>
-                        <w:overflowPunct w:val="true"/>
-                        <w:bidi w:val="0"/>
                         <w:rPr>
                           <w:color w:val="000000"/>
                         </w:rPr>
@@ -7285,8 +6162,6 @@
                     <w:p>
                       <w:pPr>
                         <w:pStyle w:val="Contenidodelmarco"/>
-                        <w:overflowPunct w:val="true"/>
-                        <w:bidi w:val="0"/>
                         <w:rPr>
                           <w:color w:val="000000"/>
                         </w:rPr>
@@ -7302,8 +6177,6 @@
                     <w:p>
                       <w:pPr>
                         <w:pStyle w:val="Contenidodelmarco"/>
-                        <w:overflowPunct w:val="true"/>
-                        <w:bidi w:val="0"/>
                         <w:rPr>
                           <w:color w:val="000000"/>
                         </w:rPr>
@@ -7319,8 +6192,6 @@
                     <w:p>
                       <w:pPr>
                         <w:pStyle w:val="Contenidodelmarco"/>
-                        <w:overflowPunct w:val="true"/>
-                        <w:bidi w:val="0"/>
                         <w:rPr>
                           <w:color w:val="000000"/>
                         </w:rPr>
@@ -7330,6 +6201,11 @@
                           <w:color w:val="000000"/>
                         </w:rPr>
                         <w:tab/>
+                      </w:r>
+                      <w:r>
+                        <w:rPr>
+                          <w:color w:val="000000"/>
+                        </w:rPr>
                         <w:tab/>
                         <w:t>owl:oneOf ?valueList</w:t>
                       </w:r>
@@ -7337,8 +6213,6 @@
                     <w:p>
                       <w:pPr>
                         <w:pStyle w:val="Contenidodelmarco"/>
-                        <w:overflowPunct w:val="true"/>
-                        <w:bidi w:val="0"/>
                         <w:rPr>
                           <w:color w:val="000000"/>
                         </w:rPr>
@@ -7354,8 +6228,6 @@
                     <w:p>
                       <w:pPr>
                         <w:pStyle w:val="Contenidodelmarco"/>
-                        <w:overflowPunct w:val="true"/>
-                        <w:bidi w:val="0"/>
                         <w:rPr>
                           <w:color w:val="000000"/>
                         </w:rPr>
@@ -7371,8 +6243,6 @@
                     <w:p>
                       <w:pPr>
                         <w:pStyle w:val="Contenidodelmarco"/>
-                        <w:overflowPunct w:val="true"/>
-                        <w:bidi w:val="0"/>
                         <w:rPr>
                           <w:color w:val="000000"/>
                         </w:rPr>
@@ -7388,54 +6258,39 @@
                     <w:p>
                       <w:pPr>
                         <w:pStyle w:val="Contenidodelmarco"/>
-                        <w:overflowPunct w:val="true"/>
-                        <w:bidi w:val="0"/>
-                        <w:rPr>
-                          <w:color w:val="000000"/>
-                        </w:rPr>
-                      </w:pPr>
-                      <w:bookmarkStart w:id="92" w:name="__DdeLink__472_886509056"/>
-                      <w:bookmarkStart w:id="93" w:name="__DdeLink__659_384893485"/>
+                        <w:rPr>
+                          <w:color w:val="000000"/>
+                        </w:rPr>
+                      </w:pPr>
+                      <w:bookmarkStart w:id="56" w:name="__DdeLink__472_886509056"/>
+                      <w:bookmarkStart w:id="57" w:name="__DdeLink__659_384893485"/>
                       <w:r>
                         <w:rPr>
                           <w:color w:val="000000"/>
                         </w:rPr>
                         <w:t>}</w:t>
                       </w:r>
-                      <w:bookmarkEnd w:id="92"/>
-                      <w:bookmarkEnd w:id="93"/>
+                      <w:bookmarkEnd w:id="56"/>
+                      <w:bookmarkEnd w:id="57"/>
                     </w:p>
                   </w:txbxContent>
                 </v:textbox>
-                <w10:wrap type="square"/>
+                <w10:anchorlock/>
               </v:rect>
             </w:pict>
           </mc:Fallback>
         </mc:AlternateContent>
       </w:r>
     </w:p>
+    <w:p/>
     <w:p>
       <w:pPr>
-        <w:pStyle w:val="Normal"/>
-        <w:bidi w:val="0"/>
-        <w:jc w:val="start"/>
-        <w:rPr/>
+        <w:rPr>
+          <w:b/>
+          <w:bCs/>
+        </w:rPr>
       </w:pPr>
       <w:r>
-        <w:rPr/>
-      </w:r>
-    </w:p>
-    <w:p>
-      <w:pPr>
-        <w:pStyle w:val="Normal"/>
-        <w:bidi w:val="0"/>
-        <w:jc w:val="start"/>
-        <w:rPr>
-          <w:b/>
-          <w:bCs/>
-        </w:rPr>
-      </w:pPr>
-      <w:r>
         <w:rPr>
           <w:b/>
           <w:bCs/>
@@ -7444,12 +6299,6 @@
       </w:r>
     </w:p>
     <w:p>
-      <w:pPr>
-        <w:pStyle w:val="Normal"/>
-        <w:bidi w:val="0"/>
-        <w:jc w:val="start"/>
-        <w:rPr/>
-      </w:pPr>
       <w:r>
         <w:rPr>
           <w:b/>
@@ -7461,12 +6310,6 @@
       </w:r>
     </w:p>
     <w:p>
-      <w:pPr>
-        <w:pStyle w:val="Normal"/>
-        <w:bidi w:val="0"/>
-        <w:jc w:val="start"/>
-        <w:rPr/>
-      </w:pPr>
       <w:r>
         <w:rPr>
           <w:b/>
@@ -7479,17 +6322,15 @@
     </w:p>
     <w:p>
       <w:pPr>
-        <w:pStyle w:val="Normal"/>
-        <w:bidi w:val="0"/>
-        <w:jc w:val="start"/>
-        <w:rPr>
-          <w:b/>
-          <w:bCs/>
-          <w:i/>
+        <w:rPr>
+          <w:b/>
+          <w:bCs/>
           <w:i/>
           <w:iCs/>
         </w:rPr>
       </w:pPr>
+    </w:p>
+    <w:p>
       <w:r>
         <w:rPr>
           <w:b/>
@@ -7497,51 +6338,30 @@
           <w:i/>
           <w:iCs/>
         </w:rPr>
-      </w:r>
-    </w:p>
-    <w:p>
-      <w:pPr>
-        <w:pStyle w:val="Normal"/>
-        <w:bidi w:val="0"/>
-        <w:jc w:val="start"/>
-        <w:rPr/>
-      </w:pPr>
+        <w:t>Response</w:t>
+      </w:r>
+      <w:r>
+        <w:rPr>
+          <w:b/>
+          <w:bCs/>
+        </w:rPr>
+        <w:t>:</w:t>
+      </w:r>
+    </w:p>
+    <w:p>
       <w:r>
         <w:rPr>
           <w:b/>
           <w:bCs/>
           <w:i/>
           <w:iCs/>
-        </w:rPr>
-        <w:t>Response</w:t>
-      </w:r>
-      <w:r>
-        <w:rPr>
-          <w:b/>
-          <w:bCs/>
-        </w:rPr>
-        <w:t>:</w:t>
-      </w:r>
-    </w:p>
-    <w:p>
-      <w:pPr>
-        <w:pStyle w:val="Normal"/>
-        <w:bidi w:val="0"/>
-        <w:jc w:val="start"/>
-        <w:rPr/>
-      </w:pPr>
-      <w:r>
-        <w:rPr>
-          <w:b/>
-          <w:bCs/>
-          <w:i/>
-          <w:iCs/>
+          <w:noProof/>
         </w:rPr>
         <w:drawing>
-          <wp:inline distT="0" distB="0" distL="0" distR="0">
+          <wp:inline distT="0" distB="0" distL="0" distR="0" wp14:anchorId="196DF325" wp14:editId="2A15986D">
             <wp:extent cx="2983230" cy="490855"/>
             <wp:effectExtent l="0" t="0" r="0" b="0"/>
-            <wp:docPr id="20" name="Imagen8" descr="" title=""/>
+            <wp:docPr id="20" name="Imagen8"/>
             <wp:cNvGraphicFramePr>
               <a:graphicFrameLocks xmlns:a="http://schemas.openxmlformats.org/drawingml/2006/main" noChangeAspect="1"/>
             </wp:cNvGraphicFramePr>
@@ -7549,13 +6369,13 @@
               <a:graphicData uri="http://schemas.openxmlformats.org/drawingml/2006/picture">
                 <pic:pic xmlns:pic="http://schemas.openxmlformats.org/drawingml/2006/picture">
                   <pic:nvPicPr>
-                    <pic:cNvPr id="20" name="Imagen8" descr="" title=""/>
+                    <pic:cNvPr id="20" name="Imagen8"/>
                     <pic:cNvPicPr>
                       <a:picLocks noChangeAspect="1" noChangeArrowheads="1"/>
                     </pic:cNvPicPr>
                   </pic:nvPicPr>
                   <pic:blipFill>
-                    <a:blip r:embed="rId9"/>
+                    <a:blip r:embed="rId11"/>
                     <a:stretch>
                       <a:fillRect/>
                     </a:stretch>
@@ -7578,28 +6398,15 @@
     </w:p>
     <w:p>
       <w:pPr>
-        <w:pStyle w:val="Normal"/>
-        <w:bidi w:val="0"/>
-        <w:jc w:val="start"/>
-        <w:rPr>
-          <w:b/>
-          <w:bCs/>
-          <w:i/>
+        <w:rPr>
+          <w:b/>
+          <w:bCs/>
           <w:i/>
           <w:iCs/>
         </w:rPr>
       </w:pPr>
-      <w:r>
-        <w:rPr/>
-      </w:r>
-    </w:p>
-    <w:p>
-      <w:pPr>
-        <w:pStyle w:val="Normal"/>
-        <w:bidi w:val="0"/>
-        <w:jc w:val="start"/>
-        <w:rPr/>
-      </w:pPr>
+    </w:p>
+    <w:p>
       <w:r>
         <w:rPr>
           <w:b/>
@@ -7618,21 +6425,18 @@
       </w:r>
     </w:p>
     <w:p>
-      <w:pPr>
-        <w:pStyle w:val="Normal"/>
-        <w:bidi w:val="0"/>
-        <w:jc w:val="start"/>
-        <w:rPr/>
-      </w:pPr>
-      <w:r>
-        <w:rPr/>
+      <w:r>
+        <w:rPr>
+          <w:noProof/>
+        </w:rPr>
         <mc:AlternateContent>
           <mc:Choice Requires="wps">
             <w:drawing>
-              <wp:inline distT="0" distB="0" distL="0" distR="0">
+              <wp:inline distT="0" distB="0" distL="0" distR="0" wp14:anchorId="19855A1A" wp14:editId="2BDE5C62">
                 <wp:extent cx="6298565" cy="4119245"/>
                 <wp:effectExtent l="0" t="0" r="0" b="0"/>
                 <wp:docPr id="21" name="Marco de texto 13"/>
+                <wp:cNvGraphicFramePr/>
                 <a:graphic xmlns:a="http://schemas.openxmlformats.org/drawingml/2006/main">
                   <a:graphicData uri="http://schemas.microsoft.com/office/word/2010/wordprocessingShape">
                     <wps:wsp>
@@ -7651,9 +6455,15 @@
                         </a:ln>
                       </wps:spPr>
                       <wps:style>
-                        <a:lnRef idx="0"/>
-                        <a:fillRef idx="0"/>
-                        <a:effectRef idx="0"/>
+                        <a:lnRef idx="0">
+                          <a:scrgbClr r="0" g="0" b="0"/>
+                        </a:lnRef>
+                        <a:fillRef idx="0">
+                          <a:scrgbClr r="0" g="0" b="0"/>
+                        </a:fillRef>
+                        <a:effectRef idx="0">
+                          <a:scrgbClr r="0" g="0" b="0"/>
+                        </a:effectRef>
                         <a:fontRef idx="minor"/>
                       </wps:style>
                       <wps:txbx>
@@ -7661,13 +6471,10 @@
                           <w:p>
                             <w:pPr>
                               <w:pStyle w:val="Contenidodelmarco"/>
-                              <w:overflowPunct w:val="true"/>
-                              <w:bidi w:val="0"/>
-                              <w:rPr>
-                                <w:color w:val="000000"/>
-                              </w:rPr>
-                            </w:pPr>
-                            <w:bookmarkStart w:id="94" w:name="__DdeLink__475_886509056"/>
+                              <w:rPr>
+                                <w:color w:val="000000"/>
+                              </w:rPr>
+                            </w:pPr>
                             <w:r>
                               <w:rPr>
                                 <w:color w:val="000000"/>
@@ -7678,8 +6485,6 @@
                           <w:p>
                             <w:pPr>
                               <w:pStyle w:val="Contenidodelmarco"/>
-                              <w:overflowPunct w:val="true"/>
-                              <w:bidi w:val="0"/>
                               <w:rPr>
                                 <w:color w:val="000000"/>
                               </w:rPr>
@@ -7694,8 +6499,6 @@
                           <w:p>
                             <w:pPr>
                               <w:pStyle w:val="Contenidodelmarco"/>
-                              <w:overflowPunct w:val="true"/>
-                              <w:bidi w:val="0"/>
                               <w:rPr>
                                 <w:color w:val="000000"/>
                               </w:rPr>
@@ -7710,15 +6513,15 @@
                           <w:p>
                             <w:pPr>
                               <w:pStyle w:val="Contenidodelmarco"/>
-                              <w:overflowPunct w:val="true"/>
-                              <w:bidi w:val="0"/>
-                              <w:rPr>
-                                <w:color w:val="000000"/>
-                              </w:rPr>
-                            </w:pPr>
-                            <w:r>
-                              <w:rPr>
-                                <w:color w:val="000000"/>
+                              <w:rPr>
+                                <w:color w:val="000000"/>
+                                <w:lang w:val="es-ES"/>
+                              </w:rPr>
+                            </w:pPr>
+                            <w:r>
+                              <w:rPr>
+                                <w:color w:val="000000"/>
+                                <w:lang w:val="es-ES"/>
                               </w:rPr>
                               <w:t>PREFIX xsd: &lt;http://www.w3.org/2001/XMLSchema#&gt;</w:t>
                             </w:r>
@@ -7726,15 +6529,15 @@
                           <w:p>
                             <w:pPr>
                               <w:pStyle w:val="Contenidodelmarco"/>
-                              <w:overflowPunct w:val="true"/>
-                              <w:bidi w:val="0"/>
-                              <w:rPr>
-                                <w:color w:val="000000"/>
-                              </w:rPr>
-                            </w:pPr>
-                            <w:r>
-                              <w:rPr>
-                                <w:color w:val="000000"/>
+                              <w:rPr>
+                                <w:color w:val="000000"/>
+                                <w:lang w:val="es-ES"/>
+                              </w:rPr>
+                            </w:pPr>
+                            <w:r>
+                              <w:rPr>
+                                <w:color w:val="000000"/>
+                                <w:lang w:val="es-ES"/>
                               </w:rPr>
                               <w:t>PREFIX cfihos: &lt;http://infohub.siemens-energy.com/CFIHOS#&gt;</w:t>
                             </w:r>
@@ -7742,8 +6545,6 @@
                           <w:p>
                             <w:pPr>
                               <w:pStyle w:val="Contenidodelmarco"/>
-                              <w:overflowPunct w:val="true"/>
-                              <w:bidi w:val="0"/>
                               <w:rPr>
                                 <w:color w:val="000000"/>
                               </w:rPr>
@@ -7758,8 +6559,6 @@
                           <w:p>
                             <w:pPr>
                               <w:pStyle w:val="Contenidodelmarco"/>
-                              <w:overflowPunct w:val="true"/>
-                              <w:bidi w:val="0"/>
                               <w:rPr>
                                 <w:color w:val="000000"/>
                               </w:rPr>
@@ -7775,8 +6574,6 @@
                           <w:p>
                             <w:pPr>
                               <w:pStyle w:val="Contenidodelmarco"/>
-                              <w:overflowPunct w:val="true"/>
-                              <w:bidi w:val="0"/>
                               <w:rPr>
                                 <w:color w:val="000000"/>
                               </w:rPr>
@@ -7792,8 +6589,6 @@
                           <w:p>
                             <w:pPr>
                               <w:pStyle w:val="Contenidodelmarco"/>
-                              <w:overflowPunct w:val="true"/>
-                              <w:bidi w:val="0"/>
                               <w:rPr>
                                 <w:color w:val="000000"/>
                               </w:rPr>
@@ -7803,6 +6598,11 @@
                                 <w:color w:val="000000"/>
                               </w:rPr>
                               <w:tab/>
+                            </w:r>
+                            <w:r>
+                              <w:rPr>
+                                <w:color w:val="000000"/>
+                              </w:rPr>
                               <w:tab/>
                               <w:t>rdf:type owl:Restriction ;</w:t>
                             </w:r>
@@ -7810,8 +6610,6 @@
                           <w:p>
                             <w:pPr>
                               <w:pStyle w:val="Contenidodelmarco"/>
-                              <w:overflowPunct w:val="true"/>
-                              <w:bidi w:val="0"/>
                               <w:rPr>
                                 <w:color w:val="000000"/>
                               </w:rPr>
@@ -7821,6 +6619,11 @@
                                 <w:color w:val="000000"/>
                               </w:rPr>
                               <w:tab/>
+                            </w:r>
+                            <w:r>
+                              <w:rPr>
+                                <w:color w:val="000000"/>
+                              </w:rPr>
                               <w:tab/>
                               <w:t>owl:onProperty cfihos:hasTag ;</w:t>
                             </w:r>
@@ -7828,8 +6631,6 @@
                           <w:p>
                             <w:pPr>
                               <w:pStyle w:val="Contenidodelmarco"/>
-                              <w:overflowPunct w:val="true"/>
-                              <w:bidi w:val="0"/>
                               <w:rPr>
                                 <w:color w:val="000000"/>
                               </w:rPr>
@@ -7839,6 +6640,11 @@
                                 <w:color w:val="000000"/>
                               </w:rPr>
                               <w:tab/>
+                            </w:r>
+                            <w:r>
+                              <w:rPr>
+                                <w:color w:val="000000"/>
+                              </w:rPr>
                               <w:tab/>
                               <w:t># vacuum pump. With pump there is no data</w:t>
                             </w:r>
@@ -7846,8 +6652,6 @@
                           <w:p>
                             <w:pPr>
                               <w:pStyle w:val="Contenidodelmarco"/>
-                              <w:overflowPunct w:val="true"/>
-                              <w:bidi w:val="0"/>
                               <w:rPr>
                                 <w:color w:val="000000"/>
                               </w:rPr>
@@ -7857,6 +6661,11 @@
                                 <w:color w:val="000000"/>
                               </w:rPr>
                               <w:tab/>
+                            </w:r>
+                            <w:r>
+                              <w:rPr>
+                                <w:color w:val="000000"/>
+                              </w:rPr>
                               <w:tab/>
                               <w:t xml:space="preserve">owl:someValuesFrom &lt;http://infohub.siemens-energy.com/CFIHOS/tag#CFIHOS-30001032&gt; </w:t>
                             </w:r>
@@ -7864,8 +6673,6 @@
                           <w:p>
                             <w:pPr>
                               <w:pStyle w:val="Contenidodelmarco"/>
-                              <w:overflowPunct w:val="true"/>
-                              <w:bidi w:val="0"/>
                               <w:rPr>
                                 <w:color w:val="000000"/>
                               </w:rPr>
@@ -7881,8 +6688,6 @@
                           <w:p>
                             <w:pPr>
                               <w:pStyle w:val="Contenidodelmarco"/>
-                              <w:overflowPunct w:val="true"/>
-                              <w:bidi w:val="0"/>
                               <w:rPr>
                                 <w:color w:val="000000"/>
                               </w:rPr>
@@ -7898,8 +6703,6 @@
                           <w:p>
                             <w:pPr>
                               <w:pStyle w:val="Contenidodelmarco"/>
-                              <w:overflowPunct w:val="true"/>
-                              <w:bidi w:val="0"/>
                               <w:rPr>
                                 <w:color w:val="000000"/>
                               </w:rPr>
@@ -7909,6 +6712,11 @@
                                 <w:color w:val="000000"/>
                               </w:rPr>
                               <w:tab/>
+                            </w:r>
+                            <w:r>
+                              <w:rPr>
+                                <w:color w:val="000000"/>
+                              </w:rPr>
                               <w:tab/>
                               <w:t>rdf:type owl:Restriction ;</w:t>
                             </w:r>
@@ -7916,8 +6724,6 @@
                           <w:p>
                             <w:pPr>
                               <w:pStyle w:val="Contenidodelmarco"/>
-                              <w:overflowPunct w:val="true"/>
-                              <w:bidi w:val="0"/>
                               <w:rPr>
                                 <w:color w:val="000000"/>
                               </w:rPr>
@@ -7927,6 +6733,11 @@
                                 <w:color w:val="000000"/>
                               </w:rPr>
                               <w:tab/>
+                            </w:r>
+                            <w:r>
+                              <w:rPr>
+                                <w:color w:val="000000"/>
+                              </w:rPr>
                               <w:tab/>
                               <w:t>owl:onProperty cfihos:hasDocumentType ;</w:t>
                             </w:r>
@@ -7934,8 +6745,6 @@
                           <w:p>
                             <w:pPr>
                               <w:pStyle w:val="Contenidodelmarco"/>
-                              <w:overflowPunct w:val="true"/>
-                              <w:bidi w:val="0"/>
                               <w:rPr>
                                 <w:color w:val="000000"/>
                               </w:rPr>
@@ -7945,6 +6754,11 @@
                                 <w:color w:val="000000"/>
                               </w:rPr>
                               <w:tab/>
+                            </w:r>
+                            <w:r>
+                              <w:rPr>
+                                <w:color w:val="000000"/>
+                              </w:rPr>
                               <w:tab/>
                               <w:t>owl:someValuesFrom ?document</w:t>
                             </w:r>
@@ -7952,8 +6766,6 @@
                           <w:p>
                             <w:pPr>
                               <w:pStyle w:val="Contenidodelmarco"/>
-                              <w:overflowPunct w:val="true"/>
-                              <w:bidi w:val="0"/>
                               <w:rPr>
                                 <w:color w:val="000000"/>
                               </w:rPr>
@@ -7969,8 +6781,6 @@
                           <w:p>
                             <w:pPr>
                               <w:pStyle w:val="Contenidodelmarco"/>
-                              <w:overflowPunct w:val="true"/>
-                              <w:bidi w:val="0"/>
                               <w:rPr>
                                 <w:color w:val="000000"/>
                               </w:rPr>
@@ -7986,41 +6796,32 @@
                           <w:p>
                             <w:pPr>
                               <w:pStyle w:val="Contenidodelmarco"/>
-                              <w:overflowPunct w:val="true"/>
-                              <w:bidi w:val="0"/>
-                              <w:rPr>
-                                <w:color w:val="000000"/>
-                              </w:rPr>
-                            </w:pPr>
-                            <w:r>
-                              <w:rPr>
-                                <w:color w:val="000000"/>
-                              </w:rPr>
-                            </w:r>
-                          </w:p>
-                          <w:p>
-                            <w:pPr>
-                              <w:pStyle w:val="Contenidodelmarco"/>
-                              <w:overflowPunct w:val="true"/>
-                              <w:bidi w:val="0"/>
-                              <w:rPr>
-                                <w:color w:val="000000"/>
-                              </w:rPr>
-                            </w:pPr>
-                            <w:bookmarkStart w:id="95" w:name="__DdeLink__475_886509056"/>
-                            <w:bookmarkStart w:id="96" w:name="__DdeLink__661_384893485"/>
+                              <w:rPr>
+                                <w:color w:val="000000"/>
+                              </w:rPr>
+                            </w:pPr>
+                          </w:p>
+                          <w:p>
+                            <w:pPr>
+                              <w:pStyle w:val="Contenidodelmarco"/>
+                              <w:rPr>
+                                <w:color w:val="000000"/>
+                              </w:rPr>
+                            </w:pPr>
+                            <w:bookmarkStart w:id="58" w:name="__DdeLink__475_886509056"/>
+                            <w:bookmarkStart w:id="59" w:name="__DdeLink__661_384893485"/>
                             <w:r>
                               <w:rPr>
                                 <w:color w:val="000000"/>
                               </w:rPr>
                               <w:t>}</w:t>
                             </w:r>
-                            <w:bookmarkEnd w:id="95"/>
-                            <w:bookmarkEnd w:id="96"/>
+                            <w:bookmarkEnd w:id="58"/>
+                            <w:bookmarkEnd w:id="59"/>
                           </w:p>
                         </w:txbxContent>
                       </wps:txbx>
-                      <wps:bodyPr lIns="0" rIns="0" tIns="0" bIns="0" anchor="t">
+                      <wps:bodyPr lIns="0" tIns="0" rIns="0" bIns="0" anchor="t">
                         <a:noAutofit/>
                       </wps:bodyPr>
                     </wps:wsp>
@@ -8031,21 +6832,16 @@
           </mc:Choice>
           <mc:Fallback>
             <w:pict>
-              <v:rect id="shape_0" ID="Marco de texto 13" path="m0,0l-2147483645,0l-2147483645,-2147483646l0,-2147483646xe" stroked="f" o:allowincell="f" style="position:absolute;margin-left:0pt;margin-top:-324.4pt;width:495.9pt;height:324.3pt;mso-wrap-style:square;v-text-anchor:top;mso-position-vertical:top">
-                <v:fill o:detectmouseclick="t" on="false"/>
-                <v:stroke color="#3465a4" joinstyle="round" endcap="flat"/>
-                <v:textbox>
+              <v:rect w14:anchorId="19855A1A" id="Marco de texto 13" o:spid="_x0000_s1038" style="width:495.95pt;height:324.35pt;visibility:visible;mso-wrap-style:square;mso-left-percent:-10001;mso-top-percent:-10001;mso-position-horizontal:absolute;mso-position-horizontal-relative:char;mso-position-vertical:absolute;mso-position-vertical-relative:line;mso-left-percent:-10001;mso-top-percent:-10001;v-text-anchor:top" o:gfxdata="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" filled="f" stroked="f" strokeweight="0">
+                <v:textbox inset="0,0,0,0">
                   <w:txbxContent>
                     <w:p>
                       <w:pPr>
                         <w:pStyle w:val="Contenidodelmarco"/>
-                        <w:overflowPunct w:val="true"/>
-                        <w:bidi w:val="0"/>
-                        <w:rPr>
-                          <w:color w:val="000000"/>
-                        </w:rPr>
-                      </w:pPr>
-                      <w:bookmarkStart w:id="97" w:name="__DdeLink__475_886509056"/>
+                        <w:rPr>
+                          <w:color w:val="000000"/>
+                        </w:rPr>
+                      </w:pPr>
                       <w:r>
                         <w:rPr>
                           <w:color w:val="000000"/>
@@ -8056,8 +6852,6 @@
                     <w:p>
                       <w:pPr>
                         <w:pStyle w:val="Contenidodelmarco"/>
-                        <w:overflowPunct w:val="true"/>
-                        <w:bidi w:val="0"/>
                         <w:rPr>
                           <w:color w:val="000000"/>
                         </w:rPr>
@@ -8072,8 +6866,6 @@
                     <w:p>
                       <w:pPr>
                         <w:pStyle w:val="Contenidodelmarco"/>
-                        <w:overflowPunct w:val="true"/>
-                        <w:bidi w:val="0"/>
                         <w:rPr>
                           <w:color w:val="000000"/>
                         </w:rPr>
@@ -8088,15 +6880,15 @@
                     <w:p>
                       <w:pPr>
                         <w:pStyle w:val="Contenidodelmarco"/>
-                        <w:overflowPunct w:val="true"/>
-                        <w:bidi w:val="0"/>
-                        <w:rPr>
-                          <w:color w:val="000000"/>
-                        </w:rPr>
-                      </w:pPr>
-                      <w:r>
-                        <w:rPr>
-                          <w:color w:val="000000"/>
+                        <w:rPr>
+                          <w:color w:val="000000"/>
+                          <w:lang w:val="es-ES"/>
+                        </w:rPr>
+                      </w:pPr>
+                      <w:r>
+                        <w:rPr>
+                          <w:color w:val="000000"/>
+                          <w:lang w:val="es-ES"/>
                         </w:rPr>
                         <w:t>PREFIX xsd: &lt;http://www.w3.org/2001/XMLSchema#&gt;</w:t>
                       </w:r>
@@ -8104,15 +6896,15 @@
                     <w:p>
                       <w:pPr>
                         <w:pStyle w:val="Contenidodelmarco"/>
-                        <w:overflowPunct w:val="true"/>
-                        <w:bidi w:val="0"/>
-                        <w:rPr>
-                          <w:color w:val="000000"/>
-                        </w:rPr>
-                      </w:pPr>
-                      <w:r>
-                        <w:rPr>
-                          <w:color w:val="000000"/>
+                        <w:rPr>
+                          <w:color w:val="000000"/>
+                          <w:lang w:val="es-ES"/>
+                        </w:rPr>
+                      </w:pPr>
+                      <w:r>
+                        <w:rPr>
+                          <w:color w:val="000000"/>
+                          <w:lang w:val="es-ES"/>
                         </w:rPr>
                         <w:t>PREFIX cfihos: &lt;http://infohub.siemens-energy.com/CFIHOS#&gt;</w:t>
                       </w:r>
@@ -8120,8 +6912,6 @@
                     <w:p>
                       <w:pPr>
                         <w:pStyle w:val="Contenidodelmarco"/>
-                        <w:overflowPunct w:val="true"/>
-                        <w:bidi w:val="0"/>
                         <w:rPr>
                           <w:color w:val="000000"/>
                         </w:rPr>
@@ -8136,8 +6926,6 @@
                     <w:p>
                       <w:pPr>
                         <w:pStyle w:val="Contenidodelmarco"/>
-                        <w:overflowPunct w:val="true"/>
-                        <w:bidi w:val="0"/>
                         <w:rPr>
                           <w:color w:val="000000"/>
                         </w:rPr>
@@ -8153,8 +6941,6 @@
                     <w:p>
                       <w:pPr>
                         <w:pStyle w:val="Contenidodelmarco"/>
-                        <w:overflowPunct w:val="true"/>
-                        <w:bidi w:val="0"/>
                         <w:rPr>
                           <w:color w:val="000000"/>
                         </w:rPr>
@@ -8170,8 +6956,6 @@
                     <w:p>
                       <w:pPr>
                         <w:pStyle w:val="Contenidodelmarco"/>
-                        <w:overflowPunct w:val="true"/>
-                        <w:bidi w:val="0"/>
                         <w:rPr>
                           <w:color w:val="000000"/>
                         </w:rPr>
@@ -8181,6 +6965,11 @@
                           <w:color w:val="000000"/>
                         </w:rPr>
                         <w:tab/>
+                      </w:r>
+                      <w:r>
+                        <w:rPr>
+                          <w:color w:val="000000"/>
+                        </w:rPr>
                         <w:tab/>
                         <w:t>rdf:type owl:Restriction ;</w:t>
                       </w:r>
@@ -8188,8 +6977,6 @@
                     <w:p>
                       <w:pPr>
                         <w:pStyle w:val="Contenidodelmarco"/>
-                        <w:overflowPunct w:val="true"/>
-                        <w:bidi w:val="0"/>
                         <w:rPr>
                           <w:color w:val="000000"/>
                         </w:rPr>
@@ -8199,6 +6986,11 @@
                           <w:color w:val="000000"/>
                         </w:rPr>
                         <w:tab/>
+                      </w:r>
+                      <w:r>
+                        <w:rPr>
+                          <w:color w:val="000000"/>
+                        </w:rPr>
                         <w:tab/>
                         <w:t>owl:onProperty cfihos:hasTag ;</w:t>
                       </w:r>
@@ -8206,8 +6998,6 @@
                     <w:p>
                       <w:pPr>
                         <w:pStyle w:val="Contenidodelmarco"/>
-                        <w:overflowPunct w:val="true"/>
-                        <w:bidi w:val="0"/>
                         <w:rPr>
                           <w:color w:val="000000"/>
                         </w:rPr>
@@ -8217,6 +7007,11 @@
                           <w:color w:val="000000"/>
                         </w:rPr>
                         <w:tab/>
+                      </w:r>
+                      <w:r>
+                        <w:rPr>
+                          <w:color w:val="000000"/>
+                        </w:rPr>
                         <w:tab/>
                         <w:t># vacuum pump. With pump there is no data</w:t>
                       </w:r>
@@ -8224,8 +7019,6 @@
                     <w:p>
                       <w:pPr>
                         <w:pStyle w:val="Contenidodelmarco"/>
-                        <w:overflowPunct w:val="true"/>
-                        <w:bidi w:val="0"/>
                         <w:rPr>
                           <w:color w:val="000000"/>
                         </w:rPr>
@@ -8235,6 +7028,11 @@
                           <w:color w:val="000000"/>
                         </w:rPr>
                         <w:tab/>
+                      </w:r>
+                      <w:r>
+                        <w:rPr>
+                          <w:color w:val="000000"/>
+                        </w:rPr>
                         <w:tab/>
                         <w:t xml:space="preserve">owl:someValuesFrom &lt;http://infohub.siemens-energy.com/CFIHOS/tag#CFIHOS-30001032&gt; </w:t>
                       </w:r>
@@ -8242,8 +7040,6 @@
                     <w:p>
                       <w:pPr>
                         <w:pStyle w:val="Contenidodelmarco"/>
-                        <w:overflowPunct w:val="true"/>
-                        <w:bidi w:val="0"/>
                         <w:rPr>
                           <w:color w:val="000000"/>
                         </w:rPr>
@@ -8259,8 +7055,6 @@
                     <w:p>
                       <w:pPr>
                         <w:pStyle w:val="Contenidodelmarco"/>
-                        <w:overflowPunct w:val="true"/>
-                        <w:bidi w:val="0"/>
                         <w:rPr>
                           <w:color w:val="000000"/>
                         </w:rPr>
@@ -8276,8 +7070,6 @@
                     <w:p>
                       <w:pPr>
                         <w:pStyle w:val="Contenidodelmarco"/>
-                        <w:overflowPunct w:val="true"/>
-                        <w:bidi w:val="0"/>
                         <w:rPr>
                           <w:color w:val="000000"/>
                         </w:rPr>
@@ -8287,6 +7079,11 @@
                           <w:color w:val="000000"/>
                         </w:rPr>
                         <w:tab/>
+                      </w:r>
+                      <w:r>
+                        <w:rPr>
+                          <w:color w:val="000000"/>
+                        </w:rPr>
                         <w:tab/>
                         <w:t>rdf:type owl:Restriction ;</w:t>
                       </w:r>
@@ -8294,8 +7091,6 @@
                     <w:p>
                       <w:pPr>
                         <w:pStyle w:val="Contenidodelmarco"/>
-                        <w:overflowPunct w:val="true"/>
-                        <w:bidi w:val="0"/>
                         <w:rPr>
                           <w:color w:val="000000"/>
                         </w:rPr>
@@ -8305,6 +7100,11 @@
                           <w:color w:val="000000"/>
                         </w:rPr>
                         <w:tab/>
+                      </w:r>
+                      <w:r>
+                        <w:rPr>
+                          <w:color w:val="000000"/>
+                        </w:rPr>
                         <w:tab/>
                         <w:t>owl:onProperty cfihos:hasDocumentType ;</w:t>
                       </w:r>
@@ -8312,8 +7112,6 @@
                     <w:p>
                       <w:pPr>
                         <w:pStyle w:val="Contenidodelmarco"/>
-                        <w:overflowPunct w:val="true"/>
-                        <w:bidi w:val="0"/>
                         <w:rPr>
                           <w:color w:val="000000"/>
                         </w:rPr>
@@ -8323,6 +7121,11 @@
                           <w:color w:val="000000"/>
                         </w:rPr>
                         <w:tab/>
+                      </w:r>
+                      <w:r>
+                        <w:rPr>
+                          <w:color w:val="000000"/>
+                        </w:rPr>
                         <w:tab/>
                         <w:t>owl:someValuesFrom ?document</w:t>
                       </w:r>
@@ -8330,8 +7133,6 @@
                     <w:p>
                       <w:pPr>
                         <w:pStyle w:val="Contenidodelmarco"/>
-                        <w:overflowPunct w:val="true"/>
-                        <w:bidi w:val="0"/>
                         <w:rPr>
                           <w:color w:val="000000"/>
                         </w:rPr>
@@ -8347,8 +7148,6 @@
                     <w:p>
                       <w:pPr>
                         <w:pStyle w:val="Contenidodelmarco"/>
-                        <w:overflowPunct w:val="true"/>
-                        <w:bidi w:val="0"/>
                         <w:rPr>
                           <w:color w:val="000000"/>
                         </w:rPr>
@@ -8364,63 +7163,57 @@
                     <w:p>
                       <w:pPr>
                         <w:pStyle w:val="Contenidodelmarco"/>
-                        <w:overflowPunct w:val="true"/>
-                        <w:bidi w:val="0"/>
-                        <w:rPr>
-                          <w:color w:val="000000"/>
-                        </w:rPr>
-                      </w:pPr>
-                      <w:r>
-                        <w:rPr>
-                          <w:color w:val="000000"/>
-                        </w:rPr>
-                      </w:r>
-                    </w:p>
-                    <w:p>
-                      <w:pPr>
-                        <w:pStyle w:val="Contenidodelmarco"/>
-                        <w:overflowPunct w:val="true"/>
-                        <w:bidi w:val="0"/>
-                        <w:rPr>
-                          <w:color w:val="000000"/>
-                        </w:rPr>
-                      </w:pPr>
-                      <w:bookmarkStart w:id="98" w:name="__DdeLink__475_886509056"/>
-                      <w:bookmarkStart w:id="99" w:name="__DdeLink__661_384893485"/>
+                        <w:rPr>
+                          <w:color w:val="000000"/>
+                        </w:rPr>
+                      </w:pPr>
+                    </w:p>
+                    <w:p>
+                      <w:pPr>
+                        <w:pStyle w:val="Contenidodelmarco"/>
+                        <w:rPr>
+                          <w:color w:val="000000"/>
+                        </w:rPr>
+                      </w:pPr>
+                      <w:bookmarkStart w:id="60" w:name="__DdeLink__475_886509056"/>
+                      <w:bookmarkStart w:id="61" w:name="__DdeLink__661_384893485"/>
                       <w:r>
                         <w:rPr>
                           <w:color w:val="000000"/>
                         </w:rPr>
                         <w:t>}</w:t>
                       </w:r>
-                      <w:bookmarkEnd w:id="98"/>
-                      <w:bookmarkEnd w:id="99"/>
+                      <w:bookmarkEnd w:id="60"/>
+                      <w:bookmarkEnd w:id="61"/>
                     </w:p>
                   </w:txbxContent>
                 </v:textbox>
-                <w10:wrap type="square"/>
+                <w10:anchorlock/>
               </v:rect>
             </w:pict>
           </mc:Fallback>
         </mc:AlternateContent>
       </w:r>
     </w:p>
+    <w:p/>
     <w:p>
       <w:pPr>
-        <w:pStyle w:val="Normal"/>
-        <w:bidi w:val="0"/>
-        <w:jc w:val="start"/>
-        <w:rPr/>
+        <w:rPr>
+          <w:b/>
+          <w:bCs/>
+        </w:rPr>
       </w:pPr>
       <w:r>
-        <w:rPr/>
+        <w:rPr>
+          <w:b/>
+          <w:bCs/>
+        </w:rPr>
+        <w:lastRenderedPageBreak/>
+        <w:t>CQ14: What discipline is responsible for document type 0505?</w:t>
       </w:r>
     </w:p>
     <w:p>
       <w:pPr>
-        <w:pStyle w:val="Normal"/>
-        <w:bidi w:val="0"/>
-        <w:jc w:val="start"/>
         <w:rPr>
           <w:b/>
           <w:bCs/>
@@ -8431,14 +7224,11 @@
           <w:b/>
           <w:bCs/>
         </w:rPr>
-        <w:t>CQ14: What discipline is responsible for document type 0505?</w:t>
+        <w:t>Reponse:</w:t>
       </w:r>
     </w:p>
     <w:p>
       <w:pPr>
-        <w:pStyle w:val="Normal"/>
-        <w:bidi w:val="0"/>
-        <w:jc w:val="start"/>
         <w:rPr>
           <w:b/>
           <w:bCs/>
@@ -8446,29 +7236,13 @@
       </w:pPr>
       <w:r>
         <w:rPr>
-          <w:b/>
-          <w:bCs/>
-        </w:rPr>
-        <w:t>Reponse:</w:t>
-      </w:r>
-    </w:p>
-    <w:p>
-      <w:pPr>
-        <w:pStyle w:val="Normal"/>
-        <w:bidi w:val="0"/>
-        <w:jc w:val="start"/>
-        <w:rPr>
-          <w:b/>
-          <w:bCs/>
-        </w:rPr>
-      </w:pPr>
-      <w:r>
-        <w:rPr/>
+          <w:noProof/>
+        </w:rPr>
         <w:drawing>
-          <wp:inline distT="0" distB="0" distL="0" distR="0">
+          <wp:inline distT="0" distB="0" distL="0" distR="0" wp14:anchorId="0C8AD347" wp14:editId="44D7FCB2">
             <wp:extent cx="3905885" cy="353695"/>
             <wp:effectExtent l="0" t="0" r="0" b="0"/>
-            <wp:docPr id="22" name="Imagen9" descr="" title=""/>
+            <wp:docPr id="22" name="Imagen9"/>
             <wp:cNvGraphicFramePr>
               <a:graphicFrameLocks xmlns:a="http://schemas.openxmlformats.org/drawingml/2006/main" noChangeAspect="1"/>
             </wp:cNvGraphicFramePr>
@@ -8476,13 +7250,13 @@
               <a:graphicData uri="http://schemas.openxmlformats.org/drawingml/2006/picture">
                 <pic:pic xmlns:pic="http://schemas.openxmlformats.org/drawingml/2006/picture">
                   <pic:nvPicPr>
-                    <pic:cNvPr id="22" name="Imagen9" descr="" title=""/>
+                    <pic:cNvPr id="22" name="Imagen9"/>
                     <pic:cNvPicPr>
                       <a:picLocks noChangeAspect="1" noChangeArrowheads="1"/>
                     </pic:cNvPicPr>
                   </pic:nvPicPr>
                   <pic:blipFill>
-                    <a:blip r:embed="rId10"/>
+                    <a:blip r:embed="rId12"/>
                     <a:stretch>
                       <a:fillRect/>
                     </a:stretch>
@@ -8505,26 +7279,14 @@
     </w:p>
     <w:p>
       <w:pPr>
-        <w:pStyle w:val="Normal"/>
-        <w:bidi w:val="0"/>
-        <w:jc w:val="start"/>
         <w:rPr>
           <w:b/>
           <w:bCs/>
         </w:rPr>
       </w:pPr>
-      <w:r>
-        <w:rPr>
-          <w:b/>
-          <w:bCs/>
-        </w:rPr>
-      </w:r>
     </w:p>
     <w:p>
       <w:pPr>
-        <w:pStyle w:val="Normal"/>
-        <w:bidi w:val="0"/>
-        <w:jc w:val="start"/>
         <w:rPr>
           <w:b/>
           <w:bCs/>
@@ -8540,23 +7302,23 @@
     </w:p>
     <w:p>
       <w:pPr>
-        <w:pStyle w:val="Normal"/>
-        <w:bidi w:val="0"/>
-        <w:jc w:val="start"/>
         <w:rPr>
           <w:b/>
           <w:bCs/>
         </w:rPr>
       </w:pPr>
       <w:r>
-        <w:rPr/>
+        <w:rPr>
+          <w:noProof/>
+        </w:rPr>
         <mc:AlternateContent>
           <mc:Choice Requires="wps">
             <w:drawing>
-              <wp:inline distT="0" distB="0" distL="0" distR="0">
+              <wp:inline distT="0" distB="0" distL="0" distR="0" wp14:anchorId="2D061175" wp14:editId="5CD87258">
                 <wp:extent cx="5411470" cy="3937000"/>
                 <wp:effectExtent l="0" t="0" r="0" b="0"/>
                 <wp:docPr id="23" name="Marco de texto 14"/>
+                <wp:cNvGraphicFramePr/>
                 <a:graphic xmlns:a="http://schemas.openxmlformats.org/drawingml/2006/main">
                   <a:graphicData uri="http://schemas.microsoft.com/office/word/2010/wordprocessingShape">
                     <wps:wsp>
@@ -8575,9 +7337,15 @@
                         </a:ln>
                       </wps:spPr>
                       <wps:style>
-                        <a:lnRef idx="0"/>
-                        <a:fillRef idx="0"/>
-                        <a:effectRef idx="0"/>
+                        <a:lnRef idx="0">
+                          <a:scrgbClr r="0" g="0" b="0"/>
+                        </a:lnRef>
+                        <a:fillRef idx="0">
+                          <a:scrgbClr r="0" g="0" b="0"/>
+                        </a:fillRef>
+                        <a:effectRef idx="0">
+                          <a:scrgbClr r="0" g="0" b="0"/>
+                        </a:effectRef>
                         <a:fontRef idx="minor"/>
                       </wps:style>
                       <wps:txbx>
@@ -8585,13 +7353,10 @@
                           <w:p>
                             <w:pPr>
                               <w:pStyle w:val="Contenidodelmarco"/>
-                              <w:overflowPunct w:val="true"/>
-                              <w:bidi w:val="0"/>
-                              <w:rPr>
-                                <w:color w:val="000000"/>
-                              </w:rPr>
-                            </w:pPr>
-                            <w:bookmarkStart w:id="100" w:name="__DdeLink__478_886509056"/>
+                              <w:rPr>
+                                <w:color w:val="000000"/>
+                              </w:rPr>
+                            </w:pPr>
                             <w:r>
                               <w:rPr>
                                 <w:color w:val="000000"/>
@@ -8602,8 +7367,6 @@
                           <w:p>
                             <w:pPr>
                               <w:pStyle w:val="Contenidodelmarco"/>
-                              <w:overflowPunct w:val="true"/>
-                              <w:bidi w:val="0"/>
                               <w:rPr>
                                 <w:color w:val="000000"/>
                               </w:rPr>
@@ -8618,8 +7381,6 @@
                           <w:p>
                             <w:pPr>
                               <w:pStyle w:val="Contenidodelmarco"/>
-                              <w:overflowPunct w:val="true"/>
-                              <w:bidi w:val="0"/>
                               <w:rPr>
                                 <w:color w:val="000000"/>
                               </w:rPr>
@@ -8634,15 +7395,15 @@
                           <w:p>
                             <w:pPr>
                               <w:pStyle w:val="Contenidodelmarco"/>
-                              <w:overflowPunct w:val="true"/>
-                              <w:bidi w:val="0"/>
-                              <w:rPr>
-                                <w:color w:val="000000"/>
-                              </w:rPr>
-                            </w:pPr>
-                            <w:r>
-                              <w:rPr>
-                                <w:color w:val="000000"/>
+                              <w:rPr>
+                                <w:color w:val="000000"/>
+                                <w:lang w:val="es-ES"/>
+                              </w:rPr>
+                            </w:pPr>
+                            <w:r>
+                              <w:rPr>
+                                <w:color w:val="000000"/>
+                                <w:lang w:val="es-ES"/>
                               </w:rPr>
                               <w:t>PREFIX xsd: &lt;http://www.w3.org/2001/XMLSchema#&gt;</w:t>
                             </w:r>
@@ -8650,15 +7411,15 @@
                           <w:p>
                             <w:pPr>
                               <w:pStyle w:val="Contenidodelmarco"/>
-                              <w:overflowPunct w:val="true"/>
-                              <w:bidi w:val="0"/>
-                              <w:rPr>
-                                <w:color w:val="000000"/>
-                              </w:rPr>
-                            </w:pPr>
-                            <w:r>
-                              <w:rPr>
-                                <w:color w:val="000000"/>
+                              <w:rPr>
+                                <w:color w:val="000000"/>
+                                <w:lang w:val="es-ES"/>
+                              </w:rPr>
+                            </w:pPr>
+                            <w:r>
+                              <w:rPr>
+                                <w:color w:val="000000"/>
+                                <w:lang w:val="es-ES"/>
                               </w:rPr>
                               <w:t>PREFIX cfihos: &lt;http://infohub.siemens-energy.com/CFIHOS#&gt;</w:t>
                             </w:r>
@@ -8666,8 +7427,6 @@
                           <w:p>
                             <w:pPr>
                               <w:pStyle w:val="Contenidodelmarco"/>
-                              <w:overflowPunct w:val="true"/>
-                              <w:bidi w:val="0"/>
                               <w:rPr>
                                 <w:color w:val="000000"/>
                               </w:rPr>
@@ -8682,8 +7441,6 @@
                           <w:p>
                             <w:pPr>
                               <w:pStyle w:val="Contenidodelmarco"/>
-                              <w:overflowPunct w:val="true"/>
-                              <w:bidi w:val="0"/>
                               <w:rPr>
                                 <w:color w:val="000000"/>
                               </w:rPr>
@@ -8698,8 +7455,6 @@
                           <w:p>
                             <w:pPr>
                               <w:pStyle w:val="Contenidodelmarco"/>
-                              <w:overflowPunct w:val="true"/>
-                              <w:bidi w:val="0"/>
                               <w:rPr>
                                 <w:color w:val="000000"/>
                               </w:rPr>
@@ -8715,8 +7470,6 @@
                           <w:p>
                             <w:pPr>
                               <w:pStyle w:val="Contenidodelmarco"/>
-                              <w:overflowPunct w:val="true"/>
-                              <w:bidi w:val="0"/>
                               <w:rPr>
                                 <w:color w:val="000000"/>
                               </w:rPr>
@@ -8732,10 +7485,9 @@
                           <w:p>
                             <w:pPr>
                               <w:pStyle w:val="Contenidodelmarco"/>
-                              <w:overflowPunct w:val="true"/>
-                              <w:bidi w:val="0"/>
-                              <w:rPr>
-                                <w:color w:val="000000"/>
+                              <w:rPr>
+                                <w:color w:val="000000"/>
+                                <w:lang w:val="es-ES"/>
                               </w:rPr>
                             </w:pPr>
                             <w:r>
@@ -8743,14 +7495,125 @@
                                 <w:color w:val="000000"/>
                               </w:rPr>
                               <w:tab/>
+                            </w:r>
+                            <w:r>
+                              <w:rPr>
+                                <w:color w:val="000000"/>
+                                <w:lang w:val="es-ES"/>
+                              </w:rPr>
                               <w:t>?disciplineDocument rdfs:subClassOf cfihos:DisciplineDocumentType .</w:t>
                             </w:r>
                           </w:p>
                           <w:p>
                             <w:pPr>
                               <w:pStyle w:val="Contenidodelmarco"/>
-                              <w:overflowPunct w:val="true"/>
-                              <w:bidi w:val="0"/>
+                              <w:rPr>
+                                <w:color w:val="000000"/>
+                              </w:rPr>
+                            </w:pPr>
+                            <w:r>
+                              <w:rPr>
+                                <w:color w:val="000000"/>
+                                <w:lang w:val="es-ES"/>
+                              </w:rPr>
+                              <w:tab/>
+                            </w:r>
+                            <w:r>
+                              <w:rPr>
+                                <w:color w:val="000000"/>
+                              </w:rPr>
+                              <w:t>?disciplineDocument rdfs:subClassOf [</w:t>
+                            </w:r>
+                          </w:p>
+                          <w:p>
+                            <w:pPr>
+                              <w:pStyle w:val="Contenidodelmarco"/>
+                              <w:rPr>
+                                <w:color w:val="000000"/>
+                              </w:rPr>
+                            </w:pPr>
+                            <w:r>
+                              <w:rPr>
+                                <w:color w:val="000000"/>
+                              </w:rPr>
+                              <w:tab/>
+                            </w:r>
+                            <w:r>
+                              <w:rPr>
+                                <w:color w:val="000000"/>
+                              </w:rPr>
+                              <w:tab/>
+                              <w:t>rdf:type owl:Restriction ;</w:t>
+                            </w:r>
+                          </w:p>
+                          <w:p>
+                            <w:pPr>
+                              <w:pStyle w:val="Contenidodelmarco"/>
+                              <w:rPr>
+                                <w:color w:val="000000"/>
+                              </w:rPr>
+                            </w:pPr>
+                            <w:r>
+                              <w:rPr>
+                                <w:color w:val="000000"/>
+                              </w:rPr>
+                              <w:tab/>
+                            </w:r>
+                            <w:r>
+                              <w:rPr>
+                                <w:color w:val="000000"/>
+                              </w:rPr>
+                              <w:tab/>
+                              <w:t>owl:onProperty cfihos:hasDocumentType ;</w:t>
+                            </w:r>
+                          </w:p>
+                          <w:p>
+                            <w:pPr>
+                              <w:pStyle w:val="Contenidodelmarco"/>
+                              <w:rPr>
+                                <w:color w:val="000000"/>
+                              </w:rPr>
+                            </w:pPr>
+                            <w:r>
+                              <w:rPr>
+                                <w:color w:val="000000"/>
+                              </w:rPr>
+                              <w:tab/>
+                            </w:r>
+                            <w:r>
+                              <w:rPr>
+                                <w:color w:val="000000"/>
+                              </w:rPr>
+                              <w:tab/>
+                              <w:t>owl:someValuesFrom ?document</w:t>
+                            </w:r>
+                          </w:p>
+                          <w:p>
+                            <w:pPr>
+                              <w:pStyle w:val="Contenidodelmarco"/>
+                              <w:rPr>
+                                <w:color w:val="000000"/>
+                              </w:rPr>
+                            </w:pPr>
+                            <w:r>
+                              <w:rPr>
+                                <w:color w:val="000000"/>
+                              </w:rPr>
+                              <w:tab/>
+                              <w:t>] .</w:t>
+                            </w:r>
+                          </w:p>
+                          <w:p>
+                            <w:pPr>
+                              <w:pStyle w:val="Contenidodelmarco"/>
+                              <w:rPr>
+                                <w:color w:val="000000"/>
+                              </w:rPr>
+                            </w:pPr>
+                          </w:p>
+                          <w:p>
+                            <w:pPr>
+                              <w:pStyle w:val="Contenidodelmarco"/>
                               <w:rPr>
                                 <w:color w:val="000000"/>
                               </w:rPr>
@@ -8766,8 +7629,6 @@
                           <w:p>
                             <w:pPr>
                               <w:pStyle w:val="Contenidodelmarco"/>
-                              <w:overflowPunct w:val="true"/>
-                              <w:bidi w:val="0"/>
                               <w:rPr>
                                 <w:color w:val="000000"/>
                               </w:rPr>
@@ -8777,6 +7638,11 @@
                                 <w:color w:val="000000"/>
                               </w:rPr>
                               <w:tab/>
+                            </w:r>
+                            <w:r>
+                              <w:rPr>
+                                <w:color w:val="000000"/>
+                              </w:rPr>
                               <w:tab/>
                               <w:t>rdf:type owl:Restriction ;</w:t>
                             </w:r>
@@ -8784,8 +7650,6 @@
                           <w:p>
                             <w:pPr>
                               <w:pStyle w:val="Contenidodelmarco"/>
-                              <w:overflowPunct w:val="true"/>
-                              <w:bidi w:val="0"/>
                               <w:rPr>
                                 <w:color w:val="000000"/>
                               </w:rPr>
@@ -8795,15 +7659,18 @@
                                 <w:color w:val="000000"/>
                               </w:rPr>
                               <w:tab/>
+                            </w:r>
+                            <w:r>
+                              <w:rPr>
+                                <w:color w:val="000000"/>
+                              </w:rPr>
                               <w:tab/>
-                              <w:t>owl:onProperty cfihos:hasDocumentType ;</w:t>
-                            </w:r>
-                          </w:p>
-                          <w:p>
-                            <w:pPr>
-                              <w:pStyle w:val="Contenidodelmarco"/>
-                              <w:overflowPunct w:val="true"/>
-                              <w:bidi w:val="0"/>
+                              <w:t>owl:onProperty cfihos:hasDiscipline ;</w:t>
+                            </w:r>
+                          </w:p>
+                          <w:p>
+                            <w:pPr>
+                              <w:pStyle w:val="Contenidodelmarco"/>
                               <w:rPr>
                                 <w:color w:val="000000"/>
                               </w:rPr>
@@ -8813,15 +7680,18 @@
                                 <w:color w:val="000000"/>
                               </w:rPr>
                               <w:tab/>
+                            </w:r>
+                            <w:r>
+                              <w:rPr>
+                                <w:color w:val="000000"/>
+                              </w:rPr>
                               <w:tab/>
-                              <w:t>owl:someValuesFrom ?document</w:t>
-                            </w:r>
-                          </w:p>
-                          <w:p>
-                            <w:pPr>
-                              <w:pStyle w:val="Contenidodelmarco"/>
-                              <w:overflowPunct w:val="true"/>
-                              <w:bidi w:val="0"/>
+                              <w:t>owl:someValuesFrom ?discipline</w:t>
+                            </w:r>
+                          </w:p>
+                          <w:p>
+                            <w:pPr>
+                              <w:pStyle w:val="Contenidodelmarco"/>
                               <w:rPr>
                                 <w:color w:val="000000"/>
                               </w:rPr>
@@ -8837,129 +7707,24 @@
                           <w:p>
                             <w:pPr>
                               <w:pStyle w:val="Contenidodelmarco"/>
-                              <w:overflowPunct w:val="true"/>
-                              <w:bidi w:val="0"/>
-                              <w:rPr>
-                                <w:color w:val="000000"/>
-                              </w:rPr>
-                            </w:pPr>
-                            <w:r>
-                              <w:rPr>
-                                <w:color w:val="000000"/>
-                              </w:rPr>
-                            </w:r>
-                          </w:p>
-                          <w:p>
-                            <w:pPr>
-                              <w:pStyle w:val="Contenidodelmarco"/>
-                              <w:overflowPunct w:val="true"/>
-                              <w:bidi w:val="0"/>
-                              <w:rPr>
-                                <w:color w:val="000000"/>
-                              </w:rPr>
-                            </w:pPr>
-                            <w:r>
-                              <w:rPr>
-                                <w:color w:val="000000"/>
-                              </w:rPr>
-                              <w:tab/>
-                              <w:t>?disciplineDocument rdfs:subClassOf [</w:t>
-                            </w:r>
-                          </w:p>
-                          <w:p>
-                            <w:pPr>
-                              <w:pStyle w:val="Contenidodelmarco"/>
-                              <w:overflowPunct w:val="true"/>
-                              <w:bidi w:val="0"/>
-                              <w:rPr>
-                                <w:color w:val="000000"/>
-                              </w:rPr>
-                            </w:pPr>
-                            <w:r>
-                              <w:rPr>
-                                <w:color w:val="000000"/>
-                              </w:rPr>
-                              <w:tab/>
-                              <w:tab/>
-                              <w:t>rdf:type owl:Restriction ;</w:t>
-                            </w:r>
-                          </w:p>
-                          <w:p>
-                            <w:pPr>
-                              <w:pStyle w:val="Contenidodelmarco"/>
-                              <w:overflowPunct w:val="true"/>
-                              <w:bidi w:val="0"/>
-                              <w:rPr>
-                                <w:color w:val="000000"/>
-                              </w:rPr>
-                            </w:pPr>
-                            <w:r>
-                              <w:rPr>
-                                <w:color w:val="000000"/>
-                              </w:rPr>
-                              <w:tab/>
-                              <w:tab/>
-                              <w:t>owl:onProperty cfihos:hasDiscipline ;</w:t>
-                            </w:r>
-                          </w:p>
-                          <w:p>
-                            <w:pPr>
-                              <w:pStyle w:val="Contenidodelmarco"/>
-                              <w:overflowPunct w:val="true"/>
-                              <w:bidi w:val="0"/>
-                              <w:rPr>
-                                <w:color w:val="000000"/>
-                              </w:rPr>
-                            </w:pPr>
-                            <w:r>
-                              <w:rPr>
-                                <w:color w:val="000000"/>
-                              </w:rPr>
-                              <w:tab/>
-                              <w:tab/>
-                              <w:t>owl:someValuesFrom ?discipline</w:t>
-                            </w:r>
-                          </w:p>
-                          <w:p>
-                            <w:pPr>
-                              <w:pStyle w:val="Contenidodelmarco"/>
-                              <w:overflowPunct w:val="true"/>
-                              <w:bidi w:val="0"/>
-                              <w:rPr>
-                                <w:color w:val="000000"/>
-                              </w:rPr>
-                            </w:pPr>
-                            <w:r>
-                              <w:rPr>
-                                <w:color w:val="000000"/>
-                              </w:rPr>
-                              <w:tab/>
-                              <w:t>] .</w:t>
-                            </w:r>
-                          </w:p>
-                          <w:p>
-                            <w:pPr>
-                              <w:pStyle w:val="Contenidodelmarco"/>
-                              <w:overflowPunct w:val="true"/>
-                              <w:bidi w:val="0"/>
-                              <w:rPr>
-                                <w:color w:val="000000"/>
-                              </w:rPr>
-                            </w:pPr>
-                            <w:bookmarkStart w:id="101" w:name="__DdeLink__478_886509056"/>
-                            <w:bookmarkStart w:id="102" w:name="__DdeLink__663_384893485"/>
+                              <w:rPr>
+                                <w:color w:val="000000"/>
+                              </w:rPr>
+                            </w:pPr>
+                            <w:bookmarkStart w:id="62" w:name="__DdeLink__478_886509056"/>
+                            <w:bookmarkStart w:id="63" w:name="__DdeLink__663_384893485"/>
                             <w:r>
                               <w:rPr>
                                 <w:color w:val="000000"/>
                               </w:rPr>
                               <w:t>}</w:t>
                             </w:r>
-                            <w:bookmarkEnd w:id="101"/>
-                            <w:bookmarkEnd w:id="102"/>
+                            <w:bookmarkEnd w:id="62"/>
+                            <w:bookmarkEnd w:id="63"/>
                           </w:p>
                         </w:txbxContent>
                       </wps:txbx>
-                      <wps:bodyPr lIns="0" rIns="0" tIns="0" bIns="0" anchor="t">
+                      <wps:bodyPr lIns="0" tIns="0" rIns="0" bIns="0" anchor="t">
                         <a:noAutofit/>
                       </wps:bodyPr>
                     </wps:wsp>
@@ -8970,21 +7735,16 @@
           </mc:Choice>
           <mc:Fallback>
             <w:pict>
-              <v:rect id="shape_0" ID="Marco de texto 14" path="m0,0l-2147483645,0l-2147483645,-2147483646l0,-2147483646xe" stroked="f" o:allowincell="f" style="position:absolute;margin-left:0pt;margin-top:-310.05pt;width:426.05pt;height:309.95pt;mso-wrap-style:square;v-text-anchor:top;mso-position-vertical:top">
-                <v:fill o:detectmouseclick="t" on="false"/>
-                <v:stroke color="#3465a4" joinstyle="round" endcap="flat"/>
-                <v:textbox>
+              <v:rect w14:anchorId="2D061175" id="Marco de texto 14" o:spid="_x0000_s1039" style="width:426.1pt;height:310pt;visibility:visible;mso-wrap-style:square;mso-left-percent:-10001;mso-top-percent:-10001;mso-position-horizontal:absolute;mso-position-horizontal-relative:char;mso-position-vertical:absolute;mso-position-vertical-relative:line;mso-left-percent:-10001;mso-top-percent:-10001;v-text-anchor:top" o:gfxdata="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" filled="f" stroked="f" strokeweight="0">
+                <v:textbox inset="0,0,0,0">
                   <w:txbxContent>
                     <w:p>
                       <w:pPr>
                         <w:pStyle w:val="Contenidodelmarco"/>
-                        <w:overflowPunct w:val="true"/>
-                        <w:bidi w:val="0"/>
-                        <w:rPr>
-                          <w:color w:val="000000"/>
-                        </w:rPr>
-                      </w:pPr>
-                      <w:bookmarkStart w:id="103" w:name="__DdeLink__478_886509056"/>
+                        <w:rPr>
+                          <w:color w:val="000000"/>
+                        </w:rPr>
+                      </w:pPr>
                       <w:r>
                         <w:rPr>
                           <w:color w:val="000000"/>
@@ -8995,8 +7755,6 @@
                     <w:p>
                       <w:pPr>
                         <w:pStyle w:val="Contenidodelmarco"/>
-                        <w:overflowPunct w:val="true"/>
-                        <w:bidi w:val="0"/>
                         <w:rPr>
                           <w:color w:val="000000"/>
                         </w:rPr>
@@ -9011,8 +7769,6 @@
                     <w:p>
                       <w:pPr>
                         <w:pStyle w:val="Contenidodelmarco"/>
-                        <w:overflowPunct w:val="true"/>
-                        <w:bidi w:val="0"/>
                         <w:rPr>
                           <w:color w:val="000000"/>
                         </w:rPr>
@@ -9027,15 +7783,15 @@
                     <w:p>
                       <w:pPr>
                         <w:pStyle w:val="Contenidodelmarco"/>
-                        <w:overflowPunct w:val="true"/>
-                        <w:bidi w:val="0"/>
-                        <w:rPr>
-                          <w:color w:val="000000"/>
-                        </w:rPr>
-                      </w:pPr>
-                      <w:r>
-                        <w:rPr>
-                          <w:color w:val="000000"/>
+                        <w:rPr>
+                          <w:color w:val="000000"/>
+                          <w:lang w:val="es-ES"/>
+                        </w:rPr>
+                      </w:pPr>
+                      <w:r>
+                        <w:rPr>
+                          <w:color w:val="000000"/>
+                          <w:lang w:val="es-ES"/>
                         </w:rPr>
                         <w:t>PREFIX xsd: &lt;http://www.w3.org/2001/XMLSchema#&gt;</w:t>
                       </w:r>
@@ -9043,15 +7799,15 @@
                     <w:p>
                       <w:pPr>
                         <w:pStyle w:val="Contenidodelmarco"/>
-                        <w:overflowPunct w:val="true"/>
-                        <w:bidi w:val="0"/>
-                        <w:rPr>
-                          <w:color w:val="000000"/>
-                        </w:rPr>
-                      </w:pPr>
-                      <w:r>
-                        <w:rPr>
-                          <w:color w:val="000000"/>
+                        <w:rPr>
+                          <w:color w:val="000000"/>
+                          <w:lang w:val="es-ES"/>
+                        </w:rPr>
+                      </w:pPr>
+                      <w:r>
+                        <w:rPr>
+                          <w:color w:val="000000"/>
+                          <w:lang w:val="es-ES"/>
                         </w:rPr>
                         <w:t>PREFIX cfihos: &lt;http://infohub.siemens-energy.com/CFIHOS#&gt;</w:t>
                       </w:r>
@@ -9059,8 +7815,6 @@
                     <w:p>
                       <w:pPr>
                         <w:pStyle w:val="Contenidodelmarco"/>
-                        <w:overflowPunct w:val="true"/>
-                        <w:bidi w:val="0"/>
                         <w:rPr>
                           <w:color w:val="000000"/>
                         </w:rPr>
@@ -9075,8 +7829,6 @@
                     <w:p>
                       <w:pPr>
                         <w:pStyle w:val="Contenidodelmarco"/>
-                        <w:overflowPunct w:val="true"/>
-                        <w:bidi w:val="0"/>
                         <w:rPr>
                           <w:color w:val="000000"/>
                         </w:rPr>
@@ -9091,8 +7843,6 @@
                     <w:p>
                       <w:pPr>
                         <w:pStyle w:val="Contenidodelmarco"/>
-                        <w:overflowPunct w:val="true"/>
-                        <w:bidi w:val="0"/>
                         <w:rPr>
                           <w:color w:val="000000"/>
                         </w:rPr>
@@ -9108,8 +7858,6 @@
                     <w:p>
                       <w:pPr>
                         <w:pStyle w:val="Contenidodelmarco"/>
-                        <w:overflowPunct w:val="true"/>
-                        <w:bidi w:val="0"/>
                         <w:rPr>
                           <w:color w:val="000000"/>
                         </w:rPr>
@@ -9125,10 +7873,9 @@
                     <w:p>
                       <w:pPr>
                         <w:pStyle w:val="Contenidodelmarco"/>
-                        <w:overflowPunct w:val="true"/>
-                        <w:bidi w:val="0"/>
-                        <w:rPr>
-                          <w:color w:val="000000"/>
+                        <w:rPr>
+                          <w:color w:val="000000"/>
+                          <w:lang w:val="es-ES"/>
                         </w:rPr>
                       </w:pPr>
                       <w:r>
@@ -9136,14 +7883,125 @@
                           <w:color w:val="000000"/>
                         </w:rPr>
                         <w:tab/>
+                      </w:r>
+                      <w:r>
+                        <w:rPr>
+                          <w:color w:val="000000"/>
+                          <w:lang w:val="es-ES"/>
+                        </w:rPr>
                         <w:t>?disciplineDocument rdfs:subClassOf cfihos:DisciplineDocumentType .</w:t>
                       </w:r>
                     </w:p>
                     <w:p>
                       <w:pPr>
                         <w:pStyle w:val="Contenidodelmarco"/>
-                        <w:overflowPunct w:val="true"/>
-                        <w:bidi w:val="0"/>
+                        <w:rPr>
+                          <w:color w:val="000000"/>
+                        </w:rPr>
+                      </w:pPr>
+                      <w:r>
+                        <w:rPr>
+                          <w:color w:val="000000"/>
+                          <w:lang w:val="es-ES"/>
+                        </w:rPr>
+                        <w:tab/>
+                      </w:r>
+                      <w:r>
+                        <w:rPr>
+                          <w:color w:val="000000"/>
+                        </w:rPr>
+                        <w:t>?disciplineDocument rdfs:subClassOf [</w:t>
+                      </w:r>
+                    </w:p>
+                    <w:p>
+                      <w:pPr>
+                        <w:pStyle w:val="Contenidodelmarco"/>
+                        <w:rPr>
+                          <w:color w:val="000000"/>
+                        </w:rPr>
+                      </w:pPr>
+                      <w:r>
+                        <w:rPr>
+                          <w:color w:val="000000"/>
+                        </w:rPr>
+                        <w:tab/>
+                      </w:r>
+                      <w:r>
+                        <w:rPr>
+                          <w:color w:val="000000"/>
+                        </w:rPr>
+                        <w:tab/>
+                        <w:t>rdf:type owl:Restriction ;</w:t>
+                      </w:r>
+                    </w:p>
+                    <w:p>
+                      <w:pPr>
+                        <w:pStyle w:val="Contenidodelmarco"/>
+                        <w:rPr>
+                          <w:color w:val="000000"/>
+                        </w:rPr>
+                      </w:pPr>
+                      <w:r>
+                        <w:rPr>
+                          <w:color w:val="000000"/>
+                        </w:rPr>
+                        <w:tab/>
+                      </w:r>
+                      <w:r>
+                        <w:rPr>
+                          <w:color w:val="000000"/>
+                        </w:rPr>
+                        <w:tab/>
+                        <w:t>owl:onProperty cfihos:hasDocumentType ;</w:t>
+                      </w:r>
+                    </w:p>
+                    <w:p>
+                      <w:pPr>
+                        <w:pStyle w:val="Contenidodelmarco"/>
+                        <w:rPr>
+                          <w:color w:val="000000"/>
+                        </w:rPr>
+                      </w:pPr>
+                      <w:r>
+                        <w:rPr>
+                          <w:color w:val="000000"/>
+                        </w:rPr>
+                        <w:tab/>
+                      </w:r>
+                      <w:r>
+                        <w:rPr>
+                          <w:color w:val="000000"/>
+                        </w:rPr>
+                        <w:tab/>
+                        <w:t>owl:someValuesFrom ?document</w:t>
+                      </w:r>
+                    </w:p>
+                    <w:p>
+                      <w:pPr>
+                        <w:pStyle w:val="Contenidodelmarco"/>
+                        <w:rPr>
+                          <w:color w:val="000000"/>
+                        </w:rPr>
+                      </w:pPr>
+                      <w:r>
+                        <w:rPr>
+                          <w:color w:val="000000"/>
+                        </w:rPr>
+                        <w:tab/>
+                        <w:t>] .</w:t>
+                      </w:r>
+                    </w:p>
+                    <w:p>
+                      <w:pPr>
+                        <w:pStyle w:val="Contenidodelmarco"/>
+                        <w:rPr>
+                          <w:color w:val="000000"/>
+                        </w:rPr>
+                      </w:pPr>
+                    </w:p>
+                    <w:p>
+                      <w:pPr>
+                        <w:pStyle w:val="Contenidodelmarco"/>
                         <w:rPr>
                           <w:color w:val="000000"/>
                         </w:rPr>
@@ -9159,8 +8017,6 @@
                     <w:p>
                       <w:pPr>
                         <w:pStyle w:val="Contenidodelmarco"/>
-                        <w:overflowPunct w:val="true"/>
-                        <w:bidi w:val="0"/>
                         <w:rPr>
                           <w:color w:val="000000"/>
                         </w:rPr>
@@ -9170,6 +8026,11 @@
                           <w:color w:val="000000"/>
                         </w:rPr>
                         <w:tab/>
+                      </w:r>
+                      <w:r>
+                        <w:rPr>
+                          <w:color w:val="000000"/>
+                        </w:rPr>
                         <w:tab/>
                         <w:t>rdf:type owl:Restriction ;</w:t>
                       </w:r>
@@ -9177,8 +8038,6 @@
                     <w:p>
                       <w:pPr>
                         <w:pStyle w:val="Contenidodelmarco"/>
-                        <w:overflowPunct w:val="true"/>
-                        <w:bidi w:val="0"/>
                         <w:rPr>
                           <w:color w:val="000000"/>
                         </w:rPr>
@@ -9188,15 +8047,18 @@
                           <w:color w:val="000000"/>
                         </w:rPr>
                         <w:tab/>
+                      </w:r>
+                      <w:r>
+                        <w:rPr>
+                          <w:color w:val="000000"/>
+                        </w:rPr>
                         <w:tab/>
-                        <w:t>owl:onProperty cfihos:hasDocumentType ;</w:t>
-                      </w:r>
-                    </w:p>
-                    <w:p>
-                      <w:pPr>
-                        <w:pStyle w:val="Contenidodelmarco"/>
-                        <w:overflowPunct w:val="true"/>
-                        <w:bidi w:val="0"/>
+                        <w:t>owl:onProperty cfihos:hasDiscipline ;</w:t>
+                      </w:r>
+                    </w:p>
+                    <w:p>
+                      <w:pPr>
+                        <w:pStyle w:val="Contenidodelmarco"/>
                         <w:rPr>
                           <w:color w:val="000000"/>
                         </w:rPr>
@@ -9206,15 +8068,18 @@
                           <w:color w:val="000000"/>
                         </w:rPr>
                         <w:tab/>
+                      </w:r>
+                      <w:r>
+                        <w:rPr>
+                          <w:color w:val="000000"/>
+                        </w:rPr>
                         <w:tab/>
-                        <w:t>owl:someValuesFrom ?document</w:t>
-                      </w:r>
-                    </w:p>
-                    <w:p>
-                      <w:pPr>
-                        <w:pStyle w:val="Contenidodelmarco"/>
-                        <w:overflowPunct w:val="true"/>
-                        <w:bidi w:val="0"/>
+                        <w:t>owl:someValuesFrom ?discipline</w:t>
+                      </w:r>
+                    </w:p>
+                    <w:p>
+                      <w:pPr>
+                        <w:pStyle w:val="Contenidodelmarco"/>
                         <w:rPr>
                           <w:color w:val="000000"/>
                         </w:rPr>
@@ -9230,154 +8095,728 @@
                     <w:p>
                       <w:pPr>
                         <w:pStyle w:val="Contenidodelmarco"/>
-                        <w:overflowPunct w:val="true"/>
-                        <w:bidi w:val="0"/>
-                        <w:rPr>
-                          <w:color w:val="000000"/>
-                        </w:rPr>
-                      </w:pPr>
-                      <w:r>
-                        <w:rPr>
-                          <w:color w:val="000000"/>
-                        </w:rPr>
-                      </w:r>
-                    </w:p>
-                    <w:p>
-                      <w:pPr>
-                        <w:pStyle w:val="Contenidodelmarco"/>
-                        <w:overflowPunct w:val="true"/>
-                        <w:bidi w:val="0"/>
-                        <w:rPr>
-                          <w:color w:val="000000"/>
-                        </w:rPr>
-                      </w:pPr>
-                      <w:r>
-                        <w:rPr>
-                          <w:color w:val="000000"/>
-                        </w:rPr>
-                        <w:tab/>
-                        <w:t>?disciplineDocument rdfs:subClassOf [</w:t>
-                      </w:r>
-                    </w:p>
-                    <w:p>
-                      <w:pPr>
-                        <w:pStyle w:val="Contenidodelmarco"/>
-                        <w:overflowPunct w:val="true"/>
-                        <w:bidi w:val="0"/>
-                        <w:rPr>
-                          <w:color w:val="000000"/>
-                        </w:rPr>
-                      </w:pPr>
-                      <w:r>
-                        <w:rPr>
-                          <w:color w:val="000000"/>
-                        </w:rPr>
-                        <w:tab/>
-                        <w:tab/>
-                        <w:t>rdf:type owl:Restriction ;</w:t>
-                      </w:r>
-                    </w:p>
-                    <w:p>
-                      <w:pPr>
-                        <w:pStyle w:val="Contenidodelmarco"/>
-                        <w:overflowPunct w:val="true"/>
-                        <w:bidi w:val="0"/>
-                        <w:rPr>
-                          <w:color w:val="000000"/>
-                        </w:rPr>
-                      </w:pPr>
-                      <w:r>
-                        <w:rPr>
-                          <w:color w:val="000000"/>
-                        </w:rPr>
-                        <w:tab/>
-                        <w:tab/>
-                        <w:t>owl:onProperty cfihos:hasDiscipline ;</w:t>
-                      </w:r>
-                    </w:p>
-                    <w:p>
-                      <w:pPr>
-                        <w:pStyle w:val="Contenidodelmarco"/>
-                        <w:overflowPunct w:val="true"/>
-                        <w:bidi w:val="0"/>
-                        <w:rPr>
-                          <w:color w:val="000000"/>
-                        </w:rPr>
-                      </w:pPr>
-                      <w:r>
-                        <w:rPr>
-                          <w:color w:val="000000"/>
-                        </w:rPr>
-                        <w:tab/>
-                        <w:tab/>
-                        <w:t>owl:someValuesFrom ?discipline</w:t>
-                      </w:r>
-                    </w:p>
-                    <w:p>
-                      <w:pPr>
-                        <w:pStyle w:val="Contenidodelmarco"/>
-                        <w:overflowPunct w:val="true"/>
-                        <w:bidi w:val="0"/>
-                        <w:rPr>
-                          <w:color w:val="000000"/>
-                        </w:rPr>
-                      </w:pPr>
-                      <w:r>
-                        <w:rPr>
-                          <w:color w:val="000000"/>
-                        </w:rPr>
-                        <w:tab/>
-                        <w:t>] .</w:t>
-                      </w:r>
-                    </w:p>
-                    <w:p>
-                      <w:pPr>
-                        <w:pStyle w:val="Contenidodelmarco"/>
-                        <w:overflowPunct w:val="true"/>
-                        <w:bidi w:val="0"/>
-                        <w:rPr>
-                          <w:color w:val="000000"/>
-                        </w:rPr>
-                      </w:pPr>
-                      <w:bookmarkStart w:id="104" w:name="__DdeLink__478_886509056"/>
-                      <w:bookmarkStart w:id="105" w:name="__DdeLink__663_384893485"/>
+                        <w:rPr>
+                          <w:color w:val="000000"/>
+                        </w:rPr>
+                      </w:pPr>
+                      <w:bookmarkStart w:id="64" w:name="__DdeLink__478_886509056"/>
+                      <w:bookmarkStart w:id="65" w:name="__DdeLink__663_384893485"/>
                       <w:r>
                         <w:rPr>
                           <w:color w:val="000000"/>
                         </w:rPr>
                         <w:t>}</w:t>
                       </w:r>
-                      <w:bookmarkEnd w:id="104"/>
-                      <w:bookmarkEnd w:id="105"/>
+                      <w:bookmarkEnd w:id="64"/>
+                      <w:bookmarkEnd w:id="65"/>
                     </w:p>
                   </w:txbxContent>
                 </v:textbox>
-                <w10:wrap type="square"/>
+                <w10:anchorlock/>
               </v:rect>
             </w:pict>
           </mc:Fallback>
         </mc:AlternateContent>
       </w:r>
     </w:p>
+    <w:p>
+      <w:pPr>
+        <w:rPr>
+          <w:b/>
+          <w:bCs/>
+        </w:rPr>
+      </w:pPr>
+    </w:p>
+    <w:p>
+      <w:pPr>
+        <w:rPr>
+          <w:b/>
+          <w:bCs/>
+        </w:rPr>
+      </w:pPr>
+      <w:r>
+        <w:rPr>
+          <w:b/>
+          <w:bCs/>
+        </w:rPr>
+        <w:t>CQ1</w:t>
+      </w:r>
+      <w:r>
+        <w:rPr>
+          <w:b/>
+          <w:bCs/>
+        </w:rPr>
+        <w:t>5</w:t>
+      </w:r>
+      <w:r>
+        <w:rPr>
+          <w:b/>
+          <w:bCs/>
+        </w:rPr>
+        <w:t xml:space="preserve">: </w:t>
+      </w:r>
+      <w:r>
+        <w:rPr>
+          <w:b/>
+          <w:bCs/>
+        </w:rPr>
+        <w:t>What are the tags that have the quality “cable type”</w:t>
+      </w:r>
+      <w:r>
+        <w:rPr>
+          <w:b/>
+          <w:bCs/>
+        </w:rPr>
+        <w:t>?</w:t>
+      </w:r>
+    </w:p>
+    <w:p>
+      <w:pPr>
+        <w:rPr>
+          <w:b/>
+          <w:bCs/>
+        </w:rPr>
+      </w:pPr>
+      <w:r>
+        <w:rPr>
+          <w:b/>
+          <w:bCs/>
+        </w:rPr>
+        <w:t>Reponse:</w:t>
+      </w:r>
+    </w:p>
+    <w:p>
+      <w:pPr>
+        <w:rPr>
+          <w:b/>
+          <w:bCs/>
+        </w:rPr>
+      </w:pPr>
+      <w:r>
+        <w:rPr>
+          <w:b/>
+          <w:bCs/>
+        </w:rPr>
+        <w:drawing>
+          <wp:inline distT="0" distB="0" distL="0" distR="0" wp14:anchorId="79F1194B" wp14:editId="6F577319">
+            <wp:extent cx="3734321" cy="619211"/>
+            <wp:effectExtent l="0" t="0" r="0" b="9525"/>
+            <wp:docPr id="1745502585" name="Imagen 1" descr="Tabla&#10;&#10;El contenido generado por IA puede ser incorrecto."/>
+            <wp:cNvGraphicFramePr>
+              <a:graphicFrameLocks xmlns:a="http://schemas.openxmlformats.org/drawingml/2006/main" noChangeAspect="1"/>
+            </wp:cNvGraphicFramePr>
+            <a:graphic xmlns:a="http://schemas.openxmlformats.org/drawingml/2006/main">
+              <a:graphicData uri="http://schemas.openxmlformats.org/drawingml/2006/picture">
+                <pic:pic xmlns:pic="http://schemas.openxmlformats.org/drawingml/2006/picture">
+                  <pic:nvPicPr>
+                    <pic:cNvPr id="1745502585" name="Imagen 1" descr="Tabla&#10;&#10;El contenido generado por IA puede ser incorrecto."/>
+                    <pic:cNvPicPr/>
+                  </pic:nvPicPr>
+                  <pic:blipFill>
+                    <a:blip r:embed="rId13"/>
+                    <a:stretch>
+                      <a:fillRect/>
+                    </a:stretch>
+                  </pic:blipFill>
+                  <pic:spPr>
+                    <a:xfrm>
+                      <a:off x="0" y="0"/>
+                      <a:ext cx="3734321" cy="619211"/>
+                    </a:xfrm>
+                    <a:prstGeom prst="rect">
+                      <a:avLst/>
+                    </a:prstGeom>
+                  </pic:spPr>
+                </pic:pic>
+              </a:graphicData>
+            </a:graphic>
+          </wp:inline>
+        </w:drawing>
+      </w:r>
+    </w:p>
+    <w:p>
+      <w:pPr>
+        <w:rPr>
+          <w:b/>
+          <w:bCs/>
+        </w:rPr>
+      </w:pPr>
+    </w:p>
+    <w:p>
+      <w:pPr>
+        <w:rPr>
+          <w:b/>
+          <w:bCs/>
+        </w:rPr>
+      </w:pPr>
+      <w:r>
+        <w:rPr>
+          <w:b/>
+          <w:bCs/>
+        </w:rPr>
+        <w:t>SPARQL query:</w:t>
+      </w:r>
+    </w:p>
+    <w:p>
+      <w:pPr>
+        <w:rPr>
+          <w:b/>
+          <w:bCs/>
+        </w:rPr>
+      </w:pPr>
+      <w:r>
+        <w:rPr>
+          <w:noProof/>
+        </w:rPr>
+        <mc:AlternateContent>
+          <mc:Choice Requires="wps">
+            <w:drawing>
+              <wp:inline distT="0" distB="0" distL="0" distR="0" wp14:anchorId="665AB5A3" wp14:editId="1E2B1B25">
+                <wp:extent cx="5411520" cy="2667000"/>
+                <wp:effectExtent l="0" t="0" r="17780" b="0"/>
+                <wp:docPr id="120916392" name="Marco de texto 14"/>
+                <wp:cNvGraphicFramePr/>
+                <a:graphic xmlns:a="http://schemas.openxmlformats.org/drawingml/2006/main">
+                  <a:graphicData uri="http://schemas.microsoft.com/office/word/2010/wordprocessingShape">
+                    <wps:wsp>
+                      <wps:cNvSpPr/>
+                      <wps:spPr>
+                        <a:xfrm>
+                          <a:off x="0" y="0"/>
+                          <a:ext cx="5411520" cy="2667000"/>
+                        </a:xfrm>
+                        <a:prstGeom prst="rect">
+                          <a:avLst/>
+                        </a:prstGeom>
+                        <a:noFill/>
+                        <a:ln w="0">
+                          <a:noFill/>
+                        </a:ln>
+                      </wps:spPr>
+                      <wps:style>
+                        <a:lnRef idx="0">
+                          <a:scrgbClr r="0" g="0" b="0"/>
+                        </a:lnRef>
+                        <a:fillRef idx="0">
+                          <a:scrgbClr r="0" g="0" b="0"/>
+                        </a:fillRef>
+                        <a:effectRef idx="0">
+                          <a:scrgbClr r="0" g="0" b="0"/>
+                        </a:effectRef>
+                        <a:fontRef idx="minor"/>
+                      </wps:style>
+                      <wps:txbx>
+                        <w:txbxContent>
+                          <w:p>
+                            <w:pPr>
+                              <w:pStyle w:val="Contenidodelmarco"/>
+                              <w:rPr>
+                                <w:color w:val="000000"/>
+                              </w:rPr>
+                            </w:pPr>
+                            <w:r>
+                              <w:rPr>
+                                <w:color w:val="000000"/>
+                              </w:rPr>
+                              <w:t>PREFIX owl: &lt;http://www.w3.org/2002/07/owl#&gt;</w:t>
+                            </w:r>
+                          </w:p>
+                          <w:p>
+                            <w:pPr>
+                              <w:pStyle w:val="Contenidodelmarco"/>
+                              <w:rPr>
+                                <w:color w:val="000000"/>
+                              </w:rPr>
+                            </w:pPr>
+                            <w:r>
+                              <w:rPr>
+                                <w:color w:val="000000"/>
+                              </w:rPr>
+                              <w:t>PREFIX rdfs: &lt;http://www.w3.org/2000/01/rdf-schema#&gt;</w:t>
+                            </w:r>
+                          </w:p>
+                          <w:p>
+                            <w:pPr>
+                              <w:pStyle w:val="Contenidodelmarco"/>
+                              <w:rPr>
+                                <w:color w:val="000000"/>
+                                <w:lang w:val="es-ES"/>
+                              </w:rPr>
+                            </w:pPr>
+                            <w:r>
+                              <w:rPr>
+                                <w:color w:val="000000"/>
+                                <w:lang w:val="es-ES"/>
+                              </w:rPr>
+                              <w:t>PREFIX cfihos: &lt;http://infohub.siemens-energy.com/CFIHOS#&gt;</w:t>
+                            </w:r>
+                          </w:p>
+                          <w:p>
+                            <w:pPr>
+                              <w:pStyle w:val="Contenidodelmarco"/>
+                              <w:rPr>
+                                <w:color w:val="000000"/>
+                              </w:rPr>
+                            </w:pPr>
+                            <w:r>
+                              <w:rPr>
+                                <w:color w:val="000000"/>
+                              </w:rPr>
+                              <w:t>PREFIX tag: &lt;http://infohub.siemens-energy.com/CFIHOS/tag#&gt;</w:t>
+                            </w:r>
+                          </w:p>
+                          <w:p>
+                            <w:pPr>
+                              <w:pStyle w:val="Contenidodelmarco"/>
+                              <w:rPr>
+                                <w:color w:val="000000"/>
+                                <w:lang w:val="es-ES"/>
+                              </w:rPr>
+                            </w:pPr>
+                            <w:r>
+                              <w:rPr>
+                                <w:color w:val="000000"/>
+                                <w:lang w:val="es-ES"/>
+                              </w:rPr>
+                              <w:t>PREFIX ido: &lt;http://rds.posccaesar.org/ontology/lis14/rdl/&gt;</w:t>
+                            </w:r>
+                          </w:p>
+                          <w:p>
+                            <w:pPr>
+                              <w:pStyle w:val="Contenidodelmarco"/>
+                              <w:rPr>
+                                <w:color w:val="000000"/>
+                                <w:lang w:val="es-ES"/>
+                              </w:rPr>
+                            </w:pPr>
+                          </w:p>
+                          <w:p>
+                            <w:pPr>
+                              <w:pStyle w:val="Contenidodelmarco"/>
+                              <w:rPr>
+                                <w:color w:val="000000"/>
+                              </w:rPr>
+                            </w:pPr>
+                            <w:r>
+                              <w:rPr>
+                                <w:color w:val="000000"/>
+                              </w:rPr>
+                              <w:t>SELECT * WHERE {</w:t>
+                            </w:r>
+                          </w:p>
+                          <w:p>
+                            <w:pPr>
+                              <w:pStyle w:val="Contenidodelmarco"/>
+                              <w:rPr>
+                                <w:color w:val="000000"/>
+                              </w:rPr>
+                            </w:pPr>
+                            <w:r>
+                              <w:rPr>
+                                <w:color w:val="000000"/>
+                              </w:rPr>
+                              <w:tab/>
+                              <w:t>VALUES ?quality { cfihos:CFIHOS-40000034Quality } .</w:t>
+                            </w:r>
+                          </w:p>
+                          <w:p>
+                            <w:pPr>
+                              <w:pStyle w:val="Contenidodelmarco"/>
+                              <w:rPr>
+                                <w:color w:val="000000"/>
+                              </w:rPr>
+                            </w:pPr>
+                            <w:r>
+                              <w:rPr>
+                                <w:color w:val="000000"/>
+                              </w:rPr>
+                              <w:tab/>
+                              <w:t>?tag rdfs:subClassOf* tag:CFIHOS-30000311 .</w:t>
+                            </w:r>
+                          </w:p>
+                          <w:p>
+                            <w:pPr>
+                              <w:pStyle w:val="Contenidodelmarco"/>
+                              <w:rPr>
+                                <w:color w:val="000000"/>
+                              </w:rPr>
+                            </w:pPr>
+                            <w:r>
+                              <w:rPr>
+                                <w:color w:val="000000"/>
+                              </w:rPr>
+                              <w:tab/>
+                              <w:t>?tag rdfs:subClassOf [</w:t>
+                            </w:r>
+                          </w:p>
+                          <w:p>
+                            <w:pPr>
+                              <w:pStyle w:val="Contenidodelmarco"/>
+                              <w:rPr>
+                                <w:color w:val="000000"/>
+                              </w:rPr>
+                            </w:pPr>
+                            <w:r>
+                              <w:rPr>
+                                <w:color w:val="000000"/>
+                              </w:rPr>
+                              <w:tab/>
+                            </w:r>
+                            <w:r>
+                              <w:rPr>
+                                <w:color w:val="000000"/>
+                              </w:rPr>
+                              <w:tab/>
+                              <w:t>rdf:type owl:Restriction ;</w:t>
+                            </w:r>
+                          </w:p>
+                          <w:p>
+                            <w:pPr>
+                              <w:pStyle w:val="Contenidodelmarco"/>
+                              <w:rPr>
+                                <w:color w:val="000000"/>
+                              </w:rPr>
+                            </w:pPr>
+                            <w:r>
+                              <w:rPr>
+                                <w:color w:val="000000"/>
+                              </w:rPr>
+                              <w:tab/>
+                            </w:r>
+                            <w:r>
+                              <w:rPr>
+                                <w:color w:val="000000"/>
+                              </w:rPr>
+                              <w:tab/>
+                              <w:t>owl:someValuesFrom ?quality ;</w:t>
+                            </w:r>
+                          </w:p>
+                          <w:p>
+                            <w:pPr>
+                              <w:pStyle w:val="Contenidodelmarco"/>
+                              <w:rPr>
+                                <w:color w:val="000000"/>
+                              </w:rPr>
+                            </w:pPr>
+                            <w:r>
+                              <w:rPr>
+                                <w:color w:val="000000"/>
+                              </w:rPr>
+                              <w:tab/>
+                            </w:r>
+                            <w:r>
+                              <w:rPr>
+                                <w:color w:val="000000"/>
+                              </w:rPr>
+                              <w:tab/>
+                              <w:t>owl:onProperty ido:hasQuality</w:t>
+                            </w:r>
+                          </w:p>
+                          <w:p>
+                            <w:pPr>
+                              <w:pStyle w:val="Contenidodelmarco"/>
+                              <w:rPr>
+                                <w:color w:val="000000"/>
+                              </w:rPr>
+                            </w:pPr>
+                            <w:r>
+                              <w:rPr>
+                                <w:color w:val="000000"/>
+                              </w:rPr>
+                              <w:tab/>
+                              <w:t>] .</w:t>
+                            </w:r>
+                          </w:p>
+                          <w:p>
+                            <w:pPr>
+                              <w:pStyle w:val="Contenidodelmarco"/>
+                              <w:rPr>
+                                <w:color w:val="000000"/>
+                              </w:rPr>
+                            </w:pPr>
+                            <w:r>
+                              <w:rPr>
+                                <w:color w:val="000000"/>
+                              </w:rPr>
+                              <w:t>}</w:t>
+                            </w:r>
+                          </w:p>
+                        </w:txbxContent>
+                      </wps:txbx>
+                      <wps:bodyPr lIns="0" tIns="0" rIns="0" bIns="0" anchor="t">
+                        <a:noAutofit/>
+                      </wps:bodyPr>
+                    </wps:wsp>
+                  </a:graphicData>
+                </a:graphic>
+              </wp:inline>
+            </w:drawing>
+          </mc:Choice>
+          <mc:Fallback>
+            <w:pict>
+              <v:rect w14:anchorId="665AB5A3" id="_x0000_s1040" style="width:426.1pt;height:210pt;visibility:visible;mso-wrap-style:square;mso-left-percent:-10001;mso-top-percent:-10001;mso-position-horizontal:absolute;mso-position-horizontal-relative:char;mso-position-vertical:absolute;mso-position-vertical-relative:line;mso-left-percent:-10001;mso-top-percent:-10001;v-text-anchor:top" o:gfxdata="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" filled="f" stroked="f" strokeweight="0">
+                <v:textbox inset="0,0,0,0">
+                  <w:txbxContent>
+                    <w:p>
+                      <w:pPr>
+                        <w:pStyle w:val="Contenidodelmarco"/>
+                        <w:rPr>
+                          <w:color w:val="000000"/>
+                        </w:rPr>
+                      </w:pPr>
+                      <w:r>
+                        <w:rPr>
+                          <w:color w:val="000000"/>
+                        </w:rPr>
+                        <w:t>PREFIX owl: &lt;http://www.w3.org/2002/07/owl#&gt;</w:t>
+                      </w:r>
+                    </w:p>
+                    <w:p>
+                      <w:pPr>
+                        <w:pStyle w:val="Contenidodelmarco"/>
+                        <w:rPr>
+                          <w:color w:val="000000"/>
+                        </w:rPr>
+                      </w:pPr>
+                      <w:r>
+                        <w:rPr>
+                          <w:color w:val="000000"/>
+                        </w:rPr>
+                        <w:t>PREFIX rdfs: &lt;http://www.w3.org/2000/01/rdf-schema#&gt;</w:t>
+                      </w:r>
+                    </w:p>
+                    <w:p>
+                      <w:pPr>
+                        <w:pStyle w:val="Contenidodelmarco"/>
+                        <w:rPr>
+                          <w:color w:val="000000"/>
+                          <w:lang w:val="es-ES"/>
+                        </w:rPr>
+                      </w:pPr>
+                      <w:r>
+                        <w:rPr>
+                          <w:color w:val="000000"/>
+                          <w:lang w:val="es-ES"/>
+                        </w:rPr>
+                        <w:t>PREFIX cfihos: &lt;http://infohub.siemens-energy.com/CFIHOS#&gt;</w:t>
+                      </w:r>
+                    </w:p>
+                    <w:p>
+                      <w:pPr>
+                        <w:pStyle w:val="Contenidodelmarco"/>
+                        <w:rPr>
+                          <w:color w:val="000000"/>
+                        </w:rPr>
+                      </w:pPr>
+                      <w:r>
+                        <w:rPr>
+                          <w:color w:val="000000"/>
+                        </w:rPr>
+                        <w:t>PREFIX tag: &lt;http://infohub.siemens-energy.com/CFIHOS/tag#&gt;</w:t>
+                      </w:r>
+                    </w:p>
+                    <w:p>
+                      <w:pPr>
+                        <w:pStyle w:val="Contenidodelmarco"/>
+                        <w:rPr>
+                          <w:color w:val="000000"/>
+                          <w:lang w:val="es-ES"/>
+                        </w:rPr>
+                      </w:pPr>
+                      <w:r>
+                        <w:rPr>
+                          <w:color w:val="000000"/>
+                          <w:lang w:val="es-ES"/>
+                        </w:rPr>
+                        <w:t>PREFIX ido: &lt;http://rds.posccaesar.org/ontology/lis14/rdl/&gt;</w:t>
+                      </w:r>
+                    </w:p>
+                    <w:p>
+                      <w:pPr>
+                        <w:pStyle w:val="Contenidodelmarco"/>
+                        <w:rPr>
+                          <w:color w:val="000000"/>
+                          <w:lang w:val="es-ES"/>
+                        </w:rPr>
+                      </w:pPr>
+                    </w:p>
+                    <w:p>
+                      <w:pPr>
+                        <w:pStyle w:val="Contenidodelmarco"/>
+                        <w:rPr>
+                          <w:color w:val="000000"/>
+                        </w:rPr>
+                      </w:pPr>
+                      <w:r>
+                        <w:rPr>
+                          <w:color w:val="000000"/>
+                        </w:rPr>
+                        <w:t>SELECT * WHERE {</w:t>
+                      </w:r>
+                    </w:p>
+                    <w:p>
+                      <w:pPr>
+                        <w:pStyle w:val="Contenidodelmarco"/>
+                        <w:rPr>
+                          <w:color w:val="000000"/>
+                        </w:rPr>
+                      </w:pPr>
+                      <w:r>
+                        <w:rPr>
+                          <w:color w:val="000000"/>
+                        </w:rPr>
+                        <w:tab/>
+                        <w:t>VALUES ?quality { cfihos:CFIHOS-40000034Quality } .</w:t>
+                      </w:r>
+                    </w:p>
+                    <w:p>
+                      <w:pPr>
+                        <w:pStyle w:val="Contenidodelmarco"/>
+                        <w:rPr>
+                          <w:color w:val="000000"/>
+                        </w:rPr>
+                      </w:pPr>
+                      <w:r>
+                        <w:rPr>
+                          <w:color w:val="000000"/>
+                        </w:rPr>
+                        <w:tab/>
+                        <w:t>?tag rdfs:subClassOf* tag:CFIHOS-30000311 .</w:t>
+                      </w:r>
+                    </w:p>
+                    <w:p>
+                      <w:pPr>
+                        <w:pStyle w:val="Contenidodelmarco"/>
+                        <w:rPr>
+                          <w:color w:val="000000"/>
+                        </w:rPr>
+                      </w:pPr>
+                      <w:r>
+                        <w:rPr>
+                          <w:color w:val="000000"/>
+                        </w:rPr>
+                        <w:tab/>
+                        <w:t>?tag rdfs:subClassOf [</w:t>
+                      </w:r>
+                    </w:p>
+                    <w:p>
+                      <w:pPr>
+                        <w:pStyle w:val="Contenidodelmarco"/>
+                        <w:rPr>
+                          <w:color w:val="000000"/>
+                        </w:rPr>
+                      </w:pPr>
+                      <w:r>
+                        <w:rPr>
+                          <w:color w:val="000000"/>
+                        </w:rPr>
+                        <w:tab/>
+                      </w:r>
+                      <w:r>
+                        <w:rPr>
+                          <w:color w:val="000000"/>
+                        </w:rPr>
+                        <w:tab/>
+                        <w:t>rdf:type owl:Restriction ;</w:t>
+                      </w:r>
+                    </w:p>
+                    <w:p>
+                      <w:pPr>
+                        <w:pStyle w:val="Contenidodelmarco"/>
+                        <w:rPr>
+                          <w:color w:val="000000"/>
+                        </w:rPr>
+                      </w:pPr>
+                      <w:r>
+                        <w:rPr>
+                          <w:color w:val="000000"/>
+                        </w:rPr>
+                        <w:tab/>
+                      </w:r>
+                      <w:r>
+                        <w:rPr>
+                          <w:color w:val="000000"/>
+                        </w:rPr>
+                        <w:tab/>
+                        <w:t>owl:someValuesFrom ?quality ;</w:t>
+                      </w:r>
+                    </w:p>
+                    <w:p>
+                      <w:pPr>
+                        <w:pStyle w:val="Contenidodelmarco"/>
+                        <w:rPr>
+                          <w:color w:val="000000"/>
+                        </w:rPr>
+                      </w:pPr>
+                      <w:r>
+                        <w:rPr>
+                          <w:color w:val="000000"/>
+                        </w:rPr>
+                        <w:tab/>
+                      </w:r>
+                      <w:r>
+                        <w:rPr>
+                          <w:color w:val="000000"/>
+                        </w:rPr>
+                        <w:tab/>
+                        <w:t>owl:onProperty ido:hasQuality</w:t>
+                      </w:r>
+                    </w:p>
+                    <w:p>
+                      <w:pPr>
+                        <w:pStyle w:val="Contenidodelmarco"/>
+                        <w:rPr>
+                          <w:color w:val="000000"/>
+                        </w:rPr>
+                      </w:pPr>
+                      <w:r>
+                        <w:rPr>
+                          <w:color w:val="000000"/>
+                        </w:rPr>
+                        <w:tab/>
+                        <w:t>] .</w:t>
+                      </w:r>
+                    </w:p>
+                    <w:p>
+                      <w:pPr>
+                        <w:pStyle w:val="Contenidodelmarco"/>
+                        <w:rPr>
+                          <w:color w:val="000000"/>
+                        </w:rPr>
+                      </w:pPr>
+                      <w:r>
+                        <w:rPr>
+                          <w:color w:val="000000"/>
+                        </w:rPr>
+                        <w:t>}</w:t>
+                      </w:r>
+                    </w:p>
+                  </w:txbxContent>
+                </v:textbox>
+                <w10:anchorlock/>
+              </v:rect>
+            </w:pict>
+          </mc:Fallback>
+        </mc:AlternateContent>
+      </w:r>
+    </w:p>
     <w:sectPr>
-      <w:type w:val="nextPage"/>
       <w:pgSz w:w="11906" w:h="16838"/>
-      <w:pgMar w:left="1134" w:right="1134" w:gutter="0" w:header="0" w:top="1134" w:footer="0" w:bottom="1134"/>
-      <w:pgNumType w:fmt="decimal"/>
-      <w:formProt w:val="false"/>
-      <w:textDirection w:val="lrTb"/>
-      <w:docGrid w:type="default" w:linePitch="100" w:charSpace="0"/>
+      <w:pgMar w:top="1134" w:right="1134" w:bottom="1134" w:left="1134" w:header="0" w:footer="0" w:gutter="0"/>
+      <w:cols w:space="720"/>
+      <w:formProt w:val="0"/>
+      <w:docGrid w:linePitch="100"/>
     </w:sectPr>
   </w:body>
 </w:document>
 </file>
 
 <file path=word/styles.xml><?xml version="1.0" encoding="utf-8"?>
-<w:styles xmlns:w="http://schemas.openxmlformats.org/wordprocessingml/2006/main" xmlns:w14="http://schemas.microsoft.com/office/word/2010/wordml" xmlns:mc="http://schemas.openxmlformats.org/markup-compatibility/2006" mc:Ignorable="w14">
+<w:styles xmlns:mc="http://schemas.openxmlformats.org/markup-compatibility/2006" xmlns:r="http://schemas.openxmlformats.org/officeDocument/2006/relationships" xmlns:w="http://schemas.openxmlformats.org/wordprocessingml/2006/main" xmlns:w14="http://schemas.microsoft.com/office/word/2010/wordml" xmlns:w15="http://schemas.microsoft.com/office/word/2012/wordml" xmlns:w16cex="http://schemas.microsoft.com/office/word/2018/wordml/cex" xmlns:w16cid="http://schemas.microsoft.com/office/word/2016/wordml/cid" xmlns:w16="http://schemas.microsoft.com/office/word/2018/wordml" xmlns:w16du="http://schemas.microsoft.com/office/word/2023/wordml/word16du" xmlns:w16sdtdh="http://schemas.microsoft.com/office/word/2020/wordml/sdtdatahash" xmlns:w16sdtfl="http://schemas.microsoft.com/office/word/2024/wordml/sdtformatlock" xmlns:w16se="http://schemas.microsoft.com/office/word/2015/wordml/symex" mc:Ignorable="w14 w15 w16se w16cid w16 w16cex w16sdtdh w16sdtfl w16du">
   <w:docDefaults>
     <w:rPrDefault>
       <w:rPr>
-        <w:rFonts w:ascii="Liberation Serif" w:hAnsi="Liberation Serif" w:eastAsia="Noto Serif CJK SC" w:cs="Noto Sans Devanagari"/>
+        <w:rFonts w:ascii="Liberation Serif" w:eastAsia="Noto Serif CJK SC" w:hAnsi="Liberation Serif" w:cs="Noto Sans Devanagari"/>
         <w:kern w:val="2"/>
         <w:sz w:val="24"/>
         <w:szCs w:val="24"/>
@@ -9386,62 +8825,448 @@
     </w:rPrDefault>
     <w:pPrDefault>
       <w:pPr>
-        <w:suppressAutoHyphens w:val="true"/>
+        <w:suppressAutoHyphens/>
       </w:pPr>
     </w:pPrDefault>
   </w:docDefaults>
-  <w:style w:type="paragraph" w:styleId="Normal">
+  <w:latentStyles w:defLockedState="0" w:defUIPriority="99" w:defSemiHidden="0" w:defUnhideWhenUsed="0" w:defQFormat="0" w:count="376">
+    <w:lsdException w:name="Normal" w:uiPriority="0" w:qFormat="1"/>
+    <w:lsdException w:name="heading 1" w:uiPriority="9" w:qFormat="1"/>
+    <w:lsdException w:name="heading 2" w:semiHidden="1" w:uiPriority="9" w:unhideWhenUsed="1" w:qFormat="1"/>
+    <w:lsdException w:name="heading 3" w:semiHidden="1" w:uiPriority="9" w:unhideWhenUsed="1" w:qFormat="1"/>
+    <w:lsdException w:name="heading 4" w:semiHidden="1" w:uiPriority="9" w:unhideWhenUsed="1" w:qFormat="1"/>
+    <w:lsdException w:name="heading 5" w:semiHidden="1" w:uiPriority="9" w:unhideWhenUsed="1" w:qFormat="1"/>
+    <w:lsdException w:name="heading 6" w:semiHidden="1" w:uiPriority="9" w:unhideWhenUsed="1" w:qFormat="1"/>
+    <w:lsdException w:name="heading 7" w:semiHidden="1" w:uiPriority="9" w:unhideWhenUsed="1" w:qFormat="1"/>
+    <w:lsdException w:name="heading 8" w:semiHidden="1" w:uiPriority="9" w:unhideWhenUsed="1" w:qFormat="1"/>
+    <w:lsdException w:name="heading 9" w:semiHidden="1" w:uiPriority="9" w:unhideWhenUsed="1" w:qFormat="1"/>
+    <w:lsdException w:name="index 1" w:semiHidden="1" w:unhideWhenUsed="1"/>
+    <w:lsdException w:name="index 2" w:semiHidden="1" w:unhideWhenUsed="1"/>
+    <w:lsdException w:name="index 3" w:semiHidden="1" w:unhideWhenUsed="1"/>
+    <w:lsdException w:name="index 4" w:semiHidden="1" w:unhideWhenUsed="1"/>
+    <w:lsdException w:name="index 5" w:semiHidden="1" w:unhideWhenUsed="1"/>
+    <w:lsdException w:name="index 6" w:semiHidden="1" w:unhideWhenUsed="1"/>
+    <w:lsdException w:name="index 7" w:semiHidden="1" w:unhideWhenUsed="1"/>
+    <w:lsdException w:name="index 8" w:semiHidden="1" w:unhideWhenUsed="1"/>
+    <w:lsdException w:name="index 9" w:semiHidden="1" w:unhideWhenUsed="1"/>
+    <w:lsdException w:name="toc 1" w:semiHidden="1" w:uiPriority="39" w:unhideWhenUsed="1"/>
+    <w:lsdException w:name="toc 2" w:semiHidden="1" w:uiPriority="39" w:unhideWhenUsed="1"/>
+    <w:lsdException w:name="toc 3" w:semiHidden="1" w:uiPriority="39" w:unhideWhenUsed="1"/>
+    <w:lsdException w:name="toc 4" w:semiHidden="1" w:uiPriority="39" w:unhideWhenUsed="1"/>
+    <w:lsdException w:name="toc 5" w:semiHidden="1" w:uiPriority="39" w:unhideWhenUsed="1"/>
+    <w:lsdException w:name="toc 6" w:semiHidden="1" w:uiPriority="39" w:unhideWhenUsed="1"/>
+    <w:lsdException w:name="toc 7" w:semiHidden="1" w:uiPriority="39" w:unhideWhenUsed="1"/>
+    <w:lsdException w:name="toc 8" w:semiHidden="1" w:uiPriority="39" w:unhideWhenUsed="1"/>
+    <w:lsdException w:name="toc 9" w:semiHidden="1" w:uiPriority="39" w:unhideWhenUsed="1"/>
+    <w:lsdException w:name="Normal Indent" w:semiHidden="1" w:unhideWhenUsed="1"/>
+    <w:lsdException w:name="footnote text" w:semiHidden="1" w:unhideWhenUsed="1"/>
+    <w:lsdException w:name="annotation text" w:semiHidden="1" w:unhideWhenUsed="1"/>
+    <w:lsdException w:name="header" w:semiHidden="1" w:unhideWhenUsed="1"/>
+    <w:lsdException w:name="footer" w:semiHidden="1" w:unhideWhenUsed="1"/>
+    <w:lsdException w:name="index heading" w:semiHidden="1" w:unhideWhenUsed="1"/>
+    <w:lsdException w:name="caption" w:semiHidden="1" w:uiPriority="35" w:unhideWhenUsed="1" w:qFormat="1"/>
+    <w:lsdException w:name="table of figures" w:semiHidden="1" w:unhideWhenUsed="1"/>
+    <w:lsdException w:name="envelope address" w:semiHidden="1" w:unhideWhenUsed="1"/>
+    <w:lsdException w:name="envelope return" w:semiHidden="1" w:unhideWhenUsed="1"/>
+    <w:lsdException w:name="footnote reference" w:semiHidden="1" w:unhideWhenUsed="1"/>
+    <w:lsdException w:name="annotation reference" w:semiHidden="1" w:unhideWhenUsed="1"/>
+    <w:lsdException w:name="line number" w:semiHidden="1" w:unhideWhenUsed="1"/>
+    <w:lsdException w:name="page number" w:semiHidden="1" w:unhideWhenUsed="1"/>
+    <w:lsdException w:name="endnote reference" w:semiHidden="1" w:unhideWhenUsed="1"/>
+    <w:lsdException w:name="endnote text" w:semiHidden="1" w:unhideWhenUsed="1"/>
+    <w:lsdException w:name="table of authorities" w:semiHidden="1" w:unhideWhenUsed="1"/>
+    <w:lsdException w:name="macro" w:semiHidden="1" w:unhideWhenUsed="1"/>
+    <w:lsdException w:name="toa heading" w:semiHidden="1" w:unhideWhenUsed="1"/>
+    <w:lsdException w:name="List" w:semiHidden="1" w:unhideWhenUsed="1"/>
+    <w:lsdException w:name="List Bullet" w:semiHidden="1" w:unhideWhenUsed="1"/>
+    <w:lsdException w:name="List Number" w:semiHidden="1" w:unhideWhenUsed="1"/>
+    <w:lsdException w:name="List 2" w:semiHidden="1" w:unhideWhenUsed="1"/>
+    <w:lsdException w:name="List 3" w:semiHidden="1" w:unhideWhenUsed="1"/>
+    <w:lsdException w:name="List 4" w:semiHidden="1" w:unhideWhenUsed="1"/>
+    <w:lsdException w:name="List 5" w:semiHidden="1" w:unhideWhenUsed="1"/>
+    <w:lsdException w:name="List Bullet 2" w:semiHidden="1" w:unhideWhenUsed="1"/>
+    <w:lsdException w:name="List Bullet 3" w:semiHidden="1" w:unhideWhenUsed="1"/>
+    <w:lsdException w:name="List Bullet 4" w:semiHidden="1" w:unhideWhenUsed="1"/>
+    <w:lsdException w:name="List Bullet 5" w:semiHidden="1" w:unhideWhenUsed="1"/>
+    <w:lsdException w:name="List Number 2" w:semiHidden="1" w:unhideWhenUsed="1"/>
+    <w:lsdException w:name="List Number 3" w:semiHidden="1" w:unhideWhenUsed="1"/>
+    <w:lsdException w:name="List Number 4" w:semiHidden="1" w:unhideWhenUsed="1"/>
+    <w:lsdException w:name="List Number 5" w:semiHidden="1" w:unhideWhenUsed="1"/>
+    <w:lsdException w:name="Title" w:uiPriority="10" w:qFormat="1"/>
+    <w:lsdException w:name="Closing" w:semiHidden="1" w:unhideWhenUsed="1"/>
+    <w:lsdException w:name="Signature" w:semiHidden="1" w:unhideWhenUsed="1"/>
+    <w:lsdException w:name="Default Paragraph Font" w:semiHidden="1" w:uiPriority="1" w:unhideWhenUsed="1"/>
+    <w:lsdException w:name="Body Text" w:semiHidden="1" w:unhideWhenUsed="1"/>
+    <w:lsdException w:name="Body Text Indent" w:semiHidden="1" w:unhideWhenUsed="1"/>
+    <w:lsdException w:name="List Continue" w:semiHidden="1" w:unhideWhenUsed="1"/>
+    <w:lsdException w:name="List Continue 2" w:semiHidden="1" w:unhideWhenUsed="1"/>
+    <w:lsdException w:name="List Continue 3" w:semiHidden="1" w:unhideWhenUsed="1"/>
+    <w:lsdException w:name="List Continue 4" w:semiHidden="1" w:unhideWhenUsed="1"/>
+    <w:lsdException w:name="List Continue 5" w:semiHidden="1" w:unhideWhenUsed="1"/>
+    <w:lsdException w:name="Message Header" w:semiHidden="1" w:unhideWhenUsed="1"/>
+    <w:lsdException w:name="Subtitle" w:uiPriority="11" w:qFormat="1"/>
+    <w:lsdException w:name="Salutation" w:semiHidden="1" w:unhideWhenUsed="1"/>
+    <w:lsdException w:name="Date" w:semiHidden="1" w:unhideWhenUsed="1"/>
+    <w:lsdException w:name="Body Text First Indent" w:semiHidden="1" w:unhideWhenUsed="1"/>
+    <w:lsdException w:name="Body Text First Indent 2" w:semiHidden="1" w:unhideWhenUsed="1"/>
+    <w:lsdException w:name="Note Heading" w:semiHidden="1" w:unhideWhenUsed="1"/>
+    <w:lsdException w:name="Body Text 2" w:semiHidden="1" w:unhideWhenUsed="1"/>
+    <w:lsdException w:name="Body Text 3" w:semiHidden="1" w:unhideWhenUsed="1"/>
+    <w:lsdException w:name="Body Text Indent 2" w:semiHidden="1" w:unhideWhenUsed="1"/>
+    <w:lsdException w:name="Body Text Indent 3" w:semiHidden="1" w:unhideWhenUsed="1"/>
+    <w:lsdException w:name="Block Text" w:semiHidden="1" w:unhideWhenUsed="1"/>
+    <w:lsdException w:name="Hyperlink" w:semiHidden="1" w:unhideWhenUsed="1"/>
+    <w:lsdException w:name="FollowedHyperlink" w:semiHidden="1" w:unhideWhenUsed="1"/>
+    <w:lsdException w:name="Strong" w:uiPriority="22" w:qFormat="1"/>
+    <w:lsdException w:name="Emphasis" w:uiPriority="20" w:qFormat="1"/>
+    <w:lsdException w:name="Document Map" w:semiHidden="1" w:unhideWhenUsed="1"/>
+    <w:lsdException w:name="Plain Text" w:semiHidden="1" w:unhideWhenUsed="1"/>
+    <w:lsdException w:name="E-mail Signature" w:semiHidden="1" w:unhideWhenUsed="1"/>
+    <w:lsdException w:name="HTML Top of Form" w:semiHidden="1" w:unhideWhenUsed="1"/>
+    <w:lsdException w:name="HTML Bottom of Form" w:semiHidden="1" w:unhideWhenUsed="1"/>
+    <w:lsdException w:name="Normal (Web)" w:semiHidden="1" w:unhideWhenUsed="1"/>
+    <w:lsdException w:name="HTML Acronym" w:semiHidden="1" w:unhideWhenUsed="1"/>
+    <w:lsdException w:name="HTML Address" w:semiHidden="1" w:unhideWhenUsed="1"/>
+    <w:lsdException w:name="HTML Cite" w:semiHidden="1" w:unhideWhenUsed="1"/>
+    <w:lsdException w:name="HTML Code" w:semiHidden="1" w:unhideWhenUsed="1"/>
+    <w:lsdException w:name="HTML Definition" w:semiHidden="1" w:unhideWhenUsed="1"/>
+    <w:lsdException w:name="HTML Keyboard" w:semiHidden="1" w:unhideWhenUsed="1"/>
+    <w:lsdException w:name="HTML Preformatted" w:semiHidden="1" w:unhideWhenUsed="1"/>
+    <w:lsdException w:name="HTML Sample" w:semiHidden="1" w:unhideWhenUsed="1"/>
+    <w:lsdException w:name="HTML Typewriter" w:semiHidden="1" w:unhideWhenUsed="1"/>
+    <w:lsdException w:name="HTML Variable" w:semiHidden="1" w:unhideWhenUsed="1"/>
+    <w:lsdException w:name="Normal Table" w:semiHidden="1" w:unhideWhenUsed="1"/>
+    <w:lsdException w:name="annotation subject" w:semiHidden="1" w:unhideWhenUsed="1"/>
+    <w:lsdException w:name="No List" w:semiHidden="1" w:unhideWhenUsed="1"/>
+    <w:lsdException w:name="Outline List 1" w:semiHidden="1" w:unhideWhenUsed="1"/>
+    <w:lsdException w:name="Outline List 2" w:semiHidden="1" w:unhideWhenUsed="1"/>
+    <w:lsdException w:name="Outline List 3" w:semiHidden="1" w:unhideWhenUsed="1"/>
+    <w:lsdException w:name="Table Simple 1" w:semiHidden="1" w:unhideWhenUsed="1"/>
+    <w:lsdException w:name="Table Simple 2" w:semiHidden="1" w:unhideWhenUsed="1"/>
+    <w:lsdException w:name="Table Simple 3" w:semiHidden="1" w:unhideWhenUsed="1"/>
+    <w:lsdException w:name="Table Classic 1" w:semiHidden="1" w:unhideWhenUsed="1"/>
+    <w:lsdException w:name="Table Classic 2" w:semiHidden="1" w:unhideWhenUsed="1"/>
+    <w:lsdException w:name="Table Classic 3" w:semiHidden="1" w:unhideWhenUsed="1"/>
+    <w:lsdException w:name="Table Classic 4" w:semiHidden="1" w:unhideWhenUsed="1"/>
+    <w:lsdException w:name="Table Colorful 1" w:semiHidden="1" w:unhideWhenUsed="1"/>
+    <w:lsdException w:name="Table Colorful 2" w:semiHidden="1" w:unhideWhenUsed="1"/>
+    <w:lsdException w:name="Table Colorful 3" w:semiHidden="1" w:unhideWhenUsed="1"/>
+    <w:lsdException w:name="Table Columns 1" w:semiHidden="1" w:unhideWhenUsed="1"/>
+    <w:lsdException w:name="Table Columns 2" w:semiHidden="1" w:unhideWhenUsed="1"/>
+    <w:lsdException w:name="Table Columns 3" w:semiHidden="1" w:unhideWhenUsed="1"/>
+    <w:lsdException w:name="Table Columns 4" w:semiHidden="1" w:unhideWhenUsed="1"/>
+    <w:lsdException w:name="Table Columns 5" w:semiHidden="1" w:unhideWhenUsed="1"/>
+    <w:lsdException w:name="Table Grid 1" w:semiHidden="1" w:unhideWhenUsed="1"/>
+    <w:lsdException w:name="Table Grid 2" w:semiHidden="1" w:unhideWhenUsed="1"/>
+    <w:lsdException w:name="Table Grid 3" w:semiHidden="1" w:unhideWhenUsed="1"/>
+    <w:lsdException w:name="Table Grid 4" w:semiHidden="1" w:unhideWhenUsed="1"/>
+    <w:lsdException w:name="Table Grid 5" w:semiHidden="1" w:unhideWhenUsed="1"/>
+    <w:lsdException w:name="Table Grid 6" w:semiHidden="1" w:unhideWhenUsed="1"/>
+    <w:lsdException w:name="Table Grid 7" w:semiHidden="1" w:unhideWhenUsed="1"/>
+    <w:lsdException w:name="Table Grid 8" w:semiHidden="1" w:unhideWhenUsed="1"/>
+    <w:lsdException w:name="Table List 1" w:semiHidden="1" w:unhideWhenUsed="1"/>
+    <w:lsdException w:name="Table List 2" w:semiHidden="1" w:unhideWhenUsed="1"/>
+    <w:lsdException w:name="Table List 3" w:semiHidden="1" w:unhideWhenUsed="1"/>
+    <w:lsdException w:name="Table List 4" w:semiHidden="1" w:unhideWhenUsed="1"/>
+    <w:lsdException w:name="Table List 5" w:semiHidden="1" w:unhideWhenUsed="1"/>
+    <w:lsdException w:name="Table List 6" w:semiHidden="1" w:unhideWhenUsed="1"/>
+    <w:lsdException w:name="Table List 7" w:semiHidden="1" w:unhideWhenUsed="1"/>
+    <w:lsdException w:name="Table List 8" w:semiHidden="1" w:unhideWhenUsed="1"/>
+    <w:lsdException w:name="Table 3D effects 1" w:semiHidden="1" w:unhideWhenUsed="1"/>
+    <w:lsdException w:name="Table 3D effects 2" w:semiHidden="1" w:unhideWhenUsed="1"/>
+    <w:lsdException w:name="Table 3D effects 3" w:semiHidden="1" w:unhideWhenUsed="1"/>
+    <w:lsdException w:name="Table Contemporary" w:semiHidden="1" w:unhideWhenUsed="1"/>
+    <w:lsdException w:name="Table Elegant" w:semiHidden="1" w:unhideWhenUsed="1"/>
+    <w:lsdException w:name="Table Professional" w:semiHidden="1" w:unhideWhenUsed="1"/>
+    <w:lsdException w:name="Table Subtle 1" w:semiHidden="1" w:unhideWhenUsed="1"/>
+    <w:lsdException w:name="Table Subtle 2" w:semiHidden="1" w:unhideWhenUsed="1"/>
+    <w:lsdException w:name="Table Web 1" w:semiHidden="1" w:unhideWhenUsed="1"/>
+    <w:lsdException w:name="Table Web 2" w:semiHidden="1" w:unhideWhenUsed="1"/>
+    <w:lsdException w:name="Table Web 3" w:semiHidden="1" w:unhideWhenUsed="1"/>
+    <w:lsdException w:name="Balloon Text" w:semiHidden="1" w:unhideWhenUsed="1"/>
+    <w:lsdException w:name="Table Grid" w:uiPriority="39"/>
+    <w:lsdException w:name="Table Theme" w:semiHidden="1" w:unhideWhenUsed="1"/>
+    <w:lsdException w:name="Placeholder Text" w:semiHidden="1"/>
+    <w:lsdException w:name="No Spacing" w:uiPriority="1" w:qFormat="1"/>
+    <w:lsdException w:name="Light Shading" w:uiPriority="60"/>
+    <w:lsdException w:name="Light List" w:uiPriority="61"/>
+    <w:lsdException w:name="Light Grid" w:uiPriority="62"/>
+    <w:lsdException w:name="Medium Shading 1" w:uiPriority="63"/>
+    <w:lsdException w:name="Medium Shading 2" w:uiPriority="64"/>
+    <w:lsdException w:name="Medium List 1" w:uiPriority="65"/>
+    <w:lsdException w:name="Medium List 2" w:uiPriority="66"/>
+    <w:lsdException w:name="Medium Grid 1" w:uiPriority="67"/>
+    <w:lsdException w:name="Medium Grid 2" w:uiPriority="68"/>
+    <w:lsdException w:name="Medium Grid 3" w:uiPriority="69"/>
+    <w:lsdException w:name="Dark List" w:uiPriority="70"/>
+    <w:lsdException w:name="Colorful Shading" w:uiPriority="71"/>
+    <w:lsdException w:name="Colorful List" w:uiPriority="72"/>
+    <w:lsdException w:name="Colorful Grid" w:uiPriority="73"/>
+    <w:lsdException w:name="Light Shading Accent 1" w:uiPriority="60"/>
+    <w:lsdException w:name="Light List Accent 1" w:uiPriority="61"/>
+    <w:lsdException w:name="Light Grid Accent 1" w:uiPriority="62"/>
+    <w:lsdException w:name="Medium Shading 1 Accent 1" w:uiPriority="63"/>
+    <w:lsdException w:name="Medium Shading 2 Accent 1" w:uiPriority="64"/>
+    <w:lsdException w:name="Medium List 1 Accent 1" w:uiPriority="65"/>
+    <w:lsdException w:name="Revision" w:semiHidden="1"/>
+    <w:lsdException w:name="List Paragraph" w:uiPriority="34" w:qFormat="1"/>
+    <w:lsdException w:name="Quote" w:uiPriority="29" w:qFormat="1"/>
+    <w:lsdException w:name="Intense Quote" w:uiPriority="30" w:qFormat="1"/>
+    <w:lsdException w:name="Medium List 2 Accent 1" w:uiPriority="66"/>
+    <w:lsdException w:name="Medium Grid 1 Accent 1" w:uiPriority="67"/>
+    <w:lsdException w:name="Medium Grid 2 Accent 1" w:uiPriority="68"/>
+    <w:lsdException w:name="Medium Grid 3 Accent 1" w:uiPriority="69"/>
+    <w:lsdException w:name="Dark List Accent 1" w:uiPriority="70"/>
+    <w:lsdException w:name="Colorful Shading Accent 1" w:uiPriority="71"/>
+    <w:lsdException w:name="Colorful List Accent 1" w:uiPriority="72"/>
+    <w:lsdException w:name="Colorful Grid Accent 1" w:uiPriority="73"/>
+    <w:lsdException w:name="Light Shading Accent 2" w:uiPriority="60"/>
+    <w:lsdException w:name="Light List Accent 2" w:uiPriority="61"/>
+    <w:lsdException w:name="Light Grid Accent 2" w:uiPriority="62"/>
+    <w:lsdException w:name="Medium Shading 1 Accent 2" w:uiPriority="63"/>
+    <w:lsdException w:name="Medium Shading 2 Accent 2" w:uiPriority="64"/>
+    <w:lsdException w:name="Medium List 1 Accent 2" w:uiPriority="65"/>
+    <w:lsdException w:name="Medium List 2 Accent 2" w:uiPriority="66"/>
+    <w:lsdException w:name="Medium Grid 1 Accent 2" w:uiPriority="67"/>
+    <w:lsdException w:name="Medium Grid 2 Accent 2" w:uiPriority="68"/>
+    <w:lsdException w:name="Medium Grid 3 Accent 2" w:uiPriority="69"/>
+    <w:lsdException w:name="Dark List Accent 2" w:uiPriority="70"/>
+    <w:lsdException w:name="Colorful Shading Accent 2" w:uiPriority="71"/>
+    <w:lsdException w:name="Colorful List Accent 2" w:uiPriority="72"/>
+    <w:lsdException w:name="Colorful Grid Accent 2" w:uiPriority="73"/>
+    <w:lsdException w:name="Light Shading Accent 3" w:uiPriority="60"/>
+    <w:lsdException w:name="Light List Accent 3" w:uiPriority="61"/>
+    <w:lsdException w:name="Light Grid Accent 3" w:uiPriority="62"/>
+    <w:lsdException w:name="Medium Shading 1 Accent 3" w:uiPriority="63"/>
+    <w:lsdException w:name="Medium Shading 2 Accent 3" w:uiPriority="64"/>
+    <w:lsdException w:name="Medium List 1 Accent 3" w:uiPriority="65"/>
+    <w:lsdException w:name="Medium List 2 Accent 3" w:uiPriority="66"/>
+    <w:lsdException w:name="Medium Grid 1 Accent 3" w:uiPriority="67"/>
+    <w:lsdException w:name="Medium Grid 2 Accent 3" w:uiPriority="68"/>
+    <w:lsdException w:name="Medium Grid 3 Accent 3" w:uiPriority="69"/>
+    <w:lsdException w:name="Dark List Accent 3" w:uiPriority="70"/>
+    <w:lsdException w:name="Colorful Shading Accent 3" w:uiPriority="71"/>
+    <w:lsdException w:name="Colorful List Accent 3" w:uiPriority="72"/>
+    <w:lsdException w:name="Colorful Grid Accent 3" w:uiPriority="73"/>
+    <w:lsdException w:name="Light Shading Accent 4" w:uiPriority="60"/>
+    <w:lsdException w:name="Light List Accent 4" w:uiPriority="61"/>
+    <w:lsdException w:name="Light Grid Accent 4" w:uiPriority="62"/>
+    <w:lsdException w:name="Medium Shading 1 Accent 4" w:uiPriority="63"/>
+    <w:lsdException w:name="Medium Shading 2 Accent 4" w:uiPriority="64"/>
+    <w:lsdException w:name="Medium List 1 Accent 4" w:uiPriority="65"/>
+    <w:lsdException w:name="Medium List 2 Accent 4" w:uiPriority="66"/>
+    <w:lsdException w:name="Medium Grid 1 Accent 4" w:uiPriority="67"/>
+    <w:lsdException w:name="Medium Grid 2 Accent 4" w:uiPriority="68"/>
+    <w:lsdException w:name="Medium Grid 3 Accent 4" w:uiPriority="69"/>
+    <w:lsdException w:name="Dark List Accent 4" w:uiPriority="70"/>
+    <w:lsdException w:name="Colorful Shading Accent 4" w:uiPriority="71"/>
+    <w:lsdException w:name="Colorful List Accent 4" w:uiPriority="72"/>
+    <w:lsdException w:name="Colorful Grid Accent 4" w:uiPriority="73"/>
+    <w:lsdException w:name="Light Shading Accent 5" w:uiPriority="60"/>
+    <w:lsdException w:name="Light List Accent 5" w:uiPriority="61"/>
+    <w:lsdException w:name="Light Grid Accent 5" w:uiPriority="62"/>
+    <w:lsdException w:name="Medium Shading 1 Accent 5" w:uiPriority="63"/>
+    <w:lsdException w:name="Medium Shading 2 Accent 5" w:uiPriority="64"/>
+    <w:lsdException w:name="Medium List 1 Accent 5" w:uiPriority="65"/>
+    <w:lsdException w:name="Medium List 2 Accent 5" w:uiPriority="66"/>
+    <w:lsdException w:name="Medium Grid 1 Accent 5" w:uiPriority="67"/>
+    <w:lsdException w:name="Medium Grid 2 Accent 5" w:uiPriority="68"/>
+    <w:lsdException w:name="Medium Grid 3 Accent 5" w:uiPriority="69"/>
+    <w:lsdException w:name="Dark List Accent 5" w:uiPriority="70"/>
+    <w:lsdException w:name="Colorful Shading Accent 5" w:uiPriority="71"/>
+    <w:lsdException w:name="Colorful List Accent 5" w:uiPriority="72"/>
+    <w:lsdException w:name="Colorful Grid Accent 5" w:uiPriority="73"/>
+    <w:lsdException w:name="Light Shading Accent 6" w:uiPriority="60"/>
+    <w:lsdException w:name="Light List Accent 6" w:uiPriority="61"/>
+    <w:lsdException w:name="Light Grid Accent 6" w:uiPriority="62"/>
+    <w:lsdException w:name="Medium Shading 1 Accent 6" w:uiPriority="63"/>
+    <w:lsdException w:name="Medium Shading 2 Accent 6" w:uiPriority="64"/>
+    <w:lsdException w:name="Medium List 1 Accent 6" w:uiPriority="65"/>
+    <w:lsdException w:name="Medium List 2 Accent 6" w:uiPriority="66"/>
+    <w:lsdException w:name="Medium Grid 1 Accent 6" w:uiPriority="67"/>
+    <w:lsdException w:name="Medium Grid 2 Accent 6" w:uiPriority="68"/>
+    <w:lsdException w:name="Medium Grid 3 Accent 6" w:uiPriority="69"/>
+    <w:lsdException w:name="Dark List Accent 6" w:uiPriority="70"/>
+    <w:lsdException w:name="Colorful Shading Accent 6" w:uiPriority="71"/>
+    <w:lsdException w:name="Colorful List Accent 6" w:uiPriority="72"/>
+    <w:lsdException w:name="Colorful Grid Accent 6" w:uiPriority="73"/>
+    <w:lsdException w:name="Subtle Emphasis" w:uiPriority="19" w:qFormat="1"/>
+    <w:lsdException w:name="Intense Emphasis" w:uiPriority="21" w:qFormat="1"/>
+    <w:lsdException w:name="Subtle Reference" w:uiPriority="31" w:qFormat="1"/>
+    <w:lsdException w:name="Intense Reference" w:uiPriority="32" w:qFormat="1"/>
+    <w:lsdException w:name="Book Title" w:uiPriority="33" w:qFormat="1"/>
+    <w:lsdException w:name="Bibliography" w:semiHidden="1" w:uiPriority="37" w:unhideWhenUsed="1"/>
+    <w:lsdException w:name="TOC Heading" w:semiHidden="1" w:uiPriority="39" w:unhideWhenUsed="1" w:qFormat="1"/>
+    <w:lsdException w:name="Plain Table 1" w:uiPriority="41"/>
+    <w:lsdException w:name="Plain Table 2" w:uiPriority="42"/>
+    <w:lsdException w:name="Plain Table 3" w:uiPriority="43"/>
+    <w:lsdException w:name="Plain Table 4" w:uiPriority="44"/>
+    <w:lsdException w:name="Plain Table 5" w:uiPriority="45"/>
+    <w:lsdException w:name="Grid Table Light" w:uiPriority="40"/>
+    <w:lsdException w:name="Grid Table 1 Light" w:uiPriority="46"/>
+    <w:lsdException w:name="Grid Table 2" w:uiPriority="47"/>
+    <w:lsdException w:name="Grid Table 3" w:uiPriority="48"/>
+    <w:lsdException w:name="Grid Table 4" w:uiPriority="49"/>
+    <w:lsdException w:name="Grid Table 5 Dark" w:uiPriority="50"/>
+    <w:lsdException w:name="Grid Table 6 Colorful" w:uiPriority="51"/>
+    <w:lsdException w:name="Grid Table 7 Colorful" w:uiPriority="52"/>
+    <w:lsdException w:name="Grid Table 1 Light Accent 1" w:uiPriority="46"/>
+    <w:lsdException w:name="Grid Table 2 Accent 1" w:uiPriority="47"/>
+    <w:lsdException w:name="Grid Table 3 Accent 1" w:uiPriority="48"/>
+    <w:lsdException w:name="Grid Table 4 Accent 1" w:uiPriority="49"/>
+    <w:lsdException w:name="Grid Table 5 Dark Accent 1" w:uiPriority="50"/>
+    <w:lsdException w:name="Grid Table 6 Colorful Accent 1" w:uiPriority="51"/>
+    <w:lsdException w:name="Grid Table 7 Colorful Accent 1" w:uiPriority="52"/>
+    <w:lsdException w:name="Grid Table 1 Light Accent 2" w:uiPriority="46"/>
+    <w:lsdException w:name="Grid Table 2 Accent 2" w:uiPriority="47"/>
+    <w:lsdException w:name="Grid Table 3 Accent 2" w:uiPriority="48"/>
+    <w:lsdException w:name="Grid Table 4 Accent 2" w:uiPriority="49"/>
+    <w:lsdException w:name="Grid Table 5 Dark Accent 2" w:uiPriority="50"/>
+    <w:lsdException w:name="Grid Table 6 Colorful Accent 2" w:uiPriority="51"/>
+    <w:lsdException w:name="Grid Table 7 Colorful Accent 2" w:uiPriority="52"/>
+    <w:lsdException w:name="Grid Table 1 Light Accent 3" w:uiPriority="46"/>
+    <w:lsdException w:name="Grid Table 2 Accent 3" w:uiPriority="47"/>
+    <w:lsdException w:name="Grid Table 3 Accent 3" w:uiPriority="48"/>
+    <w:lsdException w:name="Grid Table 4 Accent 3" w:uiPriority="49"/>
+    <w:lsdException w:name="Grid Table 5 Dark Accent 3" w:uiPriority="50"/>
+    <w:lsdException w:name="Grid Table 6 Colorful Accent 3" w:uiPriority="51"/>
+    <w:lsdException w:name="Grid Table 7 Colorful Accent 3" w:uiPriority="52"/>
+    <w:lsdException w:name="Grid Table 1 Light Accent 4" w:uiPriority="46"/>
+    <w:lsdException w:name="Grid Table 2 Accent 4" w:uiPriority="47"/>
+    <w:lsdException w:name="Grid Table 3 Accent 4" w:uiPriority="48"/>
+    <w:lsdException w:name="Grid Table 4 Accent 4" w:uiPriority="49"/>
+    <w:lsdException w:name="Grid Table 5 Dark Accent 4" w:uiPriority="50"/>
+    <w:lsdException w:name="Grid Table 6 Colorful Accent 4" w:uiPriority="51"/>
+    <w:lsdException w:name="Grid Table 7 Colorful Accent 4" w:uiPriority="52"/>
+    <w:lsdException w:name="Grid Table 1 Light Accent 5" w:uiPriority="46"/>
+    <w:lsdException w:name="Grid Table 2 Accent 5" w:uiPriority="47"/>
+    <w:lsdException w:name="Grid Table 3 Accent 5" w:uiPriority="48"/>
+    <w:lsdException w:name="Grid Table 4 Accent 5" w:uiPriority="49"/>
+    <w:lsdException w:name="Grid Table 5 Dark Accent 5" w:uiPriority="50"/>
+    <w:lsdException w:name="Grid Table 6 Colorful Accent 5" w:uiPriority="51"/>
+    <w:lsdException w:name="Grid Table 7 Colorful Accent 5" w:uiPriority="52"/>
+    <w:lsdException w:name="Grid Table 1 Light Accent 6" w:uiPriority="46"/>
+    <w:lsdException w:name="Grid Table 2 Accent 6" w:uiPriority="47"/>
+    <w:lsdException w:name="Grid Table 3 Accent 6" w:uiPriority="48"/>
+    <w:lsdException w:name="Grid Table 4 Accent 6" w:uiPriority="49"/>
+    <w:lsdException w:name="Grid Table 5 Dark Accent 6" w:uiPriority="50"/>
+    <w:lsdException w:name="Grid Table 6 Colorful Accent 6" w:uiPriority="51"/>
+    <w:lsdException w:name="Grid Table 7 Colorful Accent 6" w:uiPriority="52"/>
+    <w:lsdException w:name="List Table 1 Light" w:uiPriority="46"/>
+    <w:lsdException w:name="List Table 2" w:uiPriority="47"/>
+    <w:lsdException w:name="List Table 3" w:uiPriority="48"/>
+    <w:lsdException w:name="List Table 4" w:uiPriority="49"/>
+    <w:lsdException w:name="List Table 5 Dark" w:uiPriority="50"/>
+    <w:lsdException w:name="List Table 6 Colorful" w:uiPriority="51"/>
+    <w:lsdException w:name="List Table 7 Colorful" w:uiPriority="52"/>
+    <w:lsdException w:name="List Table 1 Light Accent 1" w:uiPriority="46"/>
+    <w:lsdException w:name="List Table 2 Accent 1" w:uiPriority="47"/>
+    <w:lsdException w:name="List Table 3 Accent 1" w:uiPriority="48"/>
+    <w:lsdException w:name="List Table 4 Accent 1" w:uiPriority="49"/>
+    <w:lsdException w:name="List Table 5 Dark Accent 1" w:uiPriority="50"/>
+    <w:lsdException w:name="List Table 6 Colorful Accent 1" w:uiPriority="51"/>
+    <w:lsdException w:name="List Table 7 Colorful Accent 1" w:uiPriority="52"/>
+    <w:lsdException w:name="List Table 1 Light Accent 2" w:uiPriority="46"/>
+    <w:lsdException w:name="List Table 2 Accent 2" w:uiPriority="47"/>
+    <w:lsdException w:name="List Table 3 Accent 2" w:uiPriority="48"/>
+    <w:lsdException w:name="List Table 4 Accent 2" w:uiPriority="49"/>
+    <w:lsdException w:name="List Table 5 Dark Accent 2" w:uiPriority="50"/>
+    <w:lsdException w:name="List Table 6 Colorful Accent 2" w:uiPriority="51"/>
+    <w:lsdException w:name="List Table 7 Colorful Accent 2" w:uiPriority="52"/>
+    <w:lsdException w:name="List Table 1 Light Accent 3" w:uiPriority="46"/>
+    <w:lsdException w:name="List Table 2 Accent 3" w:uiPriority="47"/>
+    <w:lsdException w:name="List Table 3 Accent 3" w:uiPriority="48"/>
+    <w:lsdException w:name="List Table 4 Accent 3" w:uiPriority="49"/>
+    <w:lsdException w:name="List Table 5 Dark Accent 3" w:uiPriority="50"/>
+    <w:lsdException w:name="List Table 6 Colorful Accent 3" w:uiPriority="51"/>
+    <w:lsdException w:name="List Table 7 Colorful Accent 3" w:uiPriority="52"/>
+    <w:lsdException w:name="List Table 1 Light Accent 4" w:uiPriority="46"/>
+    <w:lsdException w:name="List Table 2 Accent 4" w:uiPriority="47"/>
+    <w:lsdException w:name="List Table 3 Accent 4" w:uiPriority="48"/>
+    <w:lsdException w:name="List Table 4 Accent 4" w:uiPriority="49"/>
+    <w:lsdException w:name="List Table 5 Dark Accent 4" w:uiPriority="50"/>
+    <w:lsdException w:name="List Table 6 Colorful Accent 4" w:uiPriority="51"/>
+    <w:lsdException w:name="List Table 7 Colorful Accent 4" w:uiPriority="52"/>
+    <w:lsdException w:name="List Table 1 Light Accent 5" w:uiPriority="46"/>
+    <w:lsdException w:name="List Table 2 Accent 5" w:uiPriority="47"/>
+    <w:lsdException w:name="List Table 3 Accent 5" w:uiPriority="48"/>
+    <w:lsdException w:name="List Table 4 Accent 5" w:uiPriority="49"/>
+    <w:lsdException w:name="List Table 5 Dark Accent 5" w:uiPriority="50"/>
+    <w:lsdException w:name="List Table 6 Colorful Accent 5" w:uiPriority="51"/>
+    <w:lsdException w:name="List Table 7 Colorful Accent 5" w:uiPriority="52"/>
+    <w:lsdException w:name="List Table 1 Light Accent 6" w:uiPriority="46"/>
+    <w:lsdException w:name="List Table 2 Accent 6" w:uiPriority="47"/>
+    <w:lsdException w:name="List Table 3 Accent 6" w:uiPriority="48"/>
+    <w:lsdException w:name="List Table 4 Accent 6" w:uiPriority="49"/>
+    <w:lsdException w:name="List Table 5 Dark Accent 6" w:uiPriority="50"/>
+    <w:lsdException w:name="List Table 6 Colorful Accent 6" w:uiPriority="51"/>
+    <w:lsdException w:name="List Table 7 Colorful Accent 6" w:uiPriority="52"/>
+    <w:lsdException w:name="Mention" w:semiHidden="1" w:unhideWhenUsed="1"/>
+    <w:lsdException w:name="Smart Hyperlink" w:semiHidden="1" w:unhideWhenUsed="1"/>
+    <w:lsdException w:name="Hashtag" w:semiHidden="1" w:unhideWhenUsed="1"/>
+    <w:lsdException w:name="Unresolved Mention" w:semiHidden="1" w:unhideWhenUsed="1"/>
+    <w:lsdException w:name="Smart Link" w:semiHidden="1" w:unhideWhenUsed="1"/>
+  </w:latentStyles>
+  <w:style w:type="paragraph" w:default="1" w:styleId="Normal">
     <w:name w:val="Normal"/>
     <w:qFormat/>
-    <w:pPr>
-      <w:widowControl/>
-      <w:suppressAutoHyphens w:val="true"/>
-      <w:bidi w:val="0"/>
-      <w:spacing w:before="0" w:after="0"/>
-      <w:jc w:val="start"/>
-    </w:pPr>
-    <w:rPr>
-      <w:rFonts w:ascii="Liberation Serif" w:hAnsi="Liberation Serif" w:eastAsia="Noto Serif CJK SC" w:cs="Noto Sans Devanagari"/>
-      <w:color w:val="auto"/>
-      <w:kern w:val="2"/>
-      <w:sz w:val="24"/>
-      <w:szCs w:val="24"/>
-      <w:lang w:val="en-GB" w:eastAsia="zh-CN" w:bidi="hi-IN"/>
-    </w:rPr>
+  </w:style>
+  <w:style w:type="character" w:default="1" w:styleId="Fuentedeprrafopredeter">
+    <w:name w:val="Default Paragraph Font"/>
+    <w:uiPriority w:val="1"/>
+    <w:semiHidden/>
+    <w:unhideWhenUsed/>
+  </w:style>
+  <w:style w:type="table" w:default="1" w:styleId="Tablanormal">
+    <w:name w:val="Normal Table"/>
+    <w:uiPriority w:val="99"/>
+    <w:semiHidden/>
+    <w:unhideWhenUsed/>
+    <w:tblPr>
+      <w:tblInd w:w="0" w:type="dxa"/>
+      <w:tblCellMar>
+        <w:top w:w="0" w:type="dxa"/>
+        <w:left w:w="108" w:type="dxa"/>
+        <w:bottom w:w="0" w:type="dxa"/>
+        <w:right w:w="108" w:type="dxa"/>
+      </w:tblCellMar>
+    </w:tblPr>
+  </w:style>
+  <w:style w:type="numbering" w:default="1" w:styleId="Sinlista">
+    <w:name w:val="No List"/>
+    <w:uiPriority w:val="99"/>
+    <w:semiHidden/>
+    <w:unhideWhenUsed/>
   </w:style>
   <w:style w:type="paragraph" w:styleId="Ttulo">
-    <w:name w:val="Título"/>
+    <w:name w:val="Title"/>
     <w:basedOn w:val="Normal"/>
-    <w:next w:val="BodyText"/>
+    <w:next w:val="Textoindependiente"/>
+    <w:uiPriority w:val="10"/>
     <w:qFormat/>
     <w:pPr>
-      <w:keepNext w:val="true"/>
+      <w:keepNext/>
       <w:spacing w:before="240" w:after="120"/>
     </w:pPr>
     <w:rPr>
-      <w:rFonts w:ascii="Liberation Sans" w:hAnsi="Liberation Sans" w:eastAsia="Noto Sans CJK SC" w:cs="Noto Sans Devanagari"/>
+      <w:rFonts w:ascii="Liberation Sans" w:eastAsia="Noto Sans CJK SC" w:hAnsi="Liberation Sans"/>
       <w:sz w:val="28"/>
       <w:szCs w:val="28"/>
     </w:rPr>
   </w:style>
-  <w:style w:type="paragraph" w:styleId="BodyText">
+  <w:style w:type="paragraph" w:styleId="Textoindependiente">
     <w:name w:val="Body Text"/>
     <w:basedOn w:val="Normal"/>
     <w:pPr>
-      <w:spacing w:lineRule="auto" w:line="276" w:before="0" w:after="140"/>
+      <w:spacing w:after="140" w:line="276" w:lineRule="auto"/>
     </w:pPr>
-    <w:rPr/>
   </w:style>
-  <w:style w:type="paragraph" w:styleId="List">
+  <w:style w:type="paragraph" w:styleId="Lista">
     <w:name w:val="List"/>
-    <w:basedOn w:val="BodyText"/>
-    <w:pPr/>
-    <w:rPr>
-      <w:rFonts w:cs="Noto Sans Devanagari"/>
-    </w:rPr>
+    <w:basedOn w:val="Textoindependiente"/>
   </w:style>
-  <w:style w:type="paragraph" w:styleId="Caption">
-    <w:name w:val="Caption"/>
+  <w:style w:type="paragraph" w:styleId="Descripcin">
+    <w:name w:val="caption"/>
     <w:basedOn w:val="Normal"/>
     <w:qFormat/>
     <w:pPr>
@@ -9449,85 +9274,77 @@
       <w:spacing w:before="120" w:after="120"/>
     </w:pPr>
     <w:rPr>
-      <w:rFonts w:cs="Noto Sans Devanagari"/>
       <w:i/>
       <w:iCs/>
-      <w:sz w:val="24"/>
-      <w:szCs w:val="24"/>
     </w:rPr>
   </w:style>
-  <w:style w:type="paragraph" w:styleId="ndice">
+  <w:style w:type="paragraph" w:customStyle="1" w:styleId="ndice">
     <w:name w:val="Índice"/>
     <w:basedOn w:val="Normal"/>
     <w:qFormat/>
     <w:pPr>
       <w:suppressLineNumbers/>
     </w:pPr>
-    <w:rPr>
-      <w:rFonts w:cs="Noto Sans Devanagari"/>
-    </w:rPr>
   </w:style>
-  <w:style w:type="paragraph" w:styleId="Contenidodelmarco">
+  <w:style w:type="paragraph" w:customStyle="1" w:styleId="Contenidodelmarco">
     <w:name w:val="Contenido del marco"/>
     <w:basedOn w:val="Normal"/>
     <w:qFormat/>
-    <w:pPr/>
-    <w:rPr/>
   </w:style>
 </w:styles>
 </file>
 
 <file path=word/theme/theme1.xml><?xml version="1.0" encoding="utf-8"?>
-<a:theme xmlns:a="http://schemas.openxmlformats.org/drawingml/2006/main" xmlns:r="http://schemas.openxmlformats.org/officeDocument/2006/relationships" name="Office">
+<a:theme xmlns:a="http://schemas.openxmlformats.org/drawingml/2006/main" name="Office">
   <a:themeElements>
     <a:clrScheme name="LibreOffice">
       <a:dk1>
         <a:srgbClr val="000000"/>
       </a:dk1>
       <a:lt1>
-        <a:srgbClr val="ffffff"/>
+        <a:srgbClr val="FFFFFF"/>
       </a:lt1>
       <a:dk2>
         <a:srgbClr val="000000"/>
       </a:dk2>
       <a:lt2>
-        <a:srgbClr val="ffffff"/>
+        <a:srgbClr val="FFFFFF"/>
       </a:lt2>
       <a:accent1>
-        <a:srgbClr val="18a303"/>
+        <a:srgbClr val="18A303"/>
       </a:accent1>
       <a:accent2>
-        <a:srgbClr val="0369a3"/>
+        <a:srgbClr val="0369A3"/>
       </a:accent2>
       <a:accent3>
-        <a:srgbClr val="a33e03"/>
+        <a:srgbClr val="A33E03"/>
       </a:accent3>
       <a:accent4>
-        <a:srgbClr val="8e03a3"/>
+        <a:srgbClr val="8E03A3"/>
       </a:accent4>
       <a:accent5>
-        <a:srgbClr val="c99c00"/>
+        <a:srgbClr val="C99C00"/>
       </a:accent5>
       <a:accent6>
-        <a:srgbClr val="c9211e"/>
+        <a:srgbClr val="C9211E"/>
       </a:accent6>
       <a:hlink>
-        <a:srgbClr val="0000ee"/>
+        <a:srgbClr val="0000EE"/>
       </a:hlink>
       <a:folHlink>
-        <a:srgbClr val="551a8b"/>
+        <a:srgbClr val="551A8B"/>
       </a:folHlink>
     </a:clrScheme>
     <a:fontScheme name="Office">
       <a:majorFont>
-        <a:latin typeface="Arial" pitchFamily="0" charset="1"/>
-        <a:ea typeface="DejaVu Sans" pitchFamily="0" charset="1"/>
-        <a:cs typeface="DejaVu Sans" pitchFamily="0" charset="1"/>
+        <a:latin typeface="Arial"/>
+        <a:ea typeface="DejaVu Sans"/>
+        <a:cs typeface="DejaVu Sans"/>
       </a:majorFont>
       <a:minorFont>
-        <a:latin typeface="Arial" pitchFamily="0" charset="1"/>
-        <a:ea typeface="DejaVu Sans" pitchFamily="0" charset="1"/>
-        <a:cs typeface="DejaVu Sans" pitchFamily="0" charset="1"/>
+        <a:latin typeface="Arial"/>
+        <a:ea typeface="DejaVu Sans"/>
+        <a:cs typeface="DejaVu Sans"/>
       </a:minorFont>
     </a:fontScheme>
     <a:fmtScheme>
@@ -9580,5 +9397,7 @@
       </a:bgFillStyleLst>
     </a:fmtScheme>
   </a:themeElements>
+  <a:objectDefaults/>
+  <a:extraClrSchemeLst/>
 </a:theme>
 </file>